--- a/05-数字电路/02-时序逻辑电路/异步计数器电路/异步计数器电路.docx
+++ b/05-数字电路/02-时序逻辑电路/异步计数器电路/异步计数器电路.docx
@@ -2300,6 +2300,20 @@
     </w:p>
     <w:bookmarkEnd w:id="26"/>
     <w:bookmarkEnd w:id="27"/>
+    <w:p>
+      <w:pPr>
+        <w:spacing w:before="360"/>
+        <w:jc w:val="center"/>
+      </w:pPr>
+      <w:r>
+        <w:rPr>
+          <w:rFonts w:ascii="Times New Roman" w:hAnsi="Times New Roman"/>
+          <w:color w:val="555555"/>
+          <w:sz w:val="21"/>
+        </w:rPr>
+        <w:t>材料收集者：杜文杰</w:t>
+      </w:r>
+    </w:p>
     <w:sectPr>
       <w:headerReference r:id="rId9" w:type="default"/>
       <w:footerReference r:id="rId10" w:type="default"/>

--- a/05-数字电路/02-时序逻辑电路/异步计数器电路/异步计数器电路.docx
+++ b/05-数字电路/02-时序逻辑电路/异步计数器电路/异步计数器电路.docx
@@ -1,6 +1,6 @@
 
 <file path=word/document.xml><?xml version="1.0" encoding="utf-8"?>
-<w:document xmlns:w="http://schemas.openxmlformats.org/wordprocessingml/2006/main" xmlns:m="http://schemas.openxmlformats.org/officeDocument/2006/math" xmlns:r="http://schemas.openxmlformats.org/officeDocument/2006/relationships" xmlns:o="urn:schemas-microsoft-com:office:office" xmlns:v="urn:schemas-microsoft-com:vml" xmlns:w10="urn:schemas-microsoft-com:office:word" xmlns:a="http://schemas.openxmlformats.org/drawingml/2006/main" xmlns:pic="http://schemas.openxmlformats.org/drawingml/2006/picture" xmlns:wp="http://schemas.openxmlformats.org/drawingml/2006/wordprocessingDrawing">
+<w:document xmlns:m="http://schemas.openxmlformats.org/officeDocument/2006/math" xmlns:r="http://schemas.openxmlformats.org/officeDocument/2006/relationships" xmlns:w="http://schemas.openxmlformats.org/wordprocessingml/2006/main" xmlns:o="urn:schemas-microsoft-com:office:office" xmlns:v="urn:schemas-microsoft-com:vml" xmlns:w10="urn:schemas-microsoft-com:office:word" xmlns:a="http://schemas.openxmlformats.org/drawingml/2006/main" xmlns:pic="http://schemas.openxmlformats.org/drawingml/2006/picture" xmlns:wp="http://schemas.openxmlformats.org/drawingml/2006/wordprocessingDrawing">
   <w:body>
     <w:bookmarkStart w:id="27" w:name="异步计数器电路"/>
     <w:p>
@@ -9,7 +9,7 @@
       </w:pPr>
       <w:r>
         <w:rPr>
-          <w:rFonts w:hint="eastAsia"/>
+          <w:rFonts w:hint="eastAsia" w:eastAsia="黑体"/>
         </w:rPr>
         <w:t xml:space="preserve">异步计数器电路</w:t>
       </w:r>
@@ -21,7 +21,7 @@
       </w:pPr>
       <w:r>
         <w:rPr>
-          <w:rFonts w:hint="eastAsia"/>
+          <w:rFonts w:hint="eastAsia" w:eastAsia="黑体"/>
         </w:rPr>
         <w:t xml:space="preserve">拓扑描述</w:t>
       </w:r>
@@ -32,11 +32,14 @@
       </w:pPr>
       <w:r>
         <w:rPr>
-          <w:rFonts w:hint="eastAsia"/>
+          <w:rFonts w:hint="eastAsia" w:eastAsia="黑体"/>
         </w:rPr>
         <w:t xml:space="preserve">由</w:t>
       </w:r>
       <w:r>
+        <w:rPr>
+          <w:rFonts w:eastAsia="黑体"/>
+        </w:rPr>
         <w:t xml:space="preserve"> </w:t>
       </w:r>
       <m:oMath>
@@ -46,6 +49,7 @@
       </m:oMath>
       <w:r>
         <w:rPr>
+          <w:rFonts w:eastAsia="黑体"/>
           <w:b/>
           <w:bCs/>
         </w:rPr>
@@ -53,7 +57,7 @@
       </w:r>
       <w:r>
         <w:rPr>
-          <w:rFonts w:hint="eastAsia"/>
+          <w:rFonts w:hint="eastAsia" w:eastAsia="黑体"/>
           <w:b/>
           <w:bCs/>
         </w:rPr>
@@ -61,6 +65,7 @@
       </w:r>
       <w:r>
         <w:rPr>
+          <w:rFonts w:eastAsia="黑体"/>
           <w:b/>
           <w:bCs/>
         </w:rPr>
@@ -68,7 +73,7 @@
       </w:r>
       <w:r>
         <w:rPr>
-          <w:rFonts w:hint="eastAsia"/>
+          <w:rFonts w:hint="eastAsia" w:eastAsia="黑体"/>
           <w:b/>
           <w:bCs/>
         </w:rPr>
@@ -76,6 +81,7 @@
       </w:r>
       <w:r>
         <w:rPr>
+          <w:rFonts w:eastAsia="黑体"/>
           <w:b/>
           <w:bCs/>
         </w:rPr>
@@ -162,15 +168,21 @@
         </m:sSub>
       </m:oMath>
       <w:r>
+        <w:rPr>
+          <w:rFonts w:eastAsia="黑体"/>
+        </w:rPr>
         <w:t xml:space="preserve"> </w:t>
       </w:r>
       <w:r>
         <w:rPr>
-          <w:rFonts w:hint="eastAsia"/>
+          <w:rFonts w:hint="eastAsia" w:eastAsia="黑体"/>
         </w:rPr>
         <w:t xml:space="preserve">逐级串联构成，除最低位</w:t>
       </w:r>
       <w:r>
+        <w:rPr>
+          <w:rFonts w:eastAsia="黑体"/>
+        </w:rPr>
         <w:t xml:space="preserve"> </w:t>
       </w:r>
       <m:oMath>
@@ -191,26 +203,32 @@
         </m:sSub>
       </m:oMath>
       <w:r>
+        <w:rPr>
+          <w:rFonts w:eastAsia="黑体"/>
+        </w:rPr>
         <w:t xml:space="preserve"> </w:t>
       </w:r>
       <w:r>
         <w:rPr>
-          <w:rFonts w:hint="eastAsia"/>
+          <w:rFonts w:hint="eastAsia" w:eastAsia="黑体"/>
         </w:rPr>
         <w:t xml:space="preserve">外，每个触发器的时钟脚来自前一级的输出，形成行波进位。电路共</w:t>
       </w:r>
       <w:r>
+        <w:rPr>
+          <w:rFonts w:eastAsia="黑体"/>
+        </w:rPr>
         <w:t xml:space="preserve"> 3 </w:t>
       </w:r>
       <w:r>
         <w:rPr>
-          <w:rFonts w:hint="eastAsia"/>
+          <w:rFonts w:hint="eastAsia" w:eastAsia="黑体"/>
         </w:rPr>
         <w:t xml:space="preserve">组关键节点：</w:t>
       </w:r>
       <w:r>
         <w:rPr>
-          <w:rFonts w:hint="eastAsia"/>
+          <w:rFonts w:hint="eastAsia" w:eastAsia="黑体"/>
           <w:b/>
           <w:bCs/>
         </w:rPr>
@@ -218,6 +236,7 @@
       </w:r>
       <w:r>
         <w:rPr>
+          <w:rFonts w:eastAsia="黑体"/>
           <w:b/>
           <w:bCs/>
         </w:rPr>
@@ -225,7 +244,7 @@
       </w:r>
       <w:r>
         <w:rPr>
-          <w:rFonts w:hint="eastAsia"/>
+          <w:rFonts w:hint="eastAsia" w:eastAsia="黑体"/>
           <w:b/>
           <w:bCs/>
         </w:rPr>
@@ -233,6 +252,7 @@
       </w:r>
       <w:r>
         <w:rPr>
+          <w:rFonts w:eastAsia="黑体"/>
           <w:b/>
           <w:bCs/>
         </w:rPr>
@@ -251,11 +271,14 @@
       </m:oMath>
       <w:r>
         <w:rPr>
-          <w:rFonts w:hint="eastAsia"/>
+          <w:rFonts w:hint="eastAsia" w:eastAsia="黑体"/>
         </w:rPr>
         <w:t xml:space="preserve">（接</w:t>
       </w:r>
       <w:r>
+        <w:rPr>
+          <w:rFonts w:eastAsia="黑体"/>
+        </w:rPr>
         <w:t xml:space="preserve"> </w:t>
       </w:r>
       <m:oMath>
@@ -276,17 +299,20 @@
         </m:sSub>
       </m:oMath>
       <w:r>
+        <w:rPr>
+          <w:rFonts w:eastAsia="黑体"/>
+        </w:rPr>
         <w:t xml:space="preserve"> </w:t>
       </w:r>
       <w:r>
         <w:rPr>
-          <w:rFonts w:hint="eastAsia"/>
+          <w:rFonts w:hint="eastAsia" w:eastAsia="黑体"/>
         </w:rPr>
         <w:t xml:space="preserve">的时钟脚）；</w:t>
       </w:r>
       <w:r>
         <w:rPr>
-          <w:rFonts w:hint="eastAsia"/>
+          <w:rFonts w:hint="eastAsia" w:eastAsia="黑体"/>
           <w:b/>
           <w:bCs/>
         </w:rPr>
@@ -294,6 +320,7 @@
       </w:r>
       <w:r>
         <w:rPr>
+          <w:rFonts w:eastAsia="黑体"/>
           <w:b/>
           <w:bCs/>
         </w:rPr>
@@ -301,7 +328,7 @@
       </w:r>
       <w:r>
         <w:rPr>
-          <w:rFonts w:hint="eastAsia"/>
+          <w:rFonts w:hint="eastAsia" w:eastAsia="黑体"/>
           <w:b/>
           <w:bCs/>
         </w:rPr>
@@ -309,6 +336,7 @@
       </w:r>
       <w:r>
         <w:rPr>
+          <w:rFonts w:eastAsia="黑体"/>
           <w:b/>
           <w:bCs/>
         </w:rPr>
@@ -369,7 +397,7 @@
       </m:oMath>
       <w:r>
         <w:rPr>
-          <w:rFonts w:hint="eastAsia"/>
+          <w:rFonts w:hint="eastAsia" w:eastAsia="黑体"/>
         </w:rPr>
         <w:t xml:space="preserve">（</w:t>
       </w:r>
@@ -400,15 +428,21 @@
         </m:sSub>
       </m:oMath>
       <w:r>
+        <w:rPr>
+          <w:rFonts w:eastAsia="黑体"/>
+        </w:rPr>
         <w:t xml:space="preserve"> </w:t>
       </w:r>
       <w:r>
         <w:rPr>
-          <w:rFonts w:hint="eastAsia"/>
+          <w:rFonts w:hint="eastAsia" w:eastAsia="黑体"/>
         </w:rPr>
         <w:t xml:space="preserve">的输出</w:t>
       </w:r>
       <w:r>
+        <w:rPr>
+          <w:rFonts w:eastAsia="黑体"/>
+        </w:rPr>
         <w:t xml:space="preserve"> </w:t>
       </w:r>
       <m:oMath>
@@ -435,15 +469,21 @@
         </m:sSub>
       </m:oMath>
       <w:r>
+        <w:rPr>
+          <w:rFonts w:eastAsia="黑体"/>
+        </w:rPr>
         <w:t xml:space="preserve"> </w:t>
       </w:r>
       <w:r>
         <w:rPr>
-          <w:rFonts w:hint="eastAsia"/>
+          <w:rFonts w:hint="eastAsia" w:eastAsia="黑体"/>
         </w:rPr>
         <w:t xml:space="preserve">送</w:t>
       </w:r>
       <w:r>
+        <w:rPr>
+          <w:rFonts w:eastAsia="黑体"/>
+        </w:rPr>
         <w:t xml:space="preserve"> </w:t>
       </w:r>
       <m:oMath>
@@ -464,17 +504,20 @@
         </m:sSub>
       </m:oMath>
       <w:r>
+        <w:rPr>
+          <w:rFonts w:eastAsia="黑体"/>
+        </w:rPr>
         <w:t xml:space="preserve"> </w:t>
       </w:r>
       <w:r>
         <w:rPr>
-          <w:rFonts w:hint="eastAsia"/>
+          <w:rFonts w:hint="eastAsia" w:eastAsia="黑体"/>
         </w:rPr>
         <w:t xml:space="preserve">的时钟脚）；</w:t>
       </w:r>
       <w:r>
         <w:rPr>
-          <w:rFonts w:hint="eastAsia"/>
+          <w:rFonts w:hint="eastAsia" w:eastAsia="黑体"/>
           <w:b/>
           <w:bCs/>
         </w:rPr>
@@ -482,6 +525,7 @@
       </w:r>
       <w:r>
         <w:rPr>
+          <w:rFonts w:eastAsia="黑体"/>
           <w:b/>
           <w:bCs/>
         </w:rPr>
@@ -489,7 +533,7 @@
       </w:r>
       <w:r>
         <w:rPr>
-          <w:rFonts w:hint="eastAsia"/>
+          <w:rFonts w:hint="eastAsia" w:eastAsia="黑体"/>
           <w:b/>
           <w:bCs/>
         </w:rPr>
@@ -497,6 +541,7 @@
       </w:r>
       <w:r>
         <w:rPr>
+          <w:rFonts w:eastAsia="黑体"/>
           <w:b/>
           <w:bCs/>
         </w:rPr>
@@ -575,7 +620,7 @@
       </m:oMath>
       <w:r>
         <w:rPr>
-          <w:rFonts w:hint="eastAsia"/>
+          <w:rFonts w:hint="eastAsia" w:eastAsia="黑体"/>
         </w:rPr>
         <w:t xml:space="preserve">（</w:t>
       </w:r>
@@ -597,15 +642,21 @@
         </m:sSub>
       </m:oMath>
       <w:r>
+        <w:rPr>
+          <w:rFonts w:eastAsia="黑体"/>
+        </w:rPr>
         <w:t xml:space="preserve"> </w:t>
       </w:r>
       <w:r>
         <w:rPr>
-          <w:rFonts w:hint="eastAsia"/>
+          <w:rFonts w:hint="eastAsia" w:eastAsia="黑体"/>
         </w:rPr>
         <w:t xml:space="preserve">的输出，即</w:t>
       </w:r>
       <w:r>
+        <w:rPr>
+          <w:rFonts w:eastAsia="黑体"/>
+        </w:rPr>
         <w:t xml:space="preserve"> </w:t>
       </w:r>
       <m:oMath>
@@ -614,11 +665,14 @@
         </m:r>
       </m:oMath>
       <w:r>
+        <w:rPr>
+          <w:rFonts w:eastAsia="黑体"/>
+        </w:rPr>
         <w:t xml:space="preserve"> </w:t>
       </w:r>
       <w:r>
         <w:rPr>
-          <w:rFonts w:hint="eastAsia"/>
+          <w:rFonts w:hint="eastAsia" w:eastAsia="黑体"/>
         </w:rPr>
         <w:t xml:space="preserve">位计数输出）。</w:t>
       </w:r>
@@ -627,7 +681,7 @@
       <w:pPr/>
       <w:r>
         <w:rPr>
-          <w:rFonts w:hint="eastAsia"/>
+          <w:rFonts w:hint="eastAsia" w:eastAsia="黑体"/>
         </w:rPr>
         <w:t xml:space="preserve">各单元管脚连接：</w:t>
       </w:r>
@@ -650,22 +704,28 @@
       </m:oMath>
       <w:r>
         <w:rPr>
-          <w:rFonts w:hint="eastAsia"/>
+          <w:rFonts w:hint="eastAsia" w:eastAsia="黑体"/>
           <w:b/>
           <w:bCs/>
         </w:rPr>
         <w:t xml:space="preserve">（最低位）</w:t>
       </w:r>
       <w:r>
+        <w:rPr>
+          <w:rFonts w:eastAsia="黑体"/>
+        </w:rPr>
         <w:t xml:space="preserve"> </w:t>
       </w:r>
       <w:r>
         <w:rPr>
-          <w:rFonts w:hint="eastAsia"/>
+          <w:rFonts w:hint="eastAsia" w:eastAsia="黑体"/>
         </w:rPr>
         <w:t xml:space="preserve">的</w:t>
       </w:r>
       <w:r>
+        <w:rPr>
+          <w:rFonts w:eastAsia="黑体"/>
+        </w:rPr>
         <w:t xml:space="preserve"> </w:t>
       </w:r>
       <m:oMath>
@@ -674,24 +734,33 @@
         </m:r>
       </m:oMath>
       <w:r>
+        <w:rPr>
+          <w:rFonts w:eastAsia="黑体"/>
+        </w:rPr>
         <w:t xml:space="preserve"> </w:t>
       </w:r>
       <w:r>
         <w:rPr>
-          <w:rFonts w:hint="eastAsia"/>
+          <w:rFonts w:hint="eastAsia" w:eastAsia="黑体"/>
         </w:rPr>
         <w:t xml:space="preserve">脚接高电平（恒</w:t>
       </w:r>
       <w:r>
+        <w:rPr>
+          <w:rFonts w:eastAsia="黑体"/>
+        </w:rPr>
         <w:t xml:space="preserve"> </w:t>
       </w:r>
       <w:r>
         <w:rPr>
-          <w:rFonts w:hint="eastAsia"/>
+          <w:rFonts w:hint="eastAsia" w:eastAsia="黑体"/>
         </w:rPr>
         <w:t xml:space="preserve">1），时钟脚</w:t>
       </w:r>
       <w:r>
+        <w:rPr>
+          <w:rFonts w:eastAsia="黑体"/>
+        </w:rPr>
         <w:t xml:space="preserve"> </w:t>
       </w:r>
       <m:oMath>
@@ -706,15 +775,21 @@
         </m:r>
       </m:oMath>
       <w:r>
+        <w:rPr>
+          <w:rFonts w:eastAsia="黑体"/>
+        </w:rPr>
         <w:t xml:space="preserve"> </w:t>
       </w:r>
       <w:r>
         <w:rPr>
-          <w:rFonts w:hint="eastAsia"/>
+          <w:rFonts w:hint="eastAsia" w:eastAsia="黑体"/>
         </w:rPr>
         <w:t xml:space="preserve">接时钟输入节点，输出脚</w:t>
       </w:r>
       <w:r>
+        <w:rPr>
+          <w:rFonts w:eastAsia="黑体"/>
+        </w:rPr>
         <w:t xml:space="preserve"> </w:t>
       </w:r>
       <m:oMath>
@@ -723,15 +798,21 @@
         </m:r>
       </m:oMath>
       <w:r>
+        <w:rPr>
+          <w:rFonts w:eastAsia="黑体"/>
+        </w:rPr>
         <w:t xml:space="preserve"> </w:t>
       </w:r>
       <w:r>
         <w:rPr>
-          <w:rFonts w:hint="eastAsia"/>
+          <w:rFonts w:hint="eastAsia" w:eastAsia="黑体"/>
         </w:rPr>
         <w:t xml:space="preserve">接</w:t>
       </w:r>
       <w:r>
+        <w:rPr>
+          <w:rFonts w:eastAsia="黑体"/>
+        </w:rPr>
         <w:t xml:space="preserve"> </w:t>
       </w:r>
       <m:oMath>
@@ -750,7 +831,7 @@
       </m:oMath>
       <w:r>
         <w:rPr>
-          <w:rFonts w:hint="eastAsia"/>
+          <w:rFonts w:hint="eastAsia" w:eastAsia="黑体"/>
         </w:rPr>
         <w:t xml:space="preserve">；</w:t>
       </w:r>
@@ -773,7 +854,7 @@
       </m:oMath>
       <w:r>
         <w:rPr>
-          <w:rFonts w:hint="eastAsia"/>
+          <w:rFonts w:hint="eastAsia" w:eastAsia="黑体"/>
           <w:b/>
           <w:bCs/>
         </w:rPr>
@@ -795,22 +876,28 @@
       </m:oMath>
       <w:r>
         <w:rPr>
-          <w:rFonts w:hint="eastAsia"/>
+          <w:rFonts w:hint="eastAsia" w:eastAsia="黑体"/>
           <w:b/>
           <w:bCs/>
         </w:rPr>
         <w:t xml:space="preserve">）</w:t>
       </w:r>
       <w:r>
+        <w:rPr>
+          <w:rFonts w:eastAsia="黑体"/>
+        </w:rPr>
         <w:t xml:space="preserve"> </w:t>
       </w:r>
       <w:r>
         <w:rPr>
-          <w:rFonts w:hint="eastAsia"/>
+          <w:rFonts w:hint="eastAsia" w:eastAsia="黑体"/>
         </w:rPr>
         <w:t xml:space="preserve">的</w:t>
       </w:r>
       <w:r>
+        <w:rPr>
+          <w:rFonts w:eastAsia="黑体"/>
+        </w:rPr>
         <w:t xml:space="preserve"> </w:t>
       </w:r>
       <m:oMath>
@@ -819,15 +906,21 @@
         </m:r>
       </m:oMath>
       <w:r>
+        <w:rPr>
+          <w:rFonts w:eastAsia="黑体"/>
+        </w:rPr>
         <w:t xml:space="preserve"> </w:t>
       </w:r>
       <w:r>
         <w:rPr>
-          <w:rFonts w:hint="eastAsia"/>
+          <w:rFonts w:hint="eastAsia" w:eastAsia="黑体"/>
         </w:rPr>
         <w:t xml:space="preserve">脚接高电平，时钟脚接前一级输出节点</w:t>
       </w:r>
       <w:r>
+        <w:rPr>
+          <w:rFonts w:eastAsia="黑体"/>
+        </w:rPr>
         <w:t xml:space="preserve"> </w:t>
       </w:r>
       <m:oMath>
@@ -855,11 +948,14 @@
       </m:oMath>
       <w:r>
         <w:rPr>
-          <w:rFonts w:hint="eastAsia"/>
+          <w:rFonts w:hint="eastAsia" w:eastAsia="黑体"/>
         </w:rPr>
         <w:t xml:space="preserve">，输出脚</w:t>
       </w:r>
       <w:r>
+        <w:rPr>
+          <w:rFonts w:eastAsia="黑体"/>
+        </w:rPr>
         <w:t xml:space="preserve"> </w:t>
       </w:r>
       <m:oMath>
@@ -868,15 +964,21 @@
         </m:r>
       </m:oMath>
       <w:r>
+        <w:rPr>
+          <w:rFonts w:eastAsia="黑体"/>
+        </w:rPr>
         <w:t xml:space="preserve"> </w:t>
       </w:r>
       <w:r>
         <w:rPr>
-          <w:rFonts w:hint="eastAsia"/>
+          <w:rFonts w:hint="eastAsia" w:eastAsia="黑体"/>
         </w:rPr>
         <w:t xml:space="preserve">接</w:t>
       </w:r>
       <w:r>
+        <w:rPr>
+          <w:rFonts w:eastAsia="黑体"/>
+        </w:rPr>
         <w:t xml:space="preserve"> </w:t>
       </w:r>
       <m:oMath>
@@ -895,11 +997,14 @@
       </m:oMath>
       <w:r>
         <w:rPr>
-          <w:rFonts w:hint="eastAsia"/>
+          <w:rFonts w:hint="eastAsia" w:eastAsia="黑体"/>
         </w:rPr>
         <w:t xml:space="preserve">；各触发器正电源脚</w:t>
       </w:r>
       <w:r>
+        <w:rPr>
+          <w:rFonts w:eastAsia="黑体"/>
+        </w:rPr>
         <w:t xml:space="preserve"> </w:t>
       </w:r>
       <m:oMath>
@@ -920,15 +1025,21 @@
         </m:sSub>
       </m:oMath>
       <w:r>
+        <w:rPr>
+          <w:rFonts w:eastAsia="黑体"/>
+        </w:rPr>
         <w:t xml:space="preserve"> </w:t>
       </w:r>
       <w:r>
         <w:rPr>
-          <w:rFonts w:hint="eastAsia"/>
+          <w:rFonts w:hint="eastAsia" w:eastAsia="黑体"/>
         </w:rPr>
         <w:t xml:space="preserve">接</w:t>
       </w:r>
       <w:r>
+        <w:rPr>
+          <w:rFonts w:eastAsia="黑体"/>
+        </w:rPr>
         <w:t xml:space="preserve"> </w:t>
       </w:r>
       <m:oMath>
@@ -956,11 +1067,14 @@
       </m:oMath>
       <w:r>
         <w:rPr>
-          <w:rFonts w:hint="eastAsia"/>
+          <w:rFonts w:hint="eastAsia" w:eastAsia="黑体"/>
         </w:rPr>
         <w:t xml:space="preserve">、地脚</w:t>
       </w:r>
       <w:r>
+        <w:rPr>
+          <w:rFonts w:eastAsia="黑体"/>
+        </w:rPr>
         <w:t xml:space="preserve"> </w:t>
       </w:r>
       <m:oMath>
@@ -975,29 +1089,38 @@
         </m:r>
       </m:oMath>
       <w:r>
+        <w:rPr>
+          <w:rFonts w:eastAsia="黑体"/>
+        </w:rPr>
         <w:t xml:space="preserve"> </w:t>
       </w:r>
       <w:r>
         <w:rPr>
-          <w:rFonts w:hint="eastAsia"/>
+          <w:rFonts w:hint="eastAsia" w:eastAsia="黑体"/>
         </w:rPr>
         <w:t xml:space="preserve">接地。最低位每时钟翻转一次，其输出作为次低位的时钟，使次低位在低位由</w:t>
       </w:r>
       <w:r>
+        <w:rPr>
+          <w:rFonts w:eastAsia="黑体"/>
+        </w:rPr>
         <w:t xml:space="preserve"> 1 </w:t>
       </w:r>
       <w:r>
         <w:rPr>
-          <w:rFonts w:hint="eastAsia"/>
+          <w:rFonts w:hint="eastAsia" w:eastAsia="黑体"/>
         </w:rPr>
         <w:t xml:space="preserve">变</w:t>
       </w:r>
       <w:r>
+        <w:rPr>
+          <w:rFonts w:eastAsia="黑体"/>
+        </w:rPr>
         <w:t xml:space="preserve"> 0 </w:t>
       </w:r>
       <w:r>
         <w:rPr>
-          <w:rFonts w:hint="eastAsia"/>
+          <w:rFonts w:hint="eastAsia" w:eastAsia="黑体"/>
         </w:rPr>
         <w:t xml:space="preserve">时翻转，逐级行波进位构成异步二进制计数。</w:t>
       </w:r>
@@ -1006,7 +1129,7 @@
       <w:pPr/>
       <w:r>
         <w:rPr>
-          <w:rFonts w:hint="eastAsia"/>
+          <w:rFonts w:hint="eastAsia" w:eastAsia="黑体"/>
         </w:rPr>
         <w:t xml:space="preserve">由此构成“</w:t>
       </w:r>
@@ -1016,15 +1139,21 @@
         </m:r>
       </m:oMath>
       <w:r>
+        <w:rPr>
+          <w:rFonts w:eastAsia="黑体"/>
+        </w:rPr>
         <w:t xml:space="preserve"> </w:t>
       </w:r>
       <w:r>
         <w:rPr>
-          <w:rFonts w:hint="eastAsia"/>
+          <w:rFonts w:hint="eastAsia" w:eastAsia="黑体"/>
         </w:rPr>
         <w:t xml:space="preserve">位异步（行波）计数器”组态，结构简单、成本低，但各位翻转存在逐级传播的行波延迟，模</w:t>
       </w:r>
       <w:r>
+        <w:rPr>
+          <w:rFonts w:eastAsia="黑体"/>
+        </w:rPr>
         <w:t xml:space="preserve"> </w:t>
       </w:r>
       <m:oMath>
@@ -1043,7 +1172,7 @@
       </m:oMath>
       <w:r>
         <w:rPr>
-          <w:rFonts w:hint="eastAsia"/>
+          <w:rFonts w:hint="eastAsia" w:eastAsia="黑体"/>
         </w:rPr>
         <w:t xml:space="preserve">，译码时易产生毛刺。</w:t>
       </w:r>
@@ -1056,7 +1185,7 @@
       </w:pPr>
       <w:r>
         <w:rPr>
-          <w:rFonts w:hint="eastAsia"/>
+          <w:rFonts w:hint="eastAsia" w:eastAsia="黑体"/>
         </w:rPr>
         <w:t xml:space="preserve">工作原理</w:t>
       </w:r>
@@ -1067,25 +1196,31 @@
       </w:pPr>
       <w:r>
         <w:rPr>
-          <w:rFonts w:hint="eastAsia"/>
+          <w:rFonts w:hint="eastAsia" w:eastAsia="黑体"/>
         </w:rPr>
         <w:t xml:space="preserve">最低位每个时钟翻转一次，其输出作为次低位的时钟，使次低位在其低位由</w:t>
       </w:r>
       <w:r>
+        <w:rPr>
+          <w:rFonts w:eastAsia="黑体"/>
+        </w:rPr>
         <w:t xml:space="preserve"> 1 </w:t>
       </w:r>
       <w:r>
         <w:rPr>
-          <w:rFonts w:hint="eastAsia"/>
+          <w:rFonts w:hint="eastAsia" w:eastAsia="黑体"/>
         </w:rPr>
         <w:t xml:space="preserve">变</w:t>
       </w:r>
       <w:r>
+        <w:rPr>
+          <w:rFonts w:eastAsia="黑体"/>
+        </w:rPr>
         <w:t xml:space="preserve"> 0 </w:t>
       </w:r>
       <w:r>
         <w:rPr>
-          <w:rFonts w:hint="eastAsia"/>
+          <w:rFonts w:hint="eastAsia" w:eastAsia="黑体"/>
         </w:rPr>
         <w:t xml:space="preserve">时翻转，依此类推。各触发器按行波方式逐级翻转，形成异步二进制计数。由于逐级传播，各级翻转时间依次延迟。</w:t>
       </w:r>
@@ -1098,7 +1233,7 @@
       </w:pPr>
       <w:r>
         <w:rPr>
-          <w:rFonts w:hint="eastAsia"/>
+          <w:rFonts w:hint="eastAsia" w:eastAsia="黑体"/>
         </w:rPr>
         <w:t xml:space="preserve">关键计算公式</w:t>
       </w:r>
@@ -1111,11 +1246,14 @@
         </w:numPr>
       </w:pPr>
       <w:r>
+        <w:rPr>
+          <w:rFonts w:eastAsia="黑体"/>
+        </w:rPr>
         <w:t xml:space="preserve">n </w:t>
       </w:r>
       <w:r>
         <w:rPr>
-          <w:rFonts w:hint="eastAsia"/>
+          <w:rFonts w:hint="eastAsia" w:eastAsia="黑体"/>
         </w:rPr>
         <w:t xml:space="preserve">位异步计数的模：</w:t>
       </w:r>
@@ -1163,16 +1301,19 @@
       </w:pPr>
       <w:r>
         <w:rPr>
-          <w:rFonts w:hint="eastAsia"/>
+          <w:rFonts w:hint="eastAsia" w:eastAsia="黑体"/>
         </w:rPr>
         <w:t xml:space="preserve">第</w:t>
       </w:r>
       <w:r>
+        <w:rPr>
+          <w:rFonts w:eastAsia="黑体"/>
+        </w:rPr>
         <w:t xml:space="preserve"> k </w:t>
       </w:r>
       <w:r>
         <w:rPr>
-          <w:rFonts w:hint="eastAsia"/>
+          <w:rFonts w:hint="eastAsia" w:eastAsia="黑体"/>
         </w:rPr>
         <w:t xml:space="preserve">位输出频率：</w:t>
       </w:r>
@@ -1272,7 +1413,7 @@
       </w:pPr>
       <w:r>
         <w:rPr>
-          <w:rFonts w:hint="eastAsia"/>
+          <w:rFonts w:hint="eastAsia" w:eastAsia="黑体"/>
         </w:rPr>
         <w:t xml:space="preserve">最坏情况行波延迟：</w:t>
       </w:r>
@@ -1368,7 +1509,7 @@
             </w:pPr>
             <w:r>
               <w:rPr>
-                <w:rFonts w:hint="eastAsia"/>
+                <w:rFonts w:hint="eastAsia" w:eastAsia="黑体"/>
               </w:rPr>
               <w:t xml:space="preserve">符号</w:t>
             </w:r>
@@ -1382,7 +1523,7 @@
             </w:pPr>
             <w:r>
               <w:rPr>
-                <w:rFonts w:hint="eastAsia"/>
+                <w:rFonts w:hint="eastAsia" w:eastAsia="黑体"/>
               </w:rPr>
               <w:t xml:space="preserve">含义</w:t>
             </w:r>
@@ -1396,7 +1537,7 @@
             </w:pPr>
             <w:r>
               <w:rPr>
-                <w:rFonts w:hint="eastAsia"/>
+                <w:rFonts w:hint="eastAsia" w:eastAsia="黑体"/>
               </w:rPr>
               <w:t xml:space="preserve">单位</w:t>
             </w:r>
@@ -1416,6 +1557,9 @@
               </m:r>
             </m:oMath>
             <w:r>
+              <w:rPr>
+                <w:rFonts w:eastAsia="黑体"/>
+              </w:rPr>
               <w:t xml:space="preserve">​</w:t>
             </w:r>
           </w:p>
@@ -1428,7 +1572,7 @@
             </w:pPr>
             <w:r>
               <w:rPr>
-                <w:rFonts w:hint="eastAsia"/>
+                <w:rFonts w:hint="eastAsia" w:eastAsia="黑体"/>
               </w:rPr>
               <w:t xml:space="preserve">位数</w:t>
             </w:r>
@@ -1441,6 +1585,9 @@
               <w:pStyle w:val="Compact"/>
             </w:pPr>
             <w:r>
+              <w:rPr>
+                <w:rFonts w:eastAsia="黑体"/>
+              </w:rPr>
               <w:t xml:space="preserve">—</w:t>
             </w:r>
           </w:p>
@@ -1459,6 +1606,9 @@
               </m:r>
             </m:oMath>
             <w:r>
+              <w:rPr>
+                <w:rFonts w:eastAsia="黑体"/>
+              </w:rPr>
               <w:t xml:space="preserve">​</w:t>
             </w:r>
           </w:p>
@@ -1471,7 +1621,7 @@
             </w:pPr>
             <w:r>
               <w:rPr>
-                <w:rFonts w:hint="eastAsia"/>
+                <w:rFonts w:hint="eastAsia" w:eastAsia="黑体"/>
               </w:rPr>
               <w:t xml:space="preserve">计数模</w:t>
             </w:r>
@@ -1484,6 +1634,9 @@
               <w:pStyle w:val="Compact"/>
             </w:pPr>
             <w:r>
+              <w:rPr>
+                <w:rFonts w:eastAsia="黑体"/>
+              </w:rPr>
               <w:t xml:space="preserve">—</w:t>
             </w:r>
           </w:p>
@@ -1520,6 +1673,9 @@
               </m:sSub>
             </m:oMath>
             <w:r>
+              <w:rPr>
+                <w:rFonts w:eastAsia="黑体"/>
+              </w:rPr>
               <w:t xml:space="preserve">​</w:t>
             </w:r>
           </w:p>
@@ -1532,16 +1688,19 @@
             </w:pPr>
             <w:r>
               <w:rPr>
-                <w:rFonts w:hint="eastAsia"/>
+                <w:rFonts w:hint="eastAsia" w:eastAsia="黑体"/>
               </w:rPr>
               <w:t xml:space="preserve">第</w:t>
             </w:r>
             <w:r>
+              <w:rPr>
+                <w:rFonts w:eastAsia="黑体"/>
+              </w:rPr>
               <w:t xml:space="preserve"> k </w:t>
             </w:r>
             <w:r>
               <w:rPr>
-                <w:rFonts w:hint="eastAsia"/>
+                <w:rFonts w:hint="eastAsia" w:eastAsia="黑体"/>
               </w:rPr>
               <w:t xml:space="preserve">位输出频率</w:t>
             </w:r>
@@ -1554,6 +1713,9 @@
               <w:pStyle w:val="Compact"/>
             </w:pPr>
             <w:r>
+              <w:rPr>
+                <w:rFonts w:eastAsia="黑体"/>
+              </w:rPr>
               <w:t xml:space="preserve">Hz</w:t>
             </w:r>
           </w:p>
@@ -1585,6 +1747,9 @@
               </m:sSub>
             </m:oMath>
             <w:r>
+              <w:rPr>
+                <w:rFonts w:eastAsia="黑体"/>
+              </w:rPr>
               <w:t xml:space="preserve">​</w:t>
             </w:r>
           </w:p>
@@ -1597,7 +1762,7 @@
             </w:pPr>
             <w:r>
               <w:rPr>
-                <w:rFonts w:hint="eastAsia"/>
+                <w:rFonts w:hint="eastAsia" w:eastAsia="黑体"/>
               </w:rPr>
               <w:t xml:space="preserve">单级传播延迟</w:t>
             </w:r>
@@ -1610,6 +1775,9 @@
               <w:pStyle w:val="Compact"/>
             </w:pPr>
             <w:r>
+              <w:rPr>
+                <w:rFonts w:eastAsia="黑体"/>
+              </w:rPr>
               <w:t xml:space="preserve">s</w:t>
             </w:r>
           </w:p>
@@ -1624,7 +1792,7 @@
       </w:pPr>
       <w:r>
         <w:rPr>
-          <w:rFonts w:hint="eastAsia"/>
+          <w:rFonts w:hint="eastAsia" w:eastAsia="黑体"/>
         </w:rPr>
         <w:t xml:space="preserve">元件调整影响</w:t>
       </w:r>
@@ -1639,7 +1807,7 @@
       </w:pPr>
       <w:r>
         <w:rPr>
-          <w:rFonts w:hint="eastAsia"/>
+          <w:rFonts w:hint="eastAsia" w:eastAsia="黑体"/>
           <w:b/>
           <w:bCs/>
         </w:rPr>
@@ -1647,6 +1815,7 @@
       </w:r>
       <w:r>
         <w:rPr>
+          <w:rFonts w:eastAsia="黑体"/>
           <w:b/>
           <w:bCs/>
         </w:rPr>
@@ -1654,25 +1823,34 @@
       </w:r>
       <w:r>
         <w:rPr>
-          <w:rFonts w:hint="eastAsia"/>
+          <w:rFonts w:hint="eastAsia" w:eastAsia="黑体"/>
           <w:b/>
           <w:bCs/>
         </w:rPr>
         <w:t xml:space="preserve">增大</w:t>
       </w:r>
       <w:r>
+        <w:rPr>
+          <w:rFonts w:eastAsia="黑体"/>
+        </w:rPr>
         <w:t xml:space="preserve"> </w:t>
       </w:r>
       <w:r>
+        <w:rPr>
+          <w:rFonts w:eastAsia="黑体"/>
+        </w:rPr>
         <w:t xml:space="preserve">→ </w:t>
       </w:r>
       <w:r>
         <w:rPr>
-          <w:rFonts w:hint="eastAsia"/>
+          <w:rFonts w:hint="eastAsia" w:eastAsia="黑体"/>
         </w:rPr>
         <w:t xml:space="preserve">行波延迟按</w:t>
       </w:r>
       <w:r>
+        <w:rPr>
+          <w:rFonts w:eastAsia="黑体"/>
+        </w:rPr>
         <w:t xml:space="preserve"> </w:t>
       </w:r>
       <m:oMath>
@@ -1681,11 +1859,14 @@
         </m:r>
       </m:oMath>
       <w:r>
+        <w:rPr>
+          <w:rFonts w:eastAsia="黑体"/>
+        </w:rPr>
         <w:t xml:space="preserve"> </w:t>
       </w:r>
       <w:r>
         <w:rPr>
-          <w:rFonts w:hint="eastAsia"/>
+          <w:rFonts w:hint="eastAsia" w:eastAsia="黑体"/>
         </w:rPr>
         <w:t xml:space="preserve">叠加，最坏翻转时间变长。</w:t>
       </w:r>
@@ -1700,21 +1881,27 @@
       </w:pPr>
       <w:r>
         <w:rPr>
-          <w:rFonts w:hint="eastAsia"/>
+          <w:rFonts w:hint="eastAsia" w:eastAsia="黑体"/>
           <w:b/>
           <w:bCs/>
         </w:rPr>
         <w:t xml:space="preserve">时钟频率升高</w:t>
       </w:r>
       <w:r>
+        <w:rPr>
+          <w:rFonts w:eastAsia="黑体"/>
+        </w:rPr>
         <w:t xml:space="preserve"> </w:t>
       </w:r>
       <w:r>
+        <w:rPr>
+          <w:rFonts w:eastAsia="黑体"/>
+        </w:rPr>
         <w:t xml:space="preserve">→ </w:t>
       </w:r>
       <w:r>
         <w:rPr>
-          <w:rFonts w:hint="eastAsia"/>
+          <w:rFonts w:hint="eastAsia" w:eastAsia="黑体"/>
         </w:rPr>
         <w:t xml:space="preserve">各级翻转来不及稳定，译码输出毛刺增多。</w:t>
       </w:r>
@@ -1729,21 +1916,27 @@
       </w:pPr>
       <w:r>
         <w:rPr>
-          <w:rFonts w:hint="eastAsia"/>
+          <w:rFonts w:hint="eastAsia" w:eastAsia="黑体"/>
           <w:b/>
           <w:bCs/>
         </w:rPr>
         <w:t xml:space="preserve">输出译码</w:t>
       </w:r>
       <w:r>
+        <w:rPr>
+          <w:rFonts w:eastAsia="黑体"/>
+        </w:rPr>
         <w:t xml:space="preserve"> </w:t>
       </w:r>
       <w:r>
+        <w:rPr>
+          <w:rFonts w:eastAsia="黑体"/>
+        </w:rPr>
         <w:t xml:space="preserve">→ </w:t>
       </w:r>
       <w:r>
         <w:rPr>
-          <w:rFonts w:hint="eastAsia"/>
+          <w:rFonts w:hint="eastAsia" w:eastAsia="黑体"/>
         </w:rPr>
         <w:t xml:space="preserve">因各级不同时翻转，可能产生瞬时毛刺，需加同步或选通。</w:t>
       </w:r>
@@ -1758,21 +1951,27 @@
       </w:pPr>
       <w:r>
         <w:rPr>
-          <w:rFonts w:hint="eastAsia"/>
+          <w:rFonts w:hint="eastAsia" w:eastAsia="黑体"/>
           <w:b/>
           <w:bCs/>
         </w:rPr>
         <w:t xml:space="preserve">改为同步结构</w:t>
       </w:r>
       <w:r>
+        <w:rPr>
+          <w:rFonts w:eastAsia="黑体"/>
+        </w:rPr>
         <w:t xml:space="preserve"> </w:t>
       </w:r>
       <w:r>
+        <w:rPr>
+          <w:rFonts w:eastAsia="黑体"/>
+        </w:rPr>
         <w:t xml:space="preserve">→ </w:t>
       </w:r>
       <w:r>
         <w:rPr>
-          <w:rFonts w:hint="eastAsia"/>
+          <w:rFonts w:hint="eastAsia" w:eastAsia="黑体"/>
         </w:rPr>
         <w:t xml:space="preserve">消除行波延迟，适合高速计数。</w:t>
       </w:r>
@@ -1785,7 +1984,7 @@
       </w:pPr>
       <w:r>
         <w:rPr>
-          <w:rFonts w:hint="eastAsia"/>
+          <w:rFonts w:hint="eastAsia" w:eastAsia="黑体"/>
         </w:rPr>
         <w:t xml:space="preserve">典型参数示例</w:t>
       </w:r>
@@ -1799,11 +1998,14 @@
         </w:numPr>
       </w:pPr>
       <w:r>
+        <w:rPr>
+          <w:rFonts w:eastAsia="黑体"/>
+        </w:rPr>
         <w:t xml:space="preserve">4 </w:t>
       </w:r>
       <w:r>
         <w:rPr>
-          <w:rFonts w:hint="eastAsia"/>
+          <w:rFonts w:hint="eastAsia" w:eastAsia="黑体"/>
         </w:rPr>
         <w:t xml:space="preserve">位异步计数器：</w:t>
       </w:r>
@@ -1823,11 +2025,14 @@
       </m:oMath>
       <w:r>
         <w:rPr>
-          <w:rFonts w:hint="eastAsia"/>
+          <w:rFonts w:hint="eastAsia" w:eastAsia="黑体"/>
         </w:rPr>
         <w:t xml:space="preserve">，模</w:t>
       </w:r>
       <w:r>
+        <w:rPr>
+          <w:rFonts w:eastAsia="黑体"/>
+        </w:rPr>
         <w:t xml:space="preserve"> </w:t>
       </w:r>
       <m:oMath>
@@ -1846,20 +2051,26 @@
       </m:oMath>
       <w:r>
         <w:rPr>
-          <w:rFonts w:hint="eastAsia"/>
+          <w:rFonts w:hint="eastAsia" w:eastAsia="黑体"/>
         </w:rPr>
         <w:t xml:space="preserve">。第</w:t>
       </w:r>
       <w:r>
+        <w:rPr>
+          <w:rFonts w:eastAsia="黑体"/>
+        </w:rPr>
         <w:t xml:space="preserve"> 3 </w:t>
       </w:r>
       <w:r>
         <w:rPr>
-          <w:rFonts w:hint="eastAsia"/>
+          <w:rFonts w:hint="eastAsia" w:eastAsia="黑体"/>
         </w:rPr>
         <w:t xml:space="preserve">位输出</w:t>
       </w:r>
       <w:r>
+        <w:rPr>
+          <w:rFonts w:eastAsia="黑体"/>
+        </w:rPr>
         <w:t xml:space="preserve"> </w:t>
       </w:r>
       <m:oMath>
@@ -1963,6 +2174,9 @@
         </m:f>
       </m:oMath>
       <w:r>
+        <w:rPr>
+          <w:rFonts w:eastAsia="黑体"/>
+        </w:rPr>
         <w:t xml:space="preserve">。</w:t>
       </w:r>
     </w:p>
@@ -1976,11 +2190,14 @@
       </w:pPr>
       <w:r>
         <w:rPr>
-          <w:rFonts w:hint="eastAsia"/>
+          <w:rFonts w:hint="eastAsia" w:eastAsia="黑体"/>
         </w:rPr>
         <w:t xml:space="preserve">若单级传播延迟</w:t>
       </w:r>
       <w:r>
+        <w:rPr>
+          <w:rFonts w:eastAsia="黑体"/>
+        </w:rPr>
         <w:t xml:space="preserve"> </w:t>
       </w:r>
       <m:oMath>
@@ -2022,20 +2239,26 @@
       </m:oMath>
       <w:r>
         <w:rPr>
-          <w:rFonts w:hint="eastAsia"/>
+          <w:rFonts w:hint="eastAsia" w:eastAsia="黑体"/>
         </w:rPr>
         <w:t xml:space="preserve">，4</w:t>
       </w:r>
       <w:r>
+        <w:rPr>
+          <w:rFonts w:eastAsia="黑体"/>
+        </w:rPr>
         <w:t xml:space="preserve"> </w:t>
       </w:r>
       <w:r>
         <w:rPr>
-          <w:rFonts w:hint="eastAsia"/>
+          <w:rFonts w:hint="eastAsia" w:eastAsia="黑体"/>
         </w:rPr>
         <w:t xml:space="preserve">级最坏行波延迟</w:t>
       </w:r>
       <w:r>
+        <w:rPr>
+          <w:rFonts w:eastAsia="黑体"/>
+        </w:rPr>
         <w:t xml:space="preserve"> </w:t>
       </w:r>
       <m:oMath>
@@ -2094,6 +2317,9 @@
         </m:r>
       </m:oMath>
       <w:r>
+        <w:rPr>
+          <w:rFonts w:eastAsia="黑体"/>
+        </w:rPr>
         <w:t xml:space="preserve">。</w:t>
       </w:r>
     </w:p>
@@ -2105,7 +2331,7 @@
       </w:pPr>
       <w:r>
         <w:rPr>
-          <w:rFonts w:hint="eastAsia"/>
+          <w:rFonts w:hint="eastAsia" w:eastAsia="黑体"/>
         </w:rPr>
         <w:t xml:space="preserve">常见器件型号</w:t>
       </w:r>
@@ -2120,16 +2346,19 @@
       </w:pPr>
       <w:r>
         <w:rPr>
-          <w:rFonts w:hint="eastAsia"/>
+          <w:rFonts w:hint="eastAsia" w:eastAsia="黑体"/>
         </w:rPr>
         <w:t xml:space="preserve">74HC93：4</w:t>
       </w:r>
       <w:r>
+        <w:rPr>
+          <w:rFonts w:eastAsia="黑体"/>
+        </w:rPr>
         <w:t xml:space="preserve"> </w:t>
       </w:r>
       <w:r>
         <w:rPr>
-          <w:rFonts w:hint="eastAsia"/>
+          <w:rFonts w:hint="eastAsia" w:eastAsia="黑体"/>
         </w:rPr>
         <w:t xml:space="preserve">位二进制行波计数器。</w:t>
       </w:r>
@@ -2144,16 +2373,19 @@
       </w:pPr>
       <w:r>
         <w:rPr>
-          <w:rFonts w:hint="eastAsia"/>
+          <w:rFonts w:hint="eastAsia" w:eastAsia="黑体"/>
         </w:rPr>
         <w:t xml:space="preserve">74HC393：双</w:t>
       </w:r>
       <w:r>
+        <w:rPr>
+          <w:rFonts w:eastAsia="黑体"/>
+        </w:rPr>
         <w:t xml:space="preserve"> 4 </w:t>
       </w:r>
       <w:r>
         <w:rPr>
-          <w:rFonts w:hint="eastAsia"/>
+          <w:rFonts w:hint="eastAsia" w:eastAsia="黑体"/>
         </w:rPr>
         <w:t xml:space="preserve">位异步二进制计数器。</w:t>
       </w:r>
@@ -2168,16 +2400,19 @@
       </w:pPr>
       <w:r>
         <w:rPr>
-          <w:rFonts w:hint="eastAsia"/>
+          <w:rFonts w:hint="eastAsia" w:eastAsia="黑体"/>
         </w:rPr>
         <w:t xml:space="preserve">74HC4040：12</w:t>
       </w:r>
       <w:r>
+        <w:rPr>
+          <w:rFonts w:eastAsia="黑体"/>
+        </w:rPr>
         <w:t xml:space="preserve"> </w:t>
       </w:r>
       <w:r>
         <w:rPr>
-          <w:rFonts w:hint="eastAsia"/>
+          <w:rFonts w:hint="eastAsia" w:eastAsia="黑体"/>
         </w:rPr>
         <w:t xml:space="preserve">级二进制行波计数器。</w:t>
       </w:r>
@@ -2190,7 +2425,7 @@
       </w:pPr>
       <w:r>
         <w:rPr>
-          <w:rFonts w:hint="eastAsia"/>
+          <w:rFonts w:hint="eastAsia" w:eastAsia="黑体"/>
         </w:rPr>
         <w:t xml:space="preserve">注意事项</w:t>
       </w:r>
@@ -2205,7 +2440,7 @@
       </w:pPr>
       <w:r>
         <w:rPr>
-          <w:rFonts w:hint="eastAsia"/>
+          <w:rFonts w:hint="eastAsia" w:eastAsia="黑体"/>
         </w:rPr>
         <w:t xml:space="preserve">异步计数器存在行波延迟，高速或需译码的场合改同步计数器。</w:t>
       </w:r>
@@ -2220,7 +2455,7 @@
       </w:pPr>
       <w:r>
         <w:rPr>
-          <w:rFonts w:hint="eastAsia"/>
+          <w:rFonts w:hint="eastAsia" w:eastAsia="黑体"/>
         </w:rPr>
         <w:t xml:space="preserve">译码输出有毛刺，使用时应附加同步或选通信号。</w:t>
       </w:r>
@@ -2235,7 +2470,7 @@
       </w:pPr>
       <w:r>
         <w:rPr>
-          <w:rFonts w:hint="eastAsia"/>
+          <w:rFonts w:hint="eastAsia" w:eastAsia="黑体"/>
         </w:rPr>
         <w:t xml:space="preserve">级联时注意各触发器的触发极性（上升/下降沿）与级间连接。</w:t>
       </w:r>
@@ -2248,7 +2483,7 @@
       </w:pPr>
       <w:r>
         <w:rPr>
-          <w:rFonts w:hint="eastAsia"/>
+          <w:rFonts w:hint="eastAsia" w:eastAsia="黑体"/>
         </w:rPr>
         <w:t xml:space="preserve">参考资料</w:t>
       </w:r>
@@ -2263,7 +2498,7 @@
       </w:pPr>
       <w:r>
         <w:rPr>
-          <w:rFonts w:hint="eastAsia"/>
+          <w:rFonts w:hint="eastAsia" w:eastAsia="黑体"/>
         </w:rPr>
         <w:t xml:space="preserve">《数字电子技术基础》（阎石）。</w:t>
       </w:r>
@@ -2277,6 +2512,9 @@
         </w:numPr>
       </w:pPr>
       <w:r>
+        <w:rPr>
+          <w:rFonts w:eastAsia="黑体"/>
+        </w:rPr>
         <w:t xml:space="preserve">Wikipedia: Counter (digital)。</w:t>
       </w:r>
     </w:p>
@@ -2289,11 +2527,14 @@
         </w:numPr>
       </w:pPr>
       <w:r>
+        <w:rPr>
+          <w:rFonts w:eastAsia="黑体"/>
+        </w:rPr>
         <w:t xml:space="preserve">TI 74HC393 </w:t>
       </w:r>
       <w:r>
         <w:rPr>
-          <w:rFonts w:hint="eastAsia"/>
+          <w:rFonts w:hint="eastAsia" w:eastAsia="黑体"/>
         </w:rPr>
         <w:t xml:space="preserve">数据手册。</w:t>
       </w:r>
@@ -2307,11 +2548,11 @@
       </w:pPr>
       <w:r>
         <w:rPr>
-          <w:rFonts w:ascii="Times New Roman" w:hAnsi="Times New Roman"/>
+          <w:rFonts w:ascii="Times New Roman" w:hAnsi="Times New Roman" w:eastAsia="黑体"/>
           <w:color w:val="555555"/>
           <w:sz w:val="21"/>
         </w:rPr>
-        <w:t>材料收集者：杜文杰</w:t>
+        <w:t>材料收集者：杜文杰，WX手机：19519196569，QQ:3478827729</w:t>
       </w:r>
     </w:p>
     <w:sectPr>
@@ -2331,7 +2572,7 @@
 </file>
 
 <file path=word/footer1.xml><?xml version="1.0" encoding="utf-8"?>
-<w:ftr xmlns:m="http://schemas.openxmlformats.org/officeDocument/2006/math" xmlns:mc="http://schemas.openxmlformats.org/markup-compatibility/2006" xmlns:mo="http://schemas.microsoft.com/office/mac/office/2008/main" xmlns:mv="urn:schemas-microsoft-com:mac:vml" xmlns:o="urn:schemas-microsoft-com:office:office" xmlns:r="http://schemas.openxmlformats.org/officeDocument/2006/relationships" xmlns:v="urn:schemas-microsoft-com:vml" xmlns:w10="urn:schemas-microsoft-com:office:word" xmlns:w14="http://schemas.microsoft.com/office/word/2010/wordml" xmlns:w="http://schemas.openxmlformats.org/wordprocessingml/2006/main" xmlns:wne="http://schemas.microsoft.com/office/word/2006/wordml" xmlns:wp14="http://schemas.microsoft.com/office/word/2010/wordprocessingDrawing" xmlns:wp="http://schemas.openxmlformats.org/drawingml/2006/wordprocessingDrawing" xmlns:wpc="http://schemas.microsoft.com/office/word/2010/wordprocessingCanvas" xmlns:wpg="http://schemas.microsoft.com/office/word/2010/wordprocessingGroup" xmlns:wpi="http://schemas.microsoft.com/office/word/2010/wordprocessingInk" xmlns:wps="http://schemas.microsoft.com/office/word/2010/wordprocessingShape" mc:Ignorable="w14 wp14">
+<w:ftr xmlns:mc="http://schemas.openxmlformats.org/markup-compatibility/2006" xmlns:w="http://schemas.openxmlformats.org/wordprocessingml/2006/main" xmlns:m="http://schemas.openxmlformats.org/officeDocument/2006/math" xmlns:mo="http://schemas.microsoft.com/office/mac/office/2008/main" xmlns:mv="urn:schemas-microsoft-com:mac:vml" xmlns:o="urn:schemas-microsoft-com:office:office" xmlns:r="http://schemas.openxmlformats.org/officeDocument/2006/relationships" xmlns:v="urn:schemas-microsoft-com:vml" xmlns:w10="urn:schemas-microsoft-com:office:word" xmlns:w14="http://schemas.microsoft.com/office/word/2010/wordml" xmlns:wne="http://schemas.microsoft.com/office/word/2006/wordml" xmlns:wp14="http://schemas.microsoft.com/office/word/2010/wordprocessingDrawing" xmlns:wp="http://schemas.openxmlformats.org/drawingml/2006/wordprocessingDrawing" xmlns:wpc="http://schemas.microsoft.com/office/word/2010/wordprocessingCanvas" xmlns:wpg="http://schemas.microsoft.com/office/word/2010/wordprocessingGroup" xmlns:wpi="http://schemas.microsoft.com/office/word/2010/wordprocessingInk" xmlns:wps="http://schemas.microsoft.com/office/word/2010/wordprocessingShape" mc:Ignorable="w14 wp14">
   <w:p>
     <w:pPr>
       <w:pStyle w:val="Footer"/>
@@ -2339,12 +2580,14 @@
     </w:pPr>
     <w:r>
       <w:rPr>
+        <w:rFonts w:eastAsia="黑体"/>
         <w:sz w:val="18"/>
       </w:rPr>
       <w:t xml:space="preserve">第 </w:t>
     </w:r>
     <w:r>
       <w:rPr>
+        <w:rFonts w:eastAsia="黑体"/>
         <w:sz w:val="18"/>
       </w:rPr>
       <w:fldChar w:fldCharType="begin"/>
@@ -2353,6 +2596,7 @@
     </w:r>
     <w:r>
       <w:rPr>
+        <w:rFonts w:eastAsia="黑体"/>
         <w:sz w:val="18"/>
       </w:rPr>
       <w:t xml:space="preserve"> 页</w:t>
@@ -2366,6 +2610,9 @@
   <w:footnote w:type="continuationSeparator" w:id="0">
     <w:p>
       <w:r>
+        <w:rPr>
+          <w:rFonts w:eastAsia="黑体"/>
+        </w:rPr>
         <w:continuationSeparator/>
       </w:r>
     </w:p>
@@ -2373,6 +2620,9 @@
   <w:footnote w:type="separator" w:id="-1">
     <w:p>
       <w:r>
+        <w:rPr>
+          <w:rFonts w:eastAsia="黑体"/>
+        </w:rPr>
         <w:separator/>
       </w:r>
     </w:p>
@@ -2381,7 +2631,7 @@
 </file>
 
 <file path=word/header1.xml><?xml version="1.0" encoding="utf-8"?>
-<w:hdr xmlns:m="http://schemas.openxmlformats.org/officeDocument/2006/math" xmlns:mc="http://schemas.openxmlformats.org/markup-compatibility/2006" xmlns:mo="http://schemas.microsoft.com/office/mac/office/2008/main" xmlns:mv="urn:schemas-microsoft-com:mac:vml" xmlns:o="urn:schemas-microsoft-com:office:office" xmlns:r="http://schemas.openxmlformats.org/officeDocument/2006/relationships" xmlns:v="urn:schemas-microsoft-com:vml" xmlns:w10="urn:schemas-microsoft-com:office:word" xmlns:w14="http://schemas.microsoft.com/office/word/2010/wordml" xmlns:w="http://schemas.openxmlformats.org/wordprocessingml/2006/main" xmlns:wne="http://schemas.microsoft.com/office/word/2006/wordml" xmlns:wp14="http://schemas.microsoft.com/office/word/2010/wordprocessingDrawing" xmlns:wp="http://schemas.openxmlformats.org/drawingml/2006/wordprocessingDrawing" xmlns:wpc="http://schemas.microsoft.com/office/word/2010/wordprocessingCanvas" xmlns:wpg="http://schemas.microsoft.com/office/word/2010/wordprocessingGroup" xmlns:wpi="http://schemas.microsoft.com/office/word/2010/wordprocessingInk" xmlns:wps="http://schemas.microsoft.com/office/word/2010/wordprocessingShape" mc:Ignorable="w14 wp14">
+<w:hdr xmlns:mc="http://schemas.openxmlformats.org/markup-compatibility/2006" xmlns:w="http://schemas.openxmlformats.org/wordprocessingml/2006/main" xmlns:m="http://schemas.openxmlformats.org/officeDocument/2006/math" xmlns:mo="http://schemas.microsoft.com/office/mac/office/2008/main" xmlns:mv="urn:schemas-microsoft-com:mac:vml" xmlns:o="urn:schemas-microsoft-com:office:office" xmlns:r="http://schemas.openxmlformats.org/officeDocument/2006/relationships" xmlns:v="urn:schemas-microsoft-com:vml" xmlns:w10="urn:schemas-microsoft-com:office:word" xmlns:w14="http://schemas.microsoft.com/office/word/2010/wordml" xmlns:wne="http://schemas.microsoft.com/office/word/2006/wordml" xmlns:wp14="http://schemas.microsoft.com/office/word/2010/wordprocessingDrawing" xmlns:wp="http://schemas.openxmlformats.org/drawingml/2006/wordprocessingDrawing" xmlns:wpc="http://schemas.microsoft.com/office/word/2010/wordprocessingCanvas" xmlns:wpg="http://schemas.microsoft.com/office/word/2010/wordprocessingGroup" xmlns:wpi="http://schemas.microsoft.com/office/word/2010/wordprocessingInk" xmlns:wps="http://schemas.microsoft.com/office/word/2010/wordprocessingShape" mc:Ignorable="w14 wp14">
   <w:p>
     <w:pPr>
       <w:pStyle w:val="Header"/>
@@ -2389,7 +2639,7 @@
     </w:pPr>
     <w:r>
       <w:rPr>
-        <w:rFonts w:ascii="Times New Roman" w:hAnsi="Times New Roman"/>
+        <w:rFonts w:ascii="Times New Roman" w:hAnsi="Times New Roman" w:eastAsia="黑体"/>
         <w:sz w:val="18"/>
         <w:rFonts w:eastAsia="黑体"/>
         <w:rFonts w:eastAsia="黑体"/>
@@ -2401,7 +2651,7 @@
 </file>
 
 <file path=word/numbering.xml><?xml version="1.0" encoding="utf-8"?>
-<w:numbering xmlns:m="http://schemas.openxmlformats.org/officeDocument/2006/math" xmlns:mc="http://schemas.openxmlformats.org/markup-compatibility/2006" xmlns:mo="http://schemas.microsoft.com/office/mac/office/2008/main" xmlns:mv="urn:schemas-microsoft-com:mac:vml" xmlns:o="urn:schemas-microsoft-com:office:office" xmlns:r="http://schemas.openxmlformats.org/officeDocument/2006/relationships" xmlns:v="urn:schemas-microsoft-com:vml" xmlns:w="http://schemas.openxmlformats.org/wordprocessingml/2006/main" xmlns:w10="urn:schemas-microsoft-com:office:word" xmlns:w14="http://schemas.microsoft.com/office/word/2010/wordml" xmlns:wne="http://schemas.microsoft.com/office/word/2006/wordml" xmlns:wp="http://schemas.openxmlformats.org/drawingml/2006/wordprocessingDrawing" xmlns:wp14="http://schemas.microsoft.com/office/word/2010/wordprocessingDrawing" xmlns:wpc="http://schemas.microsoft.com/office/word/2010/wordprocessingCanvas" xmlns:wpg="http://schemas.microsoft.com/office/word/2010/wordprocessingGroup" xmlns:wpi="http://schemas.microsoft.com/office/word/2010/wordprocessingInk" xmlns:wps="http://schemas.microsoft.com/office/word/2010/wordprocessingShape" mc:Ignorable="w14 wp14">
+<w:numbering xmlns:mc="http://schemas.openxmlformats.org/markup-compatibility/2006" xmlns:w="http://schemas.openxmlformats.org/wordprocessingml/2006/main" xmlns:m="http://schemas.openxmlformats.org/officeDocument/2006/math" xmlns:mo="http://schemas.microsoft.com/office/mac/office/2008/main" xmlns:mv="urn:schemas-microsoft-com:mac:vml" xmlns:o="urn:schemas-microsoft-com:office:office" xmlns:r="http://schemas.openxmlformats.org/officeDocument/2006/relationships" xmlns:v="urn:schemas-microsoft-com:vml" xmlns:w10="urn:schemas-microsoft-com:office:word" xmlns:w14="http://schemas.microsoft.com/office/word/2010/wordml" xmlns:wne="http://schemas.microsoft.com/office/word/2006/wordml" xmlns:wp="http://schemas.openxmlformats.org/drawingml/2006/wordprocessingDrawing" xmlns:wp14="http://schemas.microsoft.com/office/word/2010/wordprocessingDrawing" xmlns:wpc="http://schemas.microsoft.com/office/word/2010/wordprocessingCanvas" xmlns:wpg="http://schemas.microsoft.com/office/word/2010/wordprocessingGroup" xmlns:wpi="http://schemas.microsoft.com/office/word/2010/wordprocessingInk" xmlns:wps="http://schemas.microsoft.com/office/word/2010/wordprocessingShape" mc:Ignorable="w14 wp14">
   <w:abstractNum w:abstractNumId="0">
     <w:nsid w:val="FFFFFF7C"/>
     <w:multiLevelType w:val="singleLevel"/>
@@ -2488,7 +2738,7 @@
         <w:ind w:hanging="360" w:left="1440"/>
       </w:pPr>
       <w:rPr>
-        <w:rFonts w:ascii="Symbol" w:hAnsi="Symbol" w:hint="default"/>
+        <w:rFonts w:ascii="Symbol" w:hAnsi="Symbol" w:hint="default" w:eastAsia="黑体"/>
       </w:rPr>
     </w:lvl>
   </w:abstractNum>
@@ -2509,7 +2759,7 @@
         <w:ind w:hanging="360" w:left="1080"/>
       </w:pPr>
       <w:rPr>
-        <w:rFonts w:ascii="Symbol" w:hAnsi="Symbol" w:hint="default"/>
+        <w:rFonts w:ascii="Symbol" w:hAnsi="Symbol" w:hint="default" w:eastAsia="黑体"/>
       </w:rPr>
     </w:lvl>
   </w:abstractNum>
@@ -2530,7 +2780,7 @@
         <w:ind w:hanging="360" w:left="720"/>
       </w:pPr>
       <w:rPr>
-        <w:rFonts w:ascii="Symbol" w:hAnsi="Symbol" w:hint="default"/>
+        <w:rFonts w:ascii="Symbol" w:hAnsi="Symbol" w:hint="default" w:eastAsia="黑体"/>
       </w:rPr>
     </w:lvl>
   </w:abstractNum>
@@ -2569,7 +2819,7 @@
         <w:ind w:hanging="360" w:left="360"/>
       </w:pPr>
       <w:rPr>
-        <w:rFonts w:ascii="Symbol" w:hAnsi="Symbol" w:hint="default"/>
+        <w:rFonts w:ascii="Symbol" w:hAnsi="Symbol" w:hint="default" w:eastAsia="黑体"/>
       </w:rPr>
     </w:lvl>
   </w:abstractNum>
@@ -2660,7 +2910,7 @@
         <w:ind w:left="720" w:hanging="360"/>
       </w:pPr>
       <w:rPr>
-        <w:rFonts w:ascii="Symbol" w:hAnsi="Symbol" w:cs="Symbol" w:hint="default"/>
+        <w:rFonts w:ascii="Symbol" w:hAnsi="Symbol" w:cs="Symbol" w:hint="default" w:eastAsia="黑体"/>
       </w:rPr>
     </w:lvl>
     <w:lvl w:ilvl="1">
@@ -2671,7 +2921,7 @@
         <w:ind w:left="1440" w:hanging="360"/>
       </w:pPr>
       <w:rPr>
-        <w:rFonts w:ascii="Courier New" w:hAnsi="Courier New" w:cs="Courier New" w:hint="default"/>
+        <w:rFonts w:ascii="Courier New" w:hAnsi="Courier New" w:cs="Courier New" w:hint="default" w:eastAsia="黑体"/>
       </w:rPr>
     </w:lvl>
     <w:lvl w:ilvl="2">
@@ -2682,7 +2932,7 @@
         <w:ind w:left="2160" w:hanging="360"/>
       </w:pPr>
       <w:rPr>
-        <w:rFonts w:ascii="Wingdings" w:hAnsi="Wingdings" w:cs="Wingdings" w:hint="default"/>
+        <w:rFonts w:ascii="Wingdings" w:hAnsi="Wingdings" w:cs="Wingdings" w:hint="default" w:eastAsia="黑体"/>
       </w:rPr>
     </w:lvl>
     <w:lvl w:ilvl="3">
@@ -2693,7 +2943,7 @@
         <w:ind w:left="2880" w:hanging="360"/>
       </w:pPr>
       <w:rPr>
-        <w:rFonts w:ascii="Symbol" w:hAnsi="Symbol" w:cs="Symbol" w:hint="default"/>
+        <w:rFonts w:ascii="Symbol" w:hAnsi="Symbol" w:cs="Symbol" w:hint="default" w:eastAsia="黑体"/>
       </w:rPr>
     </w:lvl>
     <w:lvl w:ilvl="4">
@@ -2704,7 +2954,7 @@
         <w:ind w:left="3600" w:hanging="360"/>
       </w:pPr>
       <w:rPr>
-        <w:rFonts w:ascii="Courier New" w:hAnsi="Courier New" w:cs="Courier New" w:hint="default"/>
+        <w:rFonts w:ascii="Courier New" w:hAnsi="Courier New" w:cs="Courier New" w:hint="default" w:eastAsia="黑体"/>
       </w:rPr>
     </w:lvl>
     <w:lvl w:ilvl="5">
@@ -2715,7 +2965,7 @@
         <w:ind w:left="4320" w:hanging="360"/>
       </w:pPr>
       <w:rPr>
-        <w:rFonts w:ascii="Wingdings" w:hAnsi="Wingdings" w:cs="Wingdings" w:hint="default"/>
+        <w:rFonts w:ascii="Wingdings" w:hAnsi="Wingdings" w:cs="Wingdings" w:hint="default" w:eastAsia="黑体"/>
       </w:rPr>
     </w:lvl>
     <w:lvl w:ilvl="6">
@@ -2726,7 +2976,7 @@
         <w:ind w:left="5040" w:hanging="360"/>
       </w:pPr>
       <w:rPr>
-        <w:rFonts w:ascii="Symbol" w:hAnsi="Symbol" w:cs="Symbol" w:hint="default"/>
+        <w:rFonts w:ascii="Symbol" w:hAnsi="Symbol" w:cs="Symbol" w:hint="default" w:eastAsia="黑体"/>
       </w:rPr>
     </w:lvl>
     <w:lvl w:ilvl="7">
@@ -2737,7 +2987,7 @@
         <w:ind w:left="5760" w:hanging="360"/>
       </w:pPr>
       <w:rPr>
-        <w:rFonts w:ascii="Courier New" w:hAnsi="Courier New" w:cs="Courier New" w:hint="default"/>
+        <w:rFonts w:ascii="Courier New" w:hAnsi="Courier New" w:cs="Courier New" w:hint="default" w:eastAsia="黑体"/>
       </w:rPr>
     </w:lvl>
     <w:lvl w:ilvl="8">
@@ -2748,7 +2998,7 @@
         <w:ind w:left="6480" w:hanging="360"/>
       </w:pPr>
       <w:rPr>
-        <w:rFonts w:ascii="Wingdings" w:hAnsi="Wingdings" w:cs="Wingdings" w:hint="default"/>
+        <w:rFonts w:ascii="Wingdings" w:hAnsi="Wingdings" w:cs="Wingdings" w:hint="default" w:eastAsia="黑体"/>
       </w:rPr>
     </w:lvl>
   </w:abstractNum>
@@ -2804,11 +3054,11 @@
 </file>
 
 <file path=word/styles.xml><?xml version="1.0" encoding="utf-8"?>
-<w:styles xmlns:mc="http://schemas.openxmlformats.org/markup-compatibility/2006" xmlns:r="http://schemas.openxmlformats.org/officeDocument/2006/relationships" xmlns:w="http://schemas.openxmlformats.org/wordprocessingml/2006/main" xmlns:w14="http://schemas.microsoft.com/office/word/2010/wordml" mc:Ignorable="w14">
+<w:styles xmlns:mc="http://schemas.openxmlformats.org/markup-compatibility/2006" xmlns:w="http://schemas.openxmlformats.org/wordprocessingml/2006/main" xmlns:r="http://schemas.openxmlformats.org/officeDocument/2006/relationships" xmlns:w14="http://schemas.microsoft.com/office/word/2010/wordml" mc:Ignorable="w14">
   <w:docDefaults>
     <w:rPrDefault>
       <w:rPr>
-        <w:rFonts w:asciiTheme="minorHAnsi" w:cstheme="minorBidi" w:eastAsiaTheme="minorEastAsia" w:hAnsiTheme="minorHAnsi"/>
+        <w:rFonts w:asciiTheme="minorHAnsi" w:cstheme="minorBidi" w:hAnsiTheme="minorHAnsi" w:eastAsia="黑体"/>
         <w:sz w:val="22"/>
         <w:szCs w:val="22"/>
         <w:lang w:bidi="ar-SA" w:eastAsia="en-US" w:val="en-US"/>
@@ -3030,7 +3280,7 @@
       <w:outlineLvl w:val="0"/>
     </w:pPr>
     <w:rPr>
-      <w:rFonts w:ascii="Times New Roman" w:asciiTheme="majorHAnsi" w:cstheme="majorBidi" w:eastAsia="黑体" w:eastAsiaTheme="majorEastAsia" w:hAnsi="Times New Roman" w:hAnsiTheme="majorHAnsi"/>
+      <w:rFonts w:ascii="Times New Roman" w:asciiTheme="majorHAnsi" w:cstheme="majorBidi" w:eastAsia="黑体" w:hAnsi="Times New Roman" w:hAnsiTheme="majorHAnsi"/>
       <w:b/>
       <w:bCs/>
       <w:color w:val="1F3864"/>
@@ -3054,7 +3304,7 @@
       <w:outlineLvl w:val="1"/>
     </w:pPr>
     <w:rPr>
-      <w:rFonts w:ascii="Times New Roman" w:asciiTheme="majorHAnsi" w:cstheme="majorBidi" w:eastAsia="黑体" w:eastAsiaTheme="majorEastAsia" w:hAnsi="Times New Roman" w:hAnsiTheme="majorHAnsi"/>
+      <w:rFonts w:ascii="Times New Roman" w:asciiTheme="majorHAnsi" w:cstheme="majorBidi" w:eastAsia="黑体" w:hAnsi="Times New Roman" w:hAnsiTheme="majorHAnsi"/>
       <w:b/>
       <w:bCs/>
       <w:color w:val="2E4E7E"/>
@@ -3078,7 +3328,7 @@
       <w:outlineLvl w:val="2"/>
     </w:pPr>
     <w:rPr>
-      <w:rFonts w:ascii="Times New Roman" w:asciiTheme="majorHAnsi" w:cstheme="majorBidi" w:eastAsia="黑体" w:eastAsiaTheme="majorEastAsia" w:hAnsi="Times New Roman" w:hAnsiTheme="majorHAnsi"/>
+      <w:rFonts w:ascii="Times New Roman" w:asciiTheme="majorHAnsi" w:cstheme="majorBidi" w:eastAsia="黑体" w:hAnsi="Times New Roman" w:hAnsiTheme="majorHAnsi"/>
       <w:b/>
       <w:bCs/>
       <w:color w:val="2E4E7E"/>
@@ -3102,7 +3352,7 @@
       <w:outlineLvl w:val="3"/>
     </w:pPr>
     <w:rPr>
-      <w:rFonts w:ascii="Times New Roman" w:asciiTheme="majorHAnsi" w:cstheme="majorBidi" w:eastAsia="黑体" w:eastAsiaTheme="majorEastAsia" w:hAnsi="Times New Roman" w:hAnsiTheme="majorHAnsi"/>
+      <w:rFonts w:ascii="Times New Roman" w:asciiTheme="majorHAnsi" w:cstheme="majorBidi" w:eastAsia="黑体" w:hAnsi="Times New Roman" w:hAnsiTheme="majorHAnsi"/>
       <w:b/>
       <w:bCs/>
       <w:i/>
@@ -3128,7 +3378,7 @@
       <w:outlineLvl w:val="4"/>
     </w:pPr>
     <w:rPr>
-      <w:rFonts w:ascii="Times New Roman" w:asciiTheme="majorHAnsi" w:cstheme="majorBidi" w:eastAsia="黑体" w:eastAsiaTheme="majorEastAsia" w:hAnsi="Times New Roman" w:hAnsiTheme="majorHAnsi"/>
+      <w:rFonts w:ascii="Times New Roman" w:asciiTheme="majorHAnsi" w:cstheme="majorBidi" w:eastAsia="黑体" w:hAnsi="Times New Roman" w:hAnsiTheme="majorHAnsi"/>
       <w:b/>
       <w:color w:val="333333"/>
       <w:sz w:val="22"/>
@@ -3151,7 +3401,7 @@
       <w:outlineLvl w:val="5"/>
     </w:pPr>
     <w:rPr>
-      <w:rFonts w:asciiTheme="majorHAnsi" w:cstheme="majorBidi" w:eastAsiaTheme="majorEastAsia" w:hAnsiTheme="majorHAnsi"/>
+      <w:rFonts w:asciiTheme="majorHAnsi" w:cstheme="majorBidi" w:hAnsiTheme="majorHAnsi" w:eastAsia="黑体"/>
       <w:i/>
       <w:iCs/>
       <w:color w:themeColor="accent1" w:themeShade="7F" w:val="243F60"/>
@@ -3174,7 +3424,7 @@
       <w:outlineLvl w:val="6"/>
     </w:pPr>
     <w:rPr>
-      <w:rFonts w:asciiTheme="majorHAnsi" w:cstheme="majorBidi" w:eastAsiaTheme="majorEastAsia" w:hAnsiTheme="majorHAnsi"/>
+      <w:rFonts w:asciiTheme="majorHAnsi" w:cstheme="majorBidi" w:hAnsiTheme="majorHAnsi" w:eastAsia="黑体"/>
       <w:i/>
       <w:iCs/>
       <w:color w:themeColor="text1" w:themeTint="BF" w:val="404040"/>
@@ -3197,7 +3447,7 @@
       <w:outlineLvl w:val="7"/>
     </w:pPr>
     <w:rPr>
-      <w:rFonts w:asciiTheme="majorHAnsi" w:cstheme="majorBidi" w:eastAsiaTheme="majorEastAsia" w:hAnsiTheme="majorHAnsi"/>
+      <w:rFonts w:asciiTheme="majorHAnsi" w:cstheme="majorBidi" w:hAnsiTheme="majorHAnsi" w:eastAsia="黑体"/>
       <w:color w:themeColor="accent1" w:val="4F81BD"/>
       <w:sz w:val="20"/>
       <w:szCs w:val="20"/>
@@ -3220,7 +3470,7 @@
       <w:outlineLvl w:val="8"/>
     </w:pPr>
     <w:rPr>
-      <w:rFonts w:asciiTheme="majorHAnsi" w:cstheme="majorBidi" w:eastAsiaTheme="majorEastAsia" w:hAnsiTheme="majorHAnsi"/>
+      <w:rFonts w:asciiTheme="majorHAnsi" w:cstheme="majorBidi" w:hAnsiTheme="majorHAnsi" w:eastAsia="黑体"/>
       <w:i/>
       <w:iCs/>
       <w:color w:themeColor="text1" w:themeTint="BF" w:val="404040"/>
@@ -3271,7 +3521,7 @@
     <w:uiPriority w:val="9"/>
     <w:rsid w:val="00FC693F"/>
     <w:rPr>
-      <w:rFonts w:asciiTheme="majorHAnsi" w:cstheme="majorBidi" w:eastAsiaTheme="majorEastAsia" w:hAnsiTheme="majorHAnsi"/>
+      <w:rFonts w:asciiTheme="majorHAnsi" w:cstheme="majorBidi" w:hAnsiTheme="majorHAnsi" w:eastAsia="黑体"/>
       <w:b/>
       <w:bCs/>
       <w:color w:themeColor="accent1" w:themeShade="BF" w:val="365F91"/>
@@ -3286,7 +3536,7 @@
     <w:uiPriority w:val="9"/>
     <w:rsid w:val="00FC693F"/>
     <w:rPr>
-      <w:rFonts w:asciiTheme="majorHAnsi" w:cstheme="majorBidi" w:eastAsiaTheme="majorEastAsia" w:hAnsiTheme="majorHAnsi"/>
+      <w:rFonts w:asciiTheme="majorHAnsi" w:cstheme="majorBidi" w:hAnsiTheme="majorHAnsi" w:eastAsia="黑体"/>
       <w:b/>
       <w:bCs/>
       <w:color w:themeColor="accent1" w:val="4F81BD"/>
@@ -3301,7 +3551,7 @@
     <w:uiPriority w:val="9"/>
     <w:rsid w:val="00FC693F"/>
     <w:rPr>
-      <w:rFonts w:asciiTheme="majorHAnsi" w:cstheme="majorBidi" w:eastAsiaTheme="majorEastAsia" w:hAnsiTheme="majorHAnsi"/>
+      <w:rFonts w:asciiTheme="majorHAnsi" w:cstheme="majorBidi" w:hAnsiTheme="majorHAnsi" w:eastAsia="黑体"/>
       <w:b/>
       <w:bCs/>
       <w:color w:themeColor="accent1" w:val="4F81BD"/>
@@ -3324,7 +3574,7 @@
       <w:contextualSpacing/>
     </w:pPr>
     <w:rPr>
-      <w:rFonts w:ascii="Times New Roman" w:asciiTheme="majorHAnsi" w:cstheme="majorBidi" w:eastAsia="黑体" w:eastAsiaTheme="majorEastAsia" w:hAnsi="Times New Roman" w:hAnsiTheme="majorHAnsi"/>
+      <w:rFonts w:ascii="Times New Roman" w:asciiTheme="majorHAnsi" w:cstheme="majorBidi" w:eastAsia="黑体" w:hAnsi="Times New Roman" w:hAnsiTheme="majorHAnsi"/>
       <w:b/>
       <w:color w:val="1F3864"/>
       <w:spacing w:val="5"/>
@@ -3340,7 +3590,7 @@
     <w:uiPriority w:val="10"/>
     <w:rsid w:val="00FC693F"/>
     <w:rPr>
-      <w:rFonts w:asciiTheme="majorHAnsi" w:cstheme="majorBidi" w:eastAsiaTheme="majorEastAsia" w:hAnsiTheme="majorHAnsi"/>
+      <w:rFonts w:asciiTheme="majorHAnsi" w:cstheme="majorBidi" w:hAnsiTheme="majorHAnsi" w:eastAsia="黑体"/>
       <w:color w:themeColor="text2" w:themeShade="BF" w:val="17365D"/>
       <w:spacing w:val="5"/>
       <w:kern w:val="28"/>
@@ -3362,7 +3612,7 @@
       </w:numPr>
     </w:pPr>
     <w:rPr>
-      <w:rFonts w:asciiTheme="majorHAnsi" w:cstheme="majorBidi" w:eastAsiaTheme="majorEastAsia" w:hAnsiTheme="majorHAnsi"/>
+      <w:rFonts w:asciiTheme="majorHAnsi" w:cstheme="majorBidi" w:hAnsiTheme="majorHAnsi" w:eastAsia="黑体"/>
       <w:i/>
       <w:iCs/>
       <w:color w:themeColor="accent1" w:val="4F81BD"/>
@@ -3378,7 +3628,7 @@
     <w:uiPriority w:val="11"/>
     <w:rsid w:val="00FC693F"/>
     <w:rPr>
-      <w:rFonts w:asciiTheme="majorHAnsi" w:cstheme="majorBidi" w:eastAsiaTheme="majorEastAsia" w:hAnsiTheme="majorHAnsi"/>
+      <w:rFonts w:asciiTheme="majorHAnsi" w:cstheme="majorBidi" w:hAnsiTheme="majorHAnsi" w:eastAsia="黑体"/>
       <w:i/>
       <w:iCs/>
       <w:color w:themeColor="accent1" w:val="4F81BD"/>
@@ -3445,6 +3695,7 @@
       <w:spacing w:after="120"/>
     </w:pPr>
     <w:rPr>
+      <w:rFonts w:eastAsia="黑体"/>
       <w:sz w:val="16"/>
       <w:szCs w:val="16"/>
     </w:rPr>
@@ -3456,6 +3707,7 @@
     <w:uiPriority w:val="99"/>
     <w:rsid w:val="00AA1D8D"/>
     <w:rPr>
+      <w:rFonts w:eastAsia="黑体"/>
       <w:sz w:val="16"/>
       <w:szCs w:val="16"/>
     </w:rPr>
@@ -3625,7 +3877,7 @@
       </w:tabs>
     </w:pPr>
     <w:rPr>
-      <w:rFonts w:ascii="Courier" w:hAnsi="Courier"/>
+      <w:rFonts w:ascii="Courier" w:hAnsi="Courier" w:eastAsia="黑体"/>
       <w:sz w:val="20"/>
       <w:szCs w:val="20"/>
     </w:rPr>
@@ -3637,7 +3889,7 @@
     <w:uiPriority w:val="99"/>
     <w:rsid w:val="0029639D"/>
     <w:rPr>
-      <w:rFonts w:ascii="Courier" w:hAnsi="Courier"/>
+      <w:rFonts w:ascii="Courier" w:hAnsi="Courier" w:eastAsia="黑体"/>
       <w:sz w:val="20"/>
       <w:szCs w:val="20"/>
     </w:rPr>
@@ -3673,6 +3925,7 @@
     <w:uiPriority w:val="29"/>
     <w:rsid w:val="00FC693F"/>
     <w:rPr>
+      <w:rFonts w:eastAsia="黑体"/>
       <w:i/>
       <w:iCs/>
       <w:color w:themeColor="text1" w:val="000000"/>
@@ -3686,7 +3939,7 @@
     <w:semiHidden/>
     <w:rsid w:val="00FC693F"/>
     <w:rPr>
-      <w:rFonts w:asciiTheme="majorHAnsi" w:cstheme="majorBidi" w:eastAsiaTheme="majorEastAsia" w:hAnsiTheme="majorHAnsi"/>
+      <w:rFonts w:asciiTheme="majorHAnsi" w:cstheme="majorBidi" w:hAnsiTheme="majorHAnsi" w:eastAsia="黑体"/>
       <w:b/>
       <w:bCs/>
       <w:i/>
@@ -3702,7 +3955,7 @@
     <w:semiHidden/>
     <w:rsid w:val="00FC693F"/>
     <w:rPr>
-      <w:rFonts w:asciiTheme="majorHAnsi" w:cstheme="majorBidi" w:eastAsiaTheme="majorEastAsia" w:hAnsiTheme="majorHAnsi"/>
+      <w:rFonts w:asciiTheme="majorHAnsi" w:cstheme="majorBidi" w:hAnsiTheme="majorHAnsi" w:eastAsia="黑体"/>
       <w:color w:themeColor="accent1" w:themeShade="7F" w:val="243F60"/>
     </w:rPr>
   </w:style>
@@ -3714,7 +3967,7 @@
     <w:semiHidden/>
     <w:rsid w:val="00FC693F"/>
     <w:rPr>
-      <w:rFonts w:asciiTheme="majorHAnsi" w:cstheme="majorBidi" w:eastAsiaTheme="majorEastAsia" w:hAnsiTheme="majorHAnsi"/>
+      <w:rFonts w:asciiTheme="majorHAnsi" w:cstheme="majorBidi" w:hAnsiTheme="majorHAnsi" w:eastAsia="黑体"/>
       <w:i/>
       <w:iCs/>
       <w:color w:themeColor="accent1" w:themeShade="7F" w:val="243F60"/>
@@ -3728,7 +3981,7 @@
     <w:semiHidden/>
     <w:rsid w:val="00FC693F"/>
     <w:rPr>
-      <w:rFonts w:asciiTheme="majorHAnsi" w:cstheme="majorBidi" w:eastAsiaTheme="majorEastAsia" w:hAnsiTheme="majorHAnsi"/>
+      <w:rFonts w:asciiTheme="majorHAnsi" w:cstheme="majorBidi" w:hAnsiTheme="majorHAnsi" w:eastAsia="黑体"/>
       <w:i/>
       <w:iCs/>
       <w:color w:themeColor="text1" w:themeTint="BF" w:val="404040"/>
@@ -3742,7 +3995,7 @@
     <w:semiHidden/>
     <w:rsid w:val="00FC693F"/>
     <w:rPr>
-      <w:rFonts w:asciiTheme="majorHAnsi" w:cstheme="majorBidi" w:eastAsiaTheme="majorEastAsia" w:hAnsiTheme="majorHAnsi"/>
+      <w:rFonts w:asciiTheme="majorHAnsi" w:cstheme="majorBidi" w:hAnsiTheme="majorHAnsi" w:eastAsia="黑体"/>
       <w:color w:themeColor="accent1" w:val="4F81BD"/>
       <w:sz w:val="20"/>
       <w:szCs w:val="20"/>
@@ -3756,7 +4009,7 @@
     <w:semiHidden/>
     <w:rsid w:val="00FC693F"/>
     <w:rPr>
-      <w:rFonts w:asciiTheme="majorHAnsi" w:cstheme="majorBidi" w:eastAsiaTheme="majorEastAsia" w:hAnsiTheme="majorHAnsi"/>
+      <w:rFonts w:asciiTheme="majorHAnsi" w:cstheme="majorBidi" w:hAnsiTheme="majorHAnsi" w:eastAsia="黑体"/>
       <w:i/>
       <w:iCs/>
       <w:color w:themeColor="text1" w:themeTint="BF" w:val="404040"/>
@@ -3777,6 +4030,7 @@
       <w:spacing w:line="240" w:lineRule="auto"/>
     </w:pPr>
     <w:rPr>
+      <w:rFonts w:eastAsia="黑体"/>
       <w:b/>
       <w:bCs/>
       <w:color w:themeColor="accent1" w:val="4F81BD"/>
@@ -3791,6 +4045,7 @@
     <w:qFormat/>
     <w:rsid w:val="00FC693F"/>
     <w:rPr>
+      <w:rFonts w:eastAsia="黑体"/>
       <w:b/>
       <w:bCs/>
     </w:rPr>
@@ -3802,6 +4057,7 @@
     <w:qFormat/>
     <w:rsid w:val="00FC693F"/>
     <w:rPr>
+      <w:rFonts w:eastAsia="黑体"/>
       <w:i/>
       <w:iCs/>
     </w:rPr>
@@ -3822,6 +4078,7 @@
       <w:ind w:left="936" w:right="936"/>
     </w:pPr>
     <w:rPr>
+      <w:rFonts w:eastAsia="黑体"/>
       <w:b/>
       <w:bCs/>
       <w:i/>
@@ -3836,6 +4093,7 @@
     <w:uiPriority w:val="30"/>
     <w:rsid w:val="00FC693F"/>
     <w:rPr>
+      <w:rFonts w:eastAsia="黑体"/>
       <w:b/>
       <w:bCs/>
       <w:i/>
@@ -3850,6 +4108,7 @@
     <w:qFormat/>
     <w:rsid w:val="00FC693F"/>
     <w:rPr>
+      <w:rFonts w:eastAsia="黑体"/>
       <w:i/>
       <w:iCs/>
       <w:color w:themeColor="text1" w:themeTint="7F" w:val="808080"/>
@@ -3862,6 +4121,7 @@
     <w:qFormat/>
     <w:rsid w:val="00FC693F"/>
     <w:rPr>
+      <w:rFonts w:eastAsia="黑体"/>
       <w:b/>
       <w:bCs/>
       <w:i/>
@@ -3876,6 +4136,7 @@
     <w:qFormat/>
     <w:rsid w:val="00FC693F"/>
     <w:rPr>
+      <w:rFonts w:eastAsia="黑体"/>
       <w:smallCaps/>
       <w:color w:themeColor="accent2" w:val="C0504D"/>
       <w:u w:val="single"/>
@@ -3888,6 +4149,7 @@
     <w:qFormat/>
     <w:rsid w:val="00FC693F"/>
     <w:rPr>
+      <w:rFonts w:eastAsia="黑体"/>
       <w:b/>
       <w:bCs/>
       <w:smallCaps/>
@@ -3903,6 +4165,7 @@
     <w:qFormat/>
     <w:rsid w:val="00FC693F"/>
     <w:rPr>
+      <w:rFonts w:eastAsia="黑体"/>
       <w:b/>
       <w:bCs/>
       <w:smallCaps/>
@@ -3957,6 +4220,7 @@
       <w:spacing w:after="0" w:line="240" w:lineRule="auto"/>
     </w:pPr>
     <w:rPr>
+      <w:rFonts w:eastAsia="黑体"/>
       <w:color w:themeColor="text1" w:themeShade="BF" w:val="000000"/>
     </w:rPr>
     <w:tblPr>
@@ -3979,6 +4243,7 @@
         <w:spacing w:after="0" w:before="0" w:line="240" w:lineRule="auto"/>
       </w:pPr>
       <w:rPr>
+        <w:rFonts w:eastAsia="黑体"/>
         <w:b/>
         <w:bCs/>
       </w:rPr>
@@ -3999,6 +4264,7 @@
         <w:spacing w:after="0" w:before="0" w:line="240" w:lineRule="auto"/>
       </w:pPr>
       <w:rPr>
+        <w:rFonts w:eastAsia="黑体"/>
         <w:b/>
         <w:bCs/>
       </w:rPr>
@@ -4016,12 +4282,14 @@
     </w:tblStylePr>
     <w:tblStylePr w:type="firstCol">
       <w:rPr>
+        <w:rFonts w:eastAsia="黑体"/>
         <w:b/>
         <w:bCs/>
       </w:rPr>
     </w:tblStylePr>
     <w:tblStylePr w:type="lastCol">
       <w:rPr>
+        <w:rFonts w:eastAsia="黑体"/>
         <w:b/>
         <w:bCs/>
       </w:rPr>
@@ -4060,6 +4328,7 @@
       <w:spacing w:after="0" w:line="240" w:lineRule="auto"/>
     </w:pPr>
     <w:rPr>
+      <w:rFonts w:eastAsia="黑体"/>
       <w:color w:themeColor="accent1" w:themeShade="BF" w:val="365F91"/>
     </w:rPr>
     <w:tblPr>
@@ -4082,6 +4351,7 @@
         <w:spacing w:after="0" w:before="0" w:line="240" w:lineRule="auto"/>
       </w:pPr>
       <w:rPr>
+        <w:rFonts w:eastAsia="黑体"/>
         <w:b/>
         <w:bCs/>
       </w:rPr>
@@ -4102,6 +4372,7 @@
         <w:spacing w:after="0" w:before="0" w:line="240" w:lineRule="auto"/>
       </w:pPr>
       <w:rPr>
+        <w:rFonts w:eastAsia="黑体"/>
         <w:b/>
         <w:bCs/>
       </w:rPr>
@@ -4119,12 +4390,14 @@
     </w:tblStylePr>
     <w:tblStylePr w:type="firstCol">
       <w:rPr>
+        <w:rFonts w:eastAsia="黑体"/>
         <w:b/>
         <w:bCs/>
       </w:rPr>
     </w:tblStylePr>
     <w:tblStylePr w:type="lastCol">
       <w:rPr>
+        <w:rFonts w:eastAsia="黑体"/>
         <w:b/>
         <w:bCs/>
       </w:rPr>
@@ -4163,6 +4436,7 @@
       <w:spacing w:after="0" w:line="240" w:lineRule="auto"/>
     </w:pPr>
     <w:rPr>
+      <w:rFonts w:eastAsia="黑体"/>
       <w:color w:themeColor="accent2" w:themeShade="BF" w:val="943634"/>
     </w:rPr>
     <w:tblPr>
@@ -4185,6 +4459,7 @@
         <w:spacing w:after="0" w:before="0" w:line="240" w:lineRule="auto"/>
       </w:pPr>
       <w:rPr>
+        <w:rFonts w:eastAsia="黑体"/>
         <w:b/>
         <w:bCs/>
       </w:rPr>
@@ -4205,6 +4480,7 @@
         <w:spacing w:after="0" w:before="0" w:line="240" w:lineRule="auto"/>
       </w:pPr>
       <w:rPr>
+        <w:rFonts w:eastAsia="黑体"/>
         <w:b/>
         <w:bCs/>
       </w:rPr>
@@ -4222,12 +4498,14 @@
     </w:tblStylePr>
     <w:tblStylePr w:type="firstCol">
       <w:rPr>
+        <w:rFonts w:eastAsia="黑体"/>
         <w:b/>
         <w:bCs/>
       </w:rPr>
     </w:tblStylePr>
     <w:tblStylePr w:type="lastCol">
       <w:rPr>
+        <w:rFonts w:eastAsia="黑体"/>
         <w:b/>
         <w:bCs/>
       </w:rPr>
@@ -4266,6 +4544,7 @@
       <w:spacing w:after="0" w:line="240" w:lineRule="auto"/>
     </w:pPr>
     <w:rPr>
+      <w:rFonts w:eastAsia="黑体"/>
       <w:color w:themeColor="accent3" w:themeShade="BF" w:val="76923C"/>
     </w:rPr>
     <w:tblPr>
@@ -4288,6 +4567,7 @@
         <w:spacing w:after="0" w:before="0" w:line="240" w:lineRule="auto"/>
       </w:pPr>
       <w:rPr>
+        <w:rFonts w:eastAsia="黑体"/>
         <w:b/>
         <w:bCs/>
       </w:rPr>
@@ -4308,6 +4588,7 @@
         <w:spacing w:after="0" w:before="0" w:line="240" w:lineRule="auto"/>
       </w:pPr>
       <w:rPr>
+        <w:rFonts w:eastAsia="黑体"/>
         <w:b/>
         <w:bCs/>
       </w:rPr>
@@ -4325,12 +4606,14 @@
     </w:tblStylePr>
     <w:tblStylePr w:type="firstCol">
       <w:rPr>
+        <w:rFonts w:eastAsia="黑体"/>
         <w:b/>
         <w:bCs/>
       </w:rPr>
     </w:tblStylePr>
     <w:tblStylePr w:type="lastCol">
       <w:rPr>
+        <w:rFonts w:eastAsia="黑体"/>
         <w:b/>
         <w:bCs/>
       </w:rPr>
@@ -4369,6 +4652,7 @@
       <w:spacing w:after="0" w:line="240" w:lineRule="auto"/>
     </w:pPr>
     <w:rPr>
+      <w:rFonts w:eastAsia="黑体"/>
       <w:color w:themeColor="accent4" w:themeShade="BF" w:val="5F497A"/>
     </w:rPr>
     <w:tblPr>
@@ -4391,6 +4675,7 @@
         <w:spacing w:after="0" w:before="0" w:line="240" w:lineRule="auto"/>
       </w:pPr>
       <w:rPr>
+        <w:rFonts w:eastAsia="黑体"/>
         <w:b/>
         <w:bCs/>
       </w:rPr>
@@ -4411,6 +4696,7 @@
         <w:spacing w:after="0" w:before="0" w:line="240" w:lineRule="auto"/>
       </w:pPr>
       <w:rPr>
+        <w:rFonts w:eastAsia="黑体"/>
         <w:b/>
         <w:bCs/>
       </w:rPr>
@@ -4428,12 +4714,14 @@
     </w:tblStylePr>
     <w:tblStylePr w:type="firstCol">
       <w:rPr>
+        <w:rFonts w:eastAsia="黑体"/>
         <w:b/>
         <w:bCs/>
       </w:rPr>
     </w:tblStylePr>
     <w:tblStylePr w:type="lastCol">
       <w:rPr>
+        <w:rFonts w:eastAsia="黑体"/>
         <w:b/>
         <w:bCs/>
       </w:rPr>
@@ -4472,6 +4760,7 @@
       <w:spacing w:after="0" w:line="240" w:lineRule="auto"/>
     </w:pPr>
     <w:rPr>
+      <w:rFonts w:eastAsia="黑体"/>
       <w:color w:themeColor="accent5" w:themeShade="BF" w:val="31849B"/>
     </w:rPr>
     <w:tblPr>
@@ -4494,6 +4783,7 @@
         <w:spacing w:after="0" w:before="0" w:line="240" w:lineRule="auto"/>
       </w:pPr>
       <w:rPr>
+        <w:rFonts w:eastAsia="黑体"/>
         <w:b/>
         <w:bCs/>
       </w:rPr>
@@ -4514,6 +4804,7 @@
         <w:spacing w:after="0" w:before="0" w:line="240" w:lineRule="auto"/>
       </w:pPr>
       <w:rPr>
+        <w:rFonts w:eastAsia="黑体"/>
         <w:b/>
         <w:bCs/>
       </w:rPr>
@@ -4531,12 +4822,14 @@
     </w:tblStylePr>
     <w:tblStylePr w:type="firstCol">
       <w:rPr>
+        <w:rFonts w:eastAsia="黑体"/>
         <w:b/>
         <w:bCs/>
       </w:rPr>
     </w:tblStylePr>
     <w:tblStylePr w:type="lastCol">
       <w:rPr>
+        <w:rFonts w:eastAsia="黑体"/>
         <w:b/>
         <w:bCs/>
       </w:rPr>
@@ -4575,6 +4868,7 @@
       <w:spacing w:after="0" w:line="240" w:lineRule="auto"/>
     </w:pPr>
     <w:rPr>
+      <w:rFonts w:eastAsia="黑体"/>
       <w:color w:themeColor="accent6" w:themeShade="BF" w:val="E36C0A"/>
     </w:rPr>
     <w:tblPr>
@@ -4597,6 +4891,7 @@
         <w:spacing w:after="0" w:before="0" w:line="240" w:lineRule="auto"/>
       </w:pPr>
       <w:rPr>
+        <w:rFonts w:eastAsia="黑体"/>
         <w:b/>
         <w:bCs/>
       </w:rPr>
@@ -4617,6 +4912,7 @@
         <w:spacing w:after="0" w:before="0" w:line="240" w:lineRule="auto"/>
       </w:pPr>
       <w:rPr>
+        <w:rFonts w:eastAsia="黑体"/>
         <w:b/>
         <w:bCs/>
       </w:rPr>
@@ -4634,12 +4930,14 @@
     </w:tblStylePr>
     <w:tblStylePr w:type="firstCol">
       <w:rPr>
+        <w:rFonts w:eastAsia="黑体"/>
         <w:b/>
         <w:bCs/>
       </w:rPr>
     </w:tblStylePr>
     <w:tblStylePr w:type="lastCol">
       <w:rPr>
+        <w:rFonts w:eastAsia="黑体"/>
         <w:b/>
         <w:bCs/>
       </w:rPr>
@@ -4699,6 +4997,7 @@
         <w:spacing w:after="0" w:before="0" w:line="240" w:lineRule="auto"/>
       </w:pPr>
       <w:rPr>
+        <w:rFonts w:eastAsia="黑体"/>
         <w:b/>
         <w:bCs/>
         <w:color w:themeColor="background1" w:val="FFFFFF"/>
@@ -4713,6 +5012,7 @@
         <w:spacing w:after="0" w:before="0" w:line="240" w:lineRule="auto"/>
       </w:pPr>
       <w:rPr>
+        <w:rFonts w:eastAsia="黑体"/>
         <w:b/>
         <w:bCs/>
       </w:rPr>
@@ -4728,12 +5028,14 @@
     </w:tblStylePr>
     <w:tblStylePr w:type="firstCol">
       <w:rPr>
+        <w:rFonts w:eastAsia="黑体"/>
         <w:b/>
         <w:bCs/>
       </w:rPr>
     </w:tblStylePr>
     <w:tblStylePr w:type="lastCol">
       <w:rPr>
+        <w:rFonts w:eastAsia="黑体"/>
         <w:b/>
         <w:bCs/>
       </w:rPr>
@@ -4791,6 +5093,7 @@
         <w:spacing w:after="0" w:before="0" w:line="240" w:lineRule="auto"/>
       </w:pPr>
       <w:rPr>
+        <w:rFonts w:eastAsia="黑体"/>
         <w:b/>
         <w:bCs/>
         <w:color w:themeColor="background1" w:val="FFFFFF"/>
@@ -4805,6 +5108,7 @@
         <w:spacing w:after="0" w:before="0" w:line="240" w:lineRule="auto"/>
       </w:pPr>
       <w:rPr>
+        <w:rFonts w:eastAsia="黑体"/>
         <w:b/>
         <w:bCs/>
       </w:rPr>
@@ -4820,12 +5124,14 @@
     </w:tblStylePr>
     <w:tblStylePr w:type="firstCol">
       <w:rPr>
+        <w:rFonts w:eastAsia="黑体"/>
         <w:b/>
         <w:bCs/>
       </w:rPr>
     </w:tblStylePr>
     <w:tblStylePr w:type="lastCol">
       <w:rPr>
+        <w:rFonts w:eastAsia="黑体"/>
         <w:b/>
         <w:bCs/>
       </w:rPr>
@@ -4883,6 +5189,7 @@
         <w:spacing w:after="0" w:before="0" w:line="240" w:lineRule="auto"/>
       </w:pPr>
       <w:rPr>
+        <w:rFonts w:eastAsia="黑体"/>
         <w:b/>
         <w:bCs/>
         <w:color w:themeColor="background1" w:val="FFFFFF"/>
@@ -4897,6 +5204,7 @@
         <w:spacing w:after="0" w:before="0" w:line="240" w:lineRule="auto"/>
       </w:pPr>
       <w:rPr>
+        <w:rFonts w:eastAsia="黑体"/>
         <w:b/>
         <w:bCs/>
       </w:rPr>
@@ -4912,12 +5220,14 @@
     </w:tblStylePr>
     <w:tblStylePr w:type="firstCol">
       <w:rPr>
+        <w:rFonts w:eastAsia="黑体"/>
         <w:b/>
         <w:bCs/>
       </w:rPr>
     </w:tblStylePr>
     <w:tblStylePr w:type="lastCol">
       <w:rPr>
+        <w:rFonts w:eastAsia="黑体"/>
         <w:b/>
         <w:bCs/>
       </w:rPr>
@@ -4975,6 +5285,7 @@
         <w:spacing w:after="0" w:before="0" w:line="240" w:lineRule="auto"/>
       </w:pPr>
       <w:rPr>
+        <w:rFonts w:eastAsia="黑体"/>
         <w:b/>
         <w:bCs/>
         <w:color w:themeColor="background1" w:val="FFFFFF"/>
@@ -4989,6 +5300,7 @@
         <w:spacing w:after="0" w:before="0" w:line="240" w:lineRule="auto"/>
       </w:pPr>
       <w:rPr>
+        <w:rFonts w:eastAsia="黑体"/>
         <w:b/>
         <w:bCs/>
       </w:rPr>
@@ -5004,12 +5316,14 @@
     </w:tblStylePr>
     <w:tblStylePr w:type="firstCol">
       <w:rPr>
+        <w:rFonts w:eastAsia="黑体"/>
         <w:b/>
         <w:bCs/>
       </w:rPr>
     </w:tblStylePr>
     <w:tblStylePr w:type="lastCol">
       <w:rPr>
+        <w:rFonts w:eastAsia="黑体"/>
         <w:b/>
         <w:bCs/>
       </w:rPr>
@@ -5067,6 +5381,7 @@
         <w:spacing w:after="0" w:before="0" w:line="240" w:lineRule="auto"/>
       </w:pPr>
       <w:rPr>
+        <w:rFonts w:eastAsia="黑体"/>
         <w:b/>
         <w:bCs/>
         <w:color w:themeColor="background1" w:val="FFFFFF"/>
@@ -5081,6 +5396,7 @@
         <w:spacing w:after="0" w:before="0" w:line="240" w:lineRule="auto"/>
       </w:pPr>
       <w:rPr>
+        <w:rFonts w:eastAsia="黑体"/>
         <w:b/>
         <w:bCs/>
       </w:rPr>
@@ -5096,12 +5412,14 @@
     </w:tblStylePr>
     <w:tblStylePr w:type="firstCol">
       <w:rPr>
+        <w:rFonts w:eastAsia="黑体"/>
         <w:b/>
         <w:bCs/>
       </w:rPr>
     </w:tblStylePr>
     <w:tblStylePr w:type="lastCol">
       <w:rPr>
+        <w:rFonts w:eastAsia="黑体"/>
         <w:b/>
         <w:bCs/>
       </w:rPr>
@@ -5159,6 +5477,7 @@
         <w:spacing w:after="0" w:before="0" w:line="240" w:lineRule="auto"/>
       </w:pPr>
       <w:rPr>
+        <w:rFonts w:eastAsia="黑体"/>
         <w:b/>
         <w:bCs/>
         <w:color w:themeColor="background1" w:val="FFFFFF"/>
@@ -5173,6 +5492,7 @@
         <w:spacing w:after="0" w:before="0" w:line="240" w:lineRule="auto"/>
       </w:pPr>
       <w:rPr>
+        <w:rFonts w:eastAsia="黑体"/>
         <w:b/>
         <w:bCs/>
       </w:rPr>
@@ -5188,12 +5508,14 @@
     </w:tblStylePr>
     <w:tblStylePr w:type="firstCol">
       <w:rPr>
+        <w:rFonts w:eastAsia="黑体"/>
         <w:b/>
         <w:bCs/>
       </w:rPr>
     </w:tblStylePr>
     <w:tblStylePr w:type="lastCol">
       <w:rPr>
+        <w:rFonts w:eastAsia="黑体"/>
         <w:b/>
         <w:bCs/>
       </w:rPr>
@@ -5251,6 +5573,7 @@
         <w:spacing w:after="0" w:before="0" w:line="240" w:lineRule="auto"/>
       </w:pPr>
       <w:rPr>
+        <w:rFonts w:eastAsia="黑体"/>
         <w:b/>
         <w:bCs/>
         <w:color w:themeColor="background1" w:val="FFFFFF"/>
@@ -5265,6 +5588,7 @@
         <w:spacing w:after="0" w:before="0" w:line="240" w:lineRule="auto"/>
       </w:pPr>
       <w:rPr>
+        <w:rFonts w:eastAsia="黑体"/>
         <w:b/>
         <w:bCs/>
       </w:rPr>
@@ -5280,12 +5604,14 @@
     </w:tblStylePr>
     <w:tblStylePr w:type="firstCol">
       <w:rPr>
+        <w:rFonts w:eastAsia="黑体"/>
         <w:b/>
         <w:bCs/>
       </w:rPr>
     </w:tblStylePr>
     <w:tblStylePr w:type="lastCol">
       <w:rPr>
+        <w:rFonts w:eastAsia="黑体"/>
         <w:b/>
         <w:bCs/>
       </w:rPr>
@@ -5345,7 +5671,7 @@
         <w:spacing w:after="0" w:before="0" w:line="240" w:lineRule="auto"/>
       </w:pPr>
       <w:rPr>
-        <w:rFonts w:asciiTheme="majorHAnsi" w:cstheme="majorBidi" w:eastAsiaTheme="majorEastAsia" w:hAnsiTheme="majorHAnsi"/>
+        <w:rFonts w:asciiTheme="majorHAnsi" w:cstheme="majorBidi" w:hAnsiTheme="majorHAnsi" w:eastAsia="黑体"/>
         <w:b/>
         <w:bCs/>
       </w:rPr>
@@ -5366,7 +5692,7 @@
         <w:spacing w:after="0" w:before="0" w:line="240" w:lineRule="auto"/>
       </w:pPr>
       <w:rPr>
-        <w:rFonts w:asciiTheme="majorHAnsi" w:cstheme="majorBidi" w:eastAsiaTheme="majorEastAsia" w:hAnsiTheme="majorHAnsi"/>
+        <w:rFonts w:asciiTheme="majorHAnsi" w:cstheme="majorBidi" w:hAnsiTheme="majorHAnsi" w:eastAsia="黑体"/>
         <w:b/>
         <w:bCs/>
       </w:rPr>
@@ -5384,14 +5710,14 @@
     </w:tblStylePr>
     <w:tblStylePr w:type="firstCol">
       <w:rPr>
-        <w:rFonts w:asciiTheme="majorHAnsi" w:cstheme="majorBidi" w:eastAsiaTheme="majorEastAsia" w:hAnsiTheme="majorHAnsi"/>
+        <w:rFonts w:asciiTheme="majorHAnsi" w:cstheme="majorBidi" w:hAnsiTheme="majorHAnsi" w:eastAsia="黑体"/>
         <w:b/>
         <w:bCs/>
       </w:rPr>
     </w:tblStylePr>
     <w:tblStylePr w:type="lastCol">
       <w:rPr>
-        <w:rFonts w:asciiTheme="majorHAnsi" w:cstheme="majorBidi" w:eastAsiaTheme="majorEastAsia" w:hAnsiTheme="majorHAnsi"/>
+        <w:rFonts w:asciiTheme="majorHAnsi" w:cstheme="majorBidi" w:hAnsiTheme="majorHAnsi" w:eastAsia="黑体"/>
         <w:b/>
         <w:bCs/>
       </w:rPr>
@@ -5475,7 +5801,7 @@
         <w:spacing w:after="0" w:before="0" w:line="240" w:lineRule="auto"/>
       </w:pPr>
       <w:rPr>
-        <w:rFonts w:asciiTheme="majorHAnsi" w:cstheme="majorBidi" w:eastAsiaTheme="majorEastAsia" w:hAnsiTheme="majorHAnsi"/>
+        <w:rFonts w:asciiTheme="majorHAnsi" w:cstheme="majorBidi" w:hAnsiTheme="majorHAnsi" w:eastAsia="黑体"/>
         <w:b/>
         <w:bCs/>
       </w:rPr>
@@ -5496,7 +5822,7 @@
         <w:spacing w:after="0" w:before="0" w:line="240" w:lineRule="auto"/>
       </w:pPr>
       <w:rPr>
-        <w:rFonts w:asciiTheme="majorHAnsi" w:cstheme="majorBidi" w:eastAsiaTheme="majorEastAsia" w:hAnsiTheme="majorHAnsi"/>
+        <w:rFonts w:asciiTheme="majorHAnsi" w:cstheme="majorBidi" w:hAnsiTheme="majorHAnsi" w:eastAsia="黑体"/>
         <w:b/>
         <w:bCs/>
       </w:rPr>
@@ -5514,14 +5840,14 @@
     </w:tblStylePr>
     <w:tblStylePr w:type="firstCol">
       <w:rPr>
-        <w:rFonts w:asciiTheme="majorHAnsi" w:cstheme="majorBidi" w:eastAsiaTheme="majorEastAsia" w:hAnsiTheme="majorHAnsi"/>
+        <w:rFonts w:asciiTheme="majorHAnsi" w:cstheme="majorBidi" w:hAnsiTheme="majorHAnsi" w:eastAsia="黑体"/>
         <w:b/>
         <w:bCs/>
       </w:rPr>
     </w:tblStylePr>
     <w:tblStylePr w:type="lastCol">
       <w:rPr>
-        <w:rFonts w:asciiTheme="majorHAnsi" w:cstheme="majorBidi" w:eastAsiaTheme="majorEastAsia" w:hAnsiTheme="majorHAnsi"/>
+        <w:rFonts w:asciiTheme="majorHAnsi" w:cstheme="majorBidi" w:hAnsiTheme="majorHAnsi" w:eastAsia="黑体"/>
         <w:b/>
         <w:bCs/>
       </w:rPr>
@@ -5605,7 +5931,7 @@
         <w:spacing w:after="0" w:before="0" w:line="240" w:lineRule="auto"/>
       </w:pPr>
       <w:rPr>
-        <w:rFonts w:asciiTheme="majorHAnsi" w:cstheme="majorBidi" w:eastAsiaTheme="majorEastAsia" w:hAnsiTheme="majorHAnsi"/>
+        <w:rFonts w:asciiTheme="majorHAnsi" w:cstheme="majorBidi" w:hAnsiTheme="majorHAnsi" w:eastAsia="黑体"/>
         <w:b/>
         <w:bCs/>
       </w:rPr>
@@ -5626,7 +5952,7 @@
         <w:spacing w:after="0" w:before="0" w:line="240" w:lineRule="auto"/>
       </w:pPr>
       <w:rPr>
-        <w:rFonts w:asciiTheme="majorHAnsi" w:cstheme="majorBidi" w:eastAsiaTheme="majorEastAsia" w:hAnsiTheme="majorHAnsi"/>
+        <w:rFonts w:asciiTheme="majorHAnsi" w:cstheme="majorBidi" w:hAnsiTheme="majorHAnsi" w:eastAsia="黑体"/>
         <w:b/>
         <w:bCs/>
       </w:rPr>
@@ -5644,14 +5970,14 @@
     </w:tblStylePr>
     <w:tblStylePr w:type="firstCol">
       <w:rPr>
-        <w:rFonts w:asciiTheme="majorHAnsi" w:cstheme="majorBidi" w:eastAsiaTheme="majorEastAsia" w:hAnsiTheme="majorHAnsi"/>
+        <w:rFonts w:asciiTheme="majorHAnsi" w:cstheme="majorBidi" w:hAnsiTheme="majorHAnsi" w:eastAsia="黑体"/>
         <w:b/>
         <w:bCs/>
       </w:rPr>
     </w:tblStylePr>
     <w:tblStylePr w:type="lastCol">
       <w:rPr>
-        <w:rFonts w:asciiTheme="majorHAnsi" w:cstheme="majorBidi" w:eastAsiaTheme="majorEastAsia" w:hAnsiTheme="majorHAnsi"/>
+        <w:rFonts w:asciiTheme="majorHAnsi" w:cstheme="majorBidi" w:hAnsiTheme="majorHAnsi" w:eastAsia="黑体"/>
         <w:b/>
         <w:bCs/>
       </w:rPr>
@@ -5735,7 +6061,7 @@
         <w:spacing w:after="0" w:before="0" w:line="240" w:lineRule="auto"/>
       </w:pPr>
       <w:rPr>
-        <w:rFonts w:asciiTheme="majorHAnsi" w:cstheme="majorBidi" w:eastAsiaTheme="majorEastAsia" w:hAnsiTheme="majorHAnsi"/>
+        <w:rFonts w:asciiTheme="majorHAnsi" w:cstheme="majorBidi" w:hAnsiTheme="majorHAnsi" w:eastAsia="黑体"/>
         <w:b/>
         <w:bCs/>
       </w:rPr>
@@ -5756,7 +6082,7 @@
         <w:spacing w:after="0" w:before="0" w:line="240" w:lineRule="auto"/>
       </w:pPr>
       <w:rPr>
-        <w:rFonts w:asciiTheme="majorHAnsi" w:cstheme="majorBidi" w:eastAsiaTheme="majorEastAsia" w:hAnsiTheme="majorHAnsi"/>
+        <w:rFonts w:asciiTheme="majorHAnsi" w:cstheme="majorBidi" w:hAnsiTheme="majorHAnsi" w:eastAsia="黑体"/>
         <w:b/>
         <w:bCs/>
       </w:rPr>
@@ -5774,14 +6100,14 @@
     </w:tblStylePr>
     <w:tblStylePr w:type="firstCol">
       <w:rPr>
-        <w:rFonts w:asciiTheme="majorHAnsi" w:cstheme="majorBidi" w:eastAsiaTheme="majorEastAsia" w:hAnsiTheme="majorHAnsi"/>
+        <w:rFonts w:asciiTheme="majorHAnsi" w:cstheme="majorBidi" w:hAnsiTheme="majorHAnsi" w:eastAsia="黑体"/>
         <w:b/>
         <w:bCs/>
       </w:rPr>
     </w:tblStylePr>
     <w:tblStylePr w:type="lastCol">
       <w:rPr>
-        <w:rFonts w:asciiTheme="majorHAnsi" w:cstheme="majorBidi" w:eastAsiaTheme="majorEastAsia" w:hAnsiTheme="majorHAnsi"/>
+        <w:rFonts w:asciiTheme="majorHAnsi" w:cstheme="majorBidi" w:hAnsiTheme="majorHAnsi" w:eastAsia="黑体"/>
         <w:b/>
         <w:bCs/>
       </w:rPr>
@@ -5865,7 +6191,7 @@
         <w:spacing w:after="0" w:before="0" w:line="240" w:lineRule="auto"/>
       </w:pPr>
       <w:rPr>
-        <w:rFonts w:asciiTheme="majorHAnsi" w:cstheme="majorBidi" w:eastAsiaTheme="majorEastAsia" w:hAnsiTheme="majorHAnsi"/>
+        <w:rFonts w:asciiTheme="majorHAnsi" w:cstheme="majorBidi" w:hAnsiTheme="majorHAnsi" w:eastAsia="黑体"/>
         <w:b/>
         <w:bCs/>
       </w:rPr>
@@ -5886,7 +6212,7 @@
         <w:spacing w:after="0" w:before="0" w:line="240" w:lineRule="auto"/>
       </w:pPr>
       <w:rPr>
-        <w:rFonts w:asciiTheme="majorHAnsi" w:cstheme="majorBidi" w:eastAsiaTheme="majorEastAsia" w:hAnsiTheme="majorHAnsi"/>
+        <w:rFonts w:asciiTheme="majorHAnsi" w:cstheme="majorBidi" w:hAnsiTheme="majorHAnsi" w:eastAsia="黑体"/>
         <w:b/>
         <w:bCs/>
       </w:rPr>
@@ -5904,14 +6230,14 @@
     </w:tblStylePr>
     <w:tblStylePr w:type="firstCol">
       <w:rPr>
-        <w:rFonts w:asciiTheme="majorHAnsi" w:cstheme="majorBidi" w:eastAsiaTheme="majorEastAsia" w:hAnsiTheme="majorHAnsi"/>
+        <w:rFonts w:asciiTheme="majorHAnsi" w:cstheme="majorBidi" w:hAnsiTheme="majorHAnsi" w:eastAsia="黑体"/>
         <w:b/>
         <w:bCs/>
       </w:rPr>
     </w:tblStylePr>
     <w:tblStylePr w:type="lastCol">
       <w:rPr>
-        <w:rFonts w:asciiTheme="majorHAnsi" w:cstheme="majorBidi" w:eastAsiaTheme="majorEastAsia" w:hAnsiTheme="majorHAnsi"/>
+        <w:rFonts w:asciiTheme="majorHAnsi" w:cstheme="majorBidi" w:hAnsiTheme="majorHAnsi" w:eastAsia="黑体"/>
         <w:b/>
         <w:bCs/>
       </w:rPr>
@@ -5995,7 +6321,7 @@
         <w:spacing w:after="0" w:before="0" w:line="240" w:lineRule="auto"/>
       </w:pPr>
       <w:rPr>
-        <w:rFonts w:asciiTheme="majorHAnsi" w:cstheme="majorBidi" w:eastAsiaTheme="majorEastAsia" w:hAnsiTheme="majorHAnsi"/>
+        <w:rFonts w:asciiTheme="majorHAnsi" w:cstheme="majorBidi" w:hAnsiTheme="majorHAnsi" w:eastAsia="黑体"/>
         <w:b/>
         <w:bCs/>
       </w:rPr>
@@ -6016,7 +6342,7 @@
         <w:spacing w:after="0" w:before="0" w:line="240" w:lineRule="auto"/>
       </w:pPr>
       <w:rPr>
-        <w:rFonts w:asciiTheme="majorHAnsi" w:cstheme="majorBidi" w:eastAsiaTheme="majorEastAsia" w:hAnsiTheme="majorHAnsi"/>
+        <w:rFonts w:asciiTheme="majorHAnsi" w:cstheme="majorBidi" w:hAnsiTheme="majorHAnsi" w:eastAsia="黑体"/>
         <w:b/>
         <w:bCs/>
       </w:rPr>
@@ -6034,14 +6360,14 @@
     </w:tblStylePr>
     <w:tblStylePr w:type="firstCol">
       <w:rPr>
-        <w:rFonts w:asciiTheme="majorHAnsi" w:cstheme="majorBidi" w:eastAsiaTheme="majorEastAsia" w:hAnsiTheme="majorHAnsi"/>
+        <w:rFonts w:asciiTheme="majorHAnsi" w:cstheme="majorBidi" w:hAnsiTheme="majorHAnsi" w:eastAsia="黑体"/>
         <w:b/>
         <w:bCs/>
       </w:rPr>
     </w:tblStylePr>
     <w:tblStylePr w:type="lastCol">
       <w:rPr>
-        <w:rFonts w:asciiTheme="majorHAnsi" w:cstheme="majorBidi" w:eastAsiaTheme="majorEastAsia" w:hAnsiTheme="majorHAnsi"/>
+        <w:rFonts w:asciiTheme="majorHAnsi" w:cstheme="majorBidi" w:hAnsiTheme="majorHAnsi" w:eastAsia="黑体"/>
         <w:b/>
         <w:bCs/>
       </w:rPr>
@@ -6125,7 +6451,7 @@
         <w:spacing w:after="0" w:before="0" w:line="240" w:lineRule="auto"/>
       </w:pPr>
       <w:rPr>
-        <w:rFonts w:asciiTheme="majorHAnsi" w:cstheme="majorBidi" w:eastAsiaTheme="majorEastAsia" w:hAnsiTheme="majorHAnsi"/>
+        <w:rFonts w:asciiTheme="majorHAnsi" w:cstheme="majorBidi" w:hAnsiTheme="majorHAnsi" w:eastAsia="黑体"/>
         <w:b/>
         <w:bCs/>
       </w:rPr>
@@ -6146,7 +6472,7 @@
         <w:spacing w:after="0" w:before="0" w:line="240" w:lineRule="auto"/>
       </w:pPr>
       <w:rPr>
-        <w:rFonts w:asciiTheme="majorHAnsi" w:cstheme="majorBidi" w:eastAsiaTheme="majorEastAsia" w:hAnsiTheme="majorHAnsi"/>
+        <w:rFonts w:asciiTheme="majorHAnsi" w:cstheme="majorBidi" w:hAnsiTheme="majorHAnsi" w:eastAsia="黑体"/>
         <w:b/>
         <w:bCs/>
       </w:rPr>
@@ -6164,14 +6490,14 @@
     </w:tblStylePr>
     <w:tblStylePr w:type="firstCol">
       <w:rPr>
-        <w:rFonts w:asciiTheme="majorHAnsi" w:cstheme="majorBidi" w:eastAsiaTheme="majorEastAsia" w:hAnsiTheme="majorHAnsi"/>
+        <w:rFonts w:asciiTheme="majorHAnsi" w:cstheme="majorBidi" w:hAnsiTheme="majorHAnsi" w:eastAsia="黑体"/>
         <w:b/>
         <w:bCs/>
       </w:rPr>
     </w:tblStylePr>
     <w:tblStylePr w:type="lastCol">
       <w:rPr>
-        <w:rFonts w:asciiTheme="majorHAnsi" w:cstheme="majorBidi" w:eastAsiaTheme="majorEastAsia" w:hAnsiTheme="majorHAnsi"/>
+        <w:rFonts w:asciiTheme="majorHAnsi" w:cstheme="majorBidi" w:hAnsiTheme="majorHAnsi" w:eastAsia="黑体"/>
         <w:b/>
         <w:bCs/>
       </w:rPr>
@@ -6254,6 +6580,7 @@
         <w:spacing w:after="0" w:before="0" w:line="240" w:lineRule="auto"/>
       </w:pPr>
       <w:rPr>
+        <w:rFonts w:eastAsia="黑体"/>
         <w:b/>
         <w:bCs/>
         <w:color w:themeColor="background1" w:val="FFFFFF"/>
@@ -6276,6 +6603,7 @@
         <w:spacing w:after="0" w:before="0" w:line="240" w:lineRule="auto"/>
       </w:pPr>
       <w:rPr>
+        <w:rFonts w:eastAsia="黑体"/>
         <w:b/>
         <w:bCs/>
       </w:rPr>
@@ -6293,12 +6621,14 @@
     </w:tblStylePr>
     <w:tblStylePr w:type="firstCol">
       <w:rPr>
+        <w:rFonts w:eastAsia="黑体"/>
         <w:b/>
         <w:bCs/>
       </w:rPr>
     </w:tblStylePr>
     <w:tblStylePr w:type="lastCol">
       <w:rPr>
+        <w:rFonts w:eastAsia="黑体"/>
         <w:b/>
         <w:bCs/>
       </w:rPr>
@@ -6360,6 +6690,7 @@
         <w:spacing w:after="0" w:before="0" w:line="240" w:lineRule="auto"/>
       </w:pPr>
       <w:rPr>
+        <w:rFonts w:eastAsia="黑体"/>
         <w:b/>
         <w:bCs/>
         <w:color w:themeColor="background1" w:val="FFFFFF"/>
@@ -6382,6 +6713,7 @@
         <w:spacing w:after="0" w:before="0" w:line="240" w:lineRule="auto"/>
       </w:pPr>
       <w:rPr>
+        <w:rFonts w:eastAsia="黑体"/>
         <w:b/>
         <w:bCs/>
       </w:rPr>
@@ -6399,12 +6731,14 @@
     </w:tblStylePr>
     <w:tblStylePr w:type="firstCol">
       <w:rPr>
+        <w:rFonts w:eastAsia="黑体"/>
         <w:b/>
         <w:bCs/>
       </w:rPr>
     </w:tblStylePr>
     <w:tblStylePr w:type="lastCol">
       <w:rPr>
+        <w:rFonts w:eastAsia="黑体"/>
         <w:b/>
         <w:bCs/>
       </w:rPr>
@@ -6466,6 +6800,7 @@
         <w:spacing w:after="0" w:before="0" w:line="240" w:lineRule="auto"/>
       </w:pPr>
       <w:rPr>
+        <w:rFonts w:eastAsia="黑体"/>
         <w:b/>
         <w:bCs/>
         <w:color w:themeColor="background1" w:val="FFFFFF"/>
@@ -6488,6 +6823,7 @@
         <w:spacing w:after="0" w:before="0" w:line="240" w:lineRule="auto"/>
       </w:pPr>
       <w:rPr>
+        <w:rFonts w:eastAsia="黑体"/>
         <w:b/>
         <w:bCs/>
       </w:rPr>
@@ -6505,12 +6841,14 @@
     </w:tblStylePr>
     <w:tblStylePr w:type="firstCol">
       <w:rPr>
+        <w:rFonts w:eastAsia="黑体"/>
         <w:b/>
         <w:bCs/>
       </w:rPr>
     </w:tblStylePr>
     <w:tblStylePr w:type="lastCol">
       <w:rPr>
+        <w:rFonts w:eastAsia="黑体"/>
         <w:b/>
         <w:bCs/>
       </w:rPr>
@@ -6572,6 +6910,7 @@
         <w:spacing w:after="0" w:before="0" w:line="240" w:lineRule="auto"/>
       </w:pPr>
       <w:rPr>
+        <w:rFonts w:eastAsia="黑体"/>
         <w:b/>
         <w:bCs/>
         <w:color w:themeColor="background1" w:val="FFFFFF"/>
@@ -6594,6 +6933,7 @@
         <w:spacing w:after="0" w:before="0" w:line="240" w:lineRule="auto"/>
       </w:pPr>
       <w:rPr>
+        <w:rFonts w:eastAsia="黑体"/>
         <w:b/>
         <w:bCs/>
       </w:rPr>
@@ -6611,12 +6951,14 @@
     </w:tblStylePr>
     <w:tblStylePr w:type="firstCol">
       <w:rPr>
+        <w:rFonts w:eastAsia="黑体"/>
         <w:b/>
         <w:bCs/>
       </w:rPr>
     </w:tblStylePr>
     <w:tblStylePr w:type="lastCol">
       <w:rPr>
+        <w:rFonts w:eastAsia="黑体"/>
         <w:b/>
         <w:bCs/>
       </w:rPr>
@@ -6678,6 +7020,7 @@
         <w:spacing w:after="0" w:before="0" w:line="240" w:lineRule="auto"/>
       </w:pPr>
       <w:rPr>
+        <w:rFonts w:eastAsia="黑体"/>
         <w:b/>
         <w:bCs/>
         <w:color w:themeColor="background1" w:val="FFFFFF"/>
@@ -6700,6 +7043,7 @@
         <w:spacing w:after="0" w:before="0" w:line="240" w:lineRule="auto"/>
       </w:pPr>
       <w:rPr>
+        <w:rFonts w:eastAsia="黑体"/>
         <w:b/>
         <w:bCs/>
       </w:rPr>
@@ -6717,12 +7061,14 @@
     </w:tblStylePr>
     <w:tblStylePr w:type="firstCol">
       <w:rPr>
+        <w:rFonts w:eastAsia="黑体"/>
         <w:b/>
         <w:bCs/>
       </w:rPr>
     </w:tblStylePr>
     <w:tblStylePr w:type="lastCol">
       <w:rPr>
+        <w:rFonts w:eastAsia="黑体"/>
         <w:b/>
         <w:bCs/>
       </w:rPr>
@@ -6784,6 +7130,7 @@
         <w:spacing w:after="0" w:before="0" w:line="240" w:lineRule="auto"/>
       </w:pPr>
       <w:rPr>
+        <w:rFonts w:eastAsia="黑体"/>
         <w:b/>
         <w:bCs/>
         <w:color w:themeColor="background1" w:val="FFFFFF"/>
@@ -6806,6 +7153,7 @@
         <w:spacing w:after="0" w:before="0" w:line="240" w:lineRule="auto"/>
       </w:pPr>
       <w:rPr>
+        <w:rFonts w:eastAsia="黑体"/>
         <w:b/>
         <w:bCs/>
       </w:rPr>
@@ -6823,12 +7171,14 @@
     </w:tblStylePr>
     <w:tblStylePr w:type="firstCol">
       <w:rPr>
+        <w:rFonts w:eastAsia="黑体"/>
         <w:b/>
         <w:bCs/>
       </w:rPr>
     </w:tblStylePr>
     <w:tblStylePr w:type="lastCol">
       <w:rPr>
+        <w:rFonts w:eastAsia="黑体"/>
         <w:b/>
         <w:bCs/>
       </w:rPr>
@@ -6890,6 +7240,7 @@
         <w:spacing w:after="0" w:before="0" w:line="240" w:lineRule="auto"/>
       </w:pPr>
       <w:rPr>
+        <w:rFonts w:eastAsia="黑体"/>
         <w:b/>
         <w:bCs/>
         <w:color w:themeColor="background1" w:val="FFFFFF"/>
@@ -6912,6 +7263,7 @@
         <w:spacing w:after="0" w:before="0" w:line="240" w:lineRule="auto"/>
       </w:pPr>
       <w:rPr>
+        <w:rFonts w:eastAsia="黑体"/>
         <w:b/>
         <w:bCs/>
       </w:rPr>
@@ -6929,12 +7281,14 @@
     </w:tblStylePr>
     <w:tblStylePr w:type="firstCol">
       <w:rPr>
+        <w:rFonts w:eastAsia="黑体"/>
         <w:b/>
         <w:bCs/>
       </w:rPr>
     </w:tblStylePr>
     <w:tblStylePr w:type="lastCol">
       <w:rPr>
+        <w:rFonts w:eastAsia="黑体"/>
         <w:b/>
         <w:bCs/>
       </w:rPr>
@@ -6993,6 +7347,7 @@
         <w:spacing w:after="0" w:before="0" w:line="240" w:lineRule="auto"/>
       </w:pPr>
       <w:rPr>
+        <w:rFonts w:eastAsia="黑体"/>
         <w:b/>
         <w:bCs/>
         <w:color w:themeColor="background1" w:val="FFFFFF"/>
@@ -7015,6 +7370,7 @@
         <w:spacing w:after="0" w:before="0" w:line="240" w:lineRule="auto"/>
       </w:pPr>
       <w:rPr>
+        <w:rFonts w:eastAsia="黑体"/>
         <w:color w:val="auto"/>
       </w:rPr>
       <w:tblPr/>
@@ -7032,6 +7388,7 @@
     </w:tblStylePr>
     <w:tblStylePr w:type="firstCol">
       <w:rPr>
+        <w:rFonts w:eastAsia="黑体"/>
         <w:b/>
         <w:bCs/>
         <w:color w:themeColor="background1" w:val="FFFFFF"/>
@@ -7051,6 +7408,7 @@
     </w:tblStylePr>
     <w:tblStylePr w:type="lastCol">
       <w:rPr>
+        <w:rFonts w:eastAsia="黑体"/>
         <w:b/>
         <w:bCs/>
         <w:color w:themeColor="background1" w:val="FFFFFF"/>
@@ -7099,6 +7457,7 @@
     </w:tblStylePr>
     <w:tblStylePr w:type="nwCell">
       <w:rPr>
+        <w:rFonts w:eastAsia="黑体"/>
         <w:color w:themeColor="background1" w:val="FFFFFF"/>
       </w:rPr>
       <w:tblPr/>
@@ -7142,6 +7501,7 @@
         <w:spacing w:after="0" w:before="0" w:line="240" w:lineRule="auto"/>
       </w:pPr>
       <w:rPr>
+        <w:rFonts w:eastAsia="黑体"/>
         <w:b/>
         <w:bCs/>
         <w:color w:themeColor="background1" w:val="FFFFFF"/>
@@ -7164,6 +7524,7 @@
         <w:spacing w:after="0" w:before="0" w:line="240" w:lineRule="auto"/>
       </w:pPr>
       <w:rPr>
+        <w:rFonts w:eastAsia="黑体"/>
         <w:color w:val="auto"/>
       </w:rPr>
       <w:tblPr/>
@@ -7181,6 +7542,7 @@
     </w:tblStylePr>
     <w:tblStylePr w:type="firstCol">
       <w:rPr>
+        <w:rFonts w:eastAsia="黑体"/>
         <w:b/>
         <w:bCs/>
         <w:color w:themeColor="background1" w:val="FFFFFF"/>
@@ -7200,6 +7562,7 @@
     </w:tblStylePr>
     <w:tblStylePr w:type="lastCol">
       <w:rPr>
+        <w:rFonts w:eastAsia="黑体"/>
         <w:b/>
         <w:bCs/>
         <w:color w:themeColor="background1" w:val="FFFFFF"/>
@@ -7248,6 +7611,7 @@
     </w:tblStylePr>
     <w:tblStylePr w:type="nwCell">
       <w:rPr>
+        <w:rFonts w:eastAsia="黑体"/>
         <w:color w:themeColor="background1" w:val="FFFFFF"/>
       </w:rPr>
       <w:tblPr/>
@@ -7291,6 +7655,7 @@
         <w:spacing w:after="0" w:before="0" w:line="240" w:lineRule="auto"/>
       </w:pPr>
       <w:rPr>
+        <w:rFonts w:eastAsia="黑体"/>
         <w:b/>
         <w:bCs/>
         <w:color w:themeColor="background1" w:val="FFFFFF"/>
@@ -7313,6 +7678,7 @@
         <w:spacing w:after="0" w:before="0" w:line="240" w:lineRule="auto"/>
       </w:pPr>
       <w:rPr>
+        <w:rFonts w:eastAsia="黑体"/>
         <w:color w:val="auto"/>
       </w:rPr>
       <w:tblPr/>
@@ -7330,6 +7696,7 @@
     </w:tblStylePr>
     <w:tblStylePr w:type="firstCol">
       <w:rPr>
+        <w:rFonts w:eastAsia="黑体"/>
         <w:b/>
         <w:bCs/>
         <w:color w:themeColor="background1" w:val="FFFFFF"/>
@@ -7349,6 +7716,7 @@
     </w:tblStylePr>
     <w:tblStylePr w:type="lastCol">
       <w:rPr>
+        <w:rFonts w:eastAsia="黑体"/>
         <w:b/>
         <w:bCs/>
         <w:color w:themeColor="background1" w:val="FFFFFF"/>
@@ -7397,6 +7765,7 @@
     </w:tblStylePr>
     <w:tblStylePr w:type="nwCell">
       <w:rPr>
+        <w:rFonts w:eastAsia="黑体"/>
         <w:color w:themeColor="background1" w:val="FFFFFF"/>
       </w:rPr>
       <w:tblPr/>
@@ -7440,6 +7809,7 @@
         <w:spacing w:after="0" w:before="0" w:line="240" w:lineRule="auto"/>
       </w:pPr>
       <w:rPr>
+        <w:rFonts w:eastAsia="黑体"/>
         <w:b/>
         <w:bCs/>
         <w:color w:themeColor="background1" w:val="FFFFFF"/>
@@ -7462,6 +7832,7 @@
         <w:spacing w:after="0" w:before="0" w:line="240" w:lineRule="auto"/>
       </w:pPr>
       <w:rPr>
+        <w:rFonts w:eastAsia="黑体"/>
         <w:color w:val="auto"/>
       </w:rPr>
       <w:tblPr/>
@@ -7479,6 +7850,7 @@
     </w:tblStylePr>
     <w:tblStylePr w:type="firstCol">
       <w:rPr>
+        <w:rFonts w:eastAsia="黑体"/>
         <w:b/>
         <w:bCs/>
         <w:color w:themeColor="background1" w:val="FFFFFF"/>
@@ -7498,6 +7870,7 @@
     </w:tblStylePr>
     <w:tblStylePr w:type="lastCol">
       <w:rPr>
+        <w:rFonts w:eastAsia="黑体"/>
         <w:b/>
         <w:bCs/>
         <w:color w:themeColor="background1" w:val="FFFFFF"/>
@@ -7546,6 +7919,7 @@
     </w:tblStylePr>
     <w:tblStylePr w:type="nwCell">
       <w:rPr>
+        <w:rFonts w:eastAsia="黑体"/>
         <w:color w:themeColor="background1" w:val="FFFFFF"/>
       </w:rPr>
       <w:tblPr/>
@@ -7589,6 +7963,7 @@
         <w:spacing w:after="0" w:before="0" w:line="240" w:lineRule="auto"/>
       </w:pPr>
       <w:rPr>
+        <w:rFonts w:eastAsia="黑体"/>
         <w:b/>
         <w:bCs/>
         <w:color w:themeColor="background1" w:val="FFFFFF"/>
@@ -7611,6 +7986,7 @@
         <w:spacing w:after="0" w:before="0" w:line="240" w:lineRule="auto"/>
       </w:pPr>
       <w:rPr>
+        <w:rFonts w:eastAsia="黑体"/>
         <w:color w:val="auto"/>
       </w:rPr>
       <w:tblPr/>
@@ -7628,6 +8004,7 @@
     </w:tblStylePr>
     <w:tblStylePr w:type="firstCol">
       <w:rPr>
+        <w:rFonts w:eastAsia="黑体"/>
         <w:b/>
         <w:bCs/>
         <w:color w:themeColor="background1" w:val="FFFFFF"/>
@@ -7647,6 +8024,7 @@
     </w:tblStylePr>
     <w:tblStylePr w:type="lastCol">
       <w:rPr>
+        <w:rFonts w:eastAsia="黑体"/>
         <w:b/>
         <w:bCs/>
         <w:color w:themeColor="background1" w:val="FFFFFF"/>
@@ -7695,6 +8073,7 @@
     </w:tblStylePr>
     <w:tblStylePr w:type="nwCell">
       <w:rPr>
+        <w:rFonts w:eastAsia="黑体"/>
         <w:color w:themeColor="background1" w:val="FFFFFF"/>
       </w:rPr>
       <w:tblPr/>
@@ -7738,6 +8117,7 @@
         <w:spacing w:after="0" w:before="0" w:line="240" w:lineRule="auto"/>
       </w:pPr>
       <w:rPr>
+        <w:rFonts w:eastAsia="黑体"/>
         <w:b/>
         <w:bCs/>
         <w:color w:themeColor="background1" w:val="FFFFFF"/>
@@ -7760,6 +8140,7 @@
         <w:spacing w:after="0" w:before="0" w:line="240" w:lineRule="auto"/>
       </w:pPr>
       <w:rPr>
+        <w:rFonts w:eastAsia="黑体"/>
         <w:color w:val="auto"/>
       </w:rPr>
       <w:tblPr/>
@@ -7777,6 +8158,7 @@
     </w:tblStylePr>
     <w:tblStylePr w:type="firstCol">
       <w:rPr>
+        <w:rFonts w:eastAsia="黑体"/>
         <w:b/>
         <w:bCs/>
         <w:color w:themeColor="background1" w:val="FFFFFF"/>
@@ -7796,6 +8178,7 @@
     </w:tblStylePr>
     <w:tblStylePr w:type="lastCol">
       <w:rPr>
+        <w:rFonts w:eastAsia="黑体"/>
         <w:b/>
         <w:bCs/>
         <w:color w:themeColor="background1" w:val="FFFFFF"/>
@@ -7844,6 +8227,7 @@
     </w:tblStylePr>
     <w:tblStylePr w:type="nwCell">
       <w:rPr>
+        <w:rFonts w:eastAsia="黑体"/>
         <w:color w:themeColor="background1" w:val="FFFFFF"/>
       </w:rPr>
       <w:tblPr/>
@@ -7887,6 +8271,7 @@
         <w:spacing w:after="0" w:before="0" w:line="240" w:lineRule="auto"/>
       </w:pPr>
       <w:rPr>
+        <w:rFonts w:eastAsia="黑体"/>
         <w:b/>
         <w:bCs/>
         <w:color w:themeColor="background1" w:val="FFFFFF"/>
@@ -7909,6 +8294,7 @@
         <w:spacing w:after="0" w:before="0" w:line="240" w:lineRule="auto"/>
       </w:pPr>
       <w:rPr>
+        <w:rFonts w:eastAsia="黑体"/>
         <w:color w:val="auto"/>
       </w:rPr>
       <w:tblPr/>
@@ -7926,6 +8312,7 @@
     </w:tblStylePr>
     <w:tblStylePr w:type="firstCol">
       <w:rPr>
+        <w:rFonts w:eastAsia="黑体"/>
         <w:b/>
         <w:bCs/>
         <w:color w:themeColor="background1" w:val="FFFFFF"/>
@@ -7945,6 +8332,7 @@
     </w:tblStylePr>
     <w:tblStylePr w:type="lastCol">
       <w:rPr>
+        <w:rFonts w:eastAsia="黑体"/>
         <w:b/>
         <w:bCs/>
         <w:color w:themeColor="background1" w:val="FFFFFF"/>
@@ -7993,6 +8381,7 @@
     </w:tblStylePr>
     <w:tblStylePr w:type="nwCell">
       <w:rPr>
+        <w:rFonts w:eastAsia="黑体"/>
         <w:color w:themeColor="background1" w:val="FFFFFF"/>
       </w:rPr>
       <w:tblPr/>
@@ -8017,6 +8406,7 @@
       <w:spacing w:after="0" w:line="240" w:lineRule="auto"/>
     </w:pPr>
     <w:rPr>
+      <w:rFonts w:eastAsia="黑体"/>
       <w:color w:themeColor="text1" w:val="000000"/>
     </w:rPr>
     <w:tblPr>
@@ -8036,7 +8426,7 @@
     </w:tblPr>
     <w:tblStylePr w:type="firstRow">
       <w:rPr>
-        <w:rFonts w:asciiTheme="majorHAnsi" w:cstheme="majorBidi" w:eastAsiaTheme="majorEastAsia" w:hAnsiTheme="majorHAnsi"/>
+        <w:rFonts w:asciiTheme="majorHAnsi" w:cstheme="majorBidi" w:hAnsiTheme="majorHAnsi" w:eastAsia="黑体"/>
       </w:rPr>
       <w:tblPr/>
       <w:tcPr>
@@ -8048,6 +8438,7 @@
     </w:tblStylePr>
     <w:tblStylePr w:type="lastRow">
       <w:rPr>
+        <w:rFonts w:eastAsia="黑体"/>
         <w:b/>
         <w:bCs/>
         <w:color w:themeColor="text2" w:val="1F497D"/>
@@ -8062,12 +8453,14 @@
     </w:tblStylePr>
     <w:tblStylePr w:type="firstCol">
       <w:rPr>
+        <w:rFonts w:eastAsia="黑体"/>
         <w:b/>
         <w:bCs/>
       </w:rPr>
     </w:tblStylePr>
     <w:tblStylePr w:type="lastCol">
       <w:rPr>
+        <w:rFonts w:eastAsia="黑体"/>
         <w:b/>
         <w:bCs/>
       </w:rPr>
@@ -8101,6 +8494,7 @@
       <w:spacing w:after="0" w:line="240" w:lineRule="auto"/>
     </w:pPr>
     <w:rPr>
+      <w:rFonts w:eastAsia="黑体"/>
       <w:color w:themeColor="text1" w:val="000000"/>
     </w:rPr>
     <w:tblPr>
@@ -8120,7 +8514,7 @@
     </w:tblPr>
     <w:tblStylePr w:type="firstRow">
       <w:rPr>
-        <w:rFonts w:asciiTheme="majorHAnsi" w:cstheme="majorBidi" w:eastAsiaTheme="majorEastAsia" w:hAnsiTheme="majorHAnsi"/>
+        <w:rFonts w:asciiTheme="majorHAnsi" w:cstheme="majorBidi" w:hAnsiTheme="majorHAnsi" w:eastAsia="黑体"/>
       </w:rPr>
       <w:tblPr/>
       <w:tcPr>
@@ -8132,6 +8526,7 @@
     </w:tblStylePr>
     <w:tblStylePr w:type="lastRow">
       <w:rPr>
+        <w:rFonts w:eastAsia="黑体"/>
         <w:b/>
         <w:bCs/>
         <w:color w:themeColor="text2" w:val="1F497D"/>
@@ -8146,12 +8541,14 @@
     </w:tblStylePr>
     <w:tblStylePr w:type="firstCol">
       <w:rPr>
+        <w:rFonts w:eastAsia="黑体"/>
         <w:b/>
         <w:bCs/>
       </w:rPr>
     </w:tblStylePr>
     <w:tblStylePr w:type="lastCol">
       <w:rPr>
+        <w:rFonts w:eastAsia="黑体"/>
         <w:b/>
         <w:bCs/>
       </w:rPr>
@@ -8185,6 +8582,7 @@
       <w:spacing w:after="0" w:line="240" w:lineRule="auto"/>
     </w:pPr>
     <w:rPr>
+      <w:rFonts w:eastAsia="黑体"/>
       <w:color w:themeColor="text1" w:val="000000"/>
     </w:rPr>
     <w:tblPr>
@@ -8204,7 +8602,7 @@
     </w:tblPr>
     <w:tblStylePr w:type="firstRow">
       <w:rPr>
-        <w:rFonts w:asciiTheme="majorHAnsi" w:cstheme="majorBidi" w:eastAsiaTheme="majorEastAsia" w:hAnsiTheme="majorHAnsi"/>
+        <w:rFonts w:asciiTheme="majorHAnsi" w:cstheme="majorBidi" w:hAnsiTheme="majorHAnsi" w:eastAsia="黑体"/>
       </w:rPr>
       <w:tblPr/>
       <w:tcPr>
@@ -8216,6 +8614,7 @@
     </w:tblStylePr>
     <w:tblStylePr w:type="lastRow">
       <w:rPr>
+        <w:rFonts w:eastAsia="黑体"/>
         <w:b/>
         <w:bCs/>
         <w:color w:themeColor="text2" w:val="1F497D"/>
@@ -8230,12 +8629,14 @@
     </w:tblStylePr>
     <w:tblStylePr w:type="firstCol">
       <w:rPr>
+        <w:rFonts w:eastAsia="黑体"/>
         <w:b/>
         <w:bCs/>
       </w:rPr>
     </w:tblStylePr>
     <w:tblStylePr w:type="lastCol">
       <w:rPr>
+        <w:rFonts w:eastAsia="黑体"/>
         <w:b/>
         <w:bCs/>
       </w:rPr>
@@ -8269,6 +8670,7 @@
       <w:spacing w:after="0" w:line="240" w:lineRule="auto"/>
     </w:pPr>
     <w:rPr>
+      <w:rFonts w:eastAsia="黑体"/>
       <w:color w:themeColor="text1" w:val="000000"/>
     </w:rPr>
     <w:tblPr>
@@ -8288,7 +8690,7 @@
     </w:tblPr>
     <w:tblStylePr w:type="firstRow">
       <w:rPr>
-        <w:rFonts w:asciiTheme="majorHAnsi" w:cstheme="majorBidi" w:eastAsiaTheme="majorEastAsia" w:hAnsiTheme="majorHAnsi"/>
+        <w:rFonts w:asciiTheme="majorHAnsi" w:cstheme="majorBidi" w:hAnsiTheme="majorHAnsi" w:eastAsia="黑体"/>
       </w:rPr>
       <w:tblPr/>
       <w:tcPr>
@@ -8300,6 +8702,7 @@
     </w:tblStylePr>
     <w:tblStylePr w:type="lastRow">
       <w:rPr>
+        <w:rFonts w:eastAsia="黑体"/>
         <w:b/>
         <w:bCs/>
         <w:color w:themeColor="text2" w:val="1F497D"/>
@@ -8314,12 +8717,14 @@
     </w:tblStylePr>
     <w:tblStylePr w:type="firstCol">
       <w:rPr>
+        <w:rFonts w:eastAsia="黑体"/>
         <w:b/>
         <w:bCs/>
       </w:rPr>
     </w:tblStylePr>
     <w:tblStylePr w:type="lastCol">
       <w:rPr>
+        <w:rFonts w:eastAsia="黑体"/>
         <w:b/>
         <w:bCs/>
       </w:rPr>
@@ -8353,6 +8758,7 @@
       <w:spacing w:after="0" w:line="240" w:lineRule="auto"/>
     </w:pPr>
     <w:rPr>
+      <w:rFonts w:eastAsia="黑体"/>
       <w:color w:themeColor="text1" w:val="000000"/>
     </w:rPr>
     <w:tblPr>
@@ -8372,7 +8778,7 @@
     </w:tblPr>
     <w:tblStylePr w:type="firstRow">
       <w:rPr>
-        <w:rFonts w:asciiTheme="majorHAnsi" w:cstheme="majorBidi" w:eastAsiaTheme="majorEastAsia" w:hAnsiTheme="majorHAnsi"/>
+        <w:rFonts w:asciiTheme="majorHAnsi" w:cstheme="majorBidi" w:hAnsiTheme="majorHAnsi" w:eastAsia="黑体"/>
       </w:rPr>
       <w:tblPr/>
       <w:tcPr>
@@ -8384,6 +8790,7 @@
     </w:tblStylePr>
     <w:tblStylePr w:type="lastRow">
       <w:rPr>
+        <w:rFonts w:eastAsia="黑体"/>
         <w:b/>
         <w:bCs/>
         <w:color w:themeColor="text2" w:val="1F497D"/>
@@ -8398,12 +8805,14 @@
     </w:tblStylePr>
     <w:tblStylePr w:type="firstCol">
       <w:rPr>
+        <w:rFonts w:eastAsia="黑体"/>
         <w:b/>
         <w:bCs/>
       </w:rPr>
     </w:tblStylePr>
     <w:tblStylePr w:type="lastCol">
       <w:rPr>
+        <w:rFonts w:eastAsia="黑体"/>
         <w:b/>
         <w:bCs/>
       </w:rPr>
@@ -8437,6 +8846,7 @@
       <w:spacing w:after="0" w:line="240" w:lineRule="auto"/>
     </w:pPr>
     <w:rPr>
+      <w:rFonts w:eastAsia="黑体"/>
       <w:color w:themeColor="text1" w:val="000000"/>
     </w:rPr>
     <w:tblPr>
@@ -8456,7 +8866,7 @@
     </w:tblPr>
     <w:tblStylePr w:type="firstRow">
       <w:rPr>
-        <w:rFonts w:asciiTheme="majorHAnsi" w:cstheme="majorBidi" w:eastAsiaTheme="majorEastAsia" w:hAnsiTheme="majorHAnsi"/>
+        <w:rFonts w:asciiTheme="majorHAnsi" w:cstheme="majorBidi" w:hAnsiTheme="majorHAnsi" w:eastAsia="黑体"/>
       </w:rPr>
       <w:tblPr/>
       <w:tcPr>
@@ -8468,6 +8878,7 @@
     </w:tblStylePr>
     <w:tblStylePr w:type="lastRow">
       <w:rPr>
+        <w:rFonts w:eastAsia="黑体"/>
         <w:b/>
         <w:bCs/>
         <w:color w:themeColor="text2" w:val="1F497D"/>
@@ -8482,12 +8893,14 @@
     </w:tblStylePr>
     <w:tblStylePr w:type="firstCol">
       <w:rPr>
+        <w:rFonts w:eastAsia="黑体"/>
         <w:b/>
         <w:bCs/>
       </w:rPr>
     </w:tblStylePr>
     <w:tblStylePr w:type="lastCol">
       <w:rPr>
+        <w:rFonts w:eastAsia="黑体"/>
         <w:b/>
         <w:bCs/>
       </w:rPr>
@@ -8521,6 +8934,7 @@
       <w:spacing w:after="0" w:line="240" w:lineRule="auto"/>
     </w:pPr>
     <w:rPr>
+      <w:rFonts w:eastAsia="黑体"/>
       <w:color w:themeColor="text1" w:val="000000"/>
     </w:rPr>
     <w:tblPr>
@@ -8540,7 +8954,7 @@
     </w:tblPr>
     <w:tblStylePr w:type="firstRow">
       <w:rPr>
-        <w:rFonts w:asciiTheme="majorHAnsi" w:cstheme="majorBidi" w:eastAsiaTheme="majorEastAsia" w:hAnsiTheme="majorHAnsi"/>
+        <w:rFonts w:asciiTheme="majorHAnsi" w:cstheme="majorBidi" w:hAnsiTheme="majorHAnsi" w:eastAsia="黑体"/>
       </w:rPr>
       <w:tblPr/>
       <w:tcPr>
@@ -8552,6 +8966,7 @@
     </w:tblStylePr>
     <w:tblStylePr w:type="lastRow">
       <w:rPr>
+        <w:rFonts w:eastAsia="黑体"/>
         <w:b/>
         <w:bCs/>
         <w:color w:themeColor="text2" w:val="1F497D"/>
@@ -8566,12 +8981,14 @@
     </w:tblStylePr>
     <w:tblStylePr w:type="firstCol">
       <w:rPr>
+        <w:rFonts w:eastAsia="黑体"/>
         <w:b/>
         <w:bCs/>
       </w:rPr>
     </w:tblStylePr>
     <w:tblStylePr w:type="lastCol">
       <w:rPr>
+        <w:rFonts w:eastAsia="黑体"/>
         <w:b/>
         <w:bCs/>
       </w:rPr>
@@ -8605,7 +9022,7 @@
       <w:spacing w:after="0" w:line="240" w:lineRule="auto"/>
     </w:pPr>
     <w:rPr>
-      <w:rFonts w:asciiTheme="majorHAnsi" w:cstheme="majorBidi" w:eastAsiaTheme="majorEastAsia" w:hAnsiTheme="majorHAnsi"/>
+      <w:rFonts w:asciiTheme="majorHAnsi" w:cstheme="majorBidi" w:hAnsiTheme="majorHAnsi" w:eastAsia="黑体"/>
       <w:color w:themeColor="text1" w:val="000000"/>
     </w:rPr>
     <w:tblPr>
@@ -8627,6 +9044,7 @@
     </w:tblPr>
     <w:tblStylePr w:type="firstRow">
       <w:rPr>
+        <w:rFonts w:eastAsia="黑体"/>
         <w:sz w:val="24"/>
         <w:szCs w:val="24"/>
       </w:rPr>
@@ -8733,7 +9151,7 @@
       <w:spacing w:after="0" w:line="240" w:lineRule="auto"/>
     </w:pPr>
     <w:rPr>
-      <w:rFonts w:asciiTheme="majorHAnsi" w:cstheme="majorBidi" w:eastAsiaTheme="majorEastAsia" w:hAnsiTheme="majorHAnsi"/>
+      <w:rFonts w:asciiTheme="majorHAnsi" w:cstheme="majorBidi" w:hAnsiTheme="majorHAnsi" w:eastAsia="黑体"/>
       <w:color w:themeColor="text1" w:val="000000"/>
     </w:rPr>
     <w:tblPr>
@@ -8755,6 +9173,7 @@
     </w:tblPr>
     <w:tblStylePr w:type="firstRow">
       <w:rPr>
+        <w:rFonts w:eastAsia="黑体"/>
         <w:sz w:val="24"/>
         <w:szCs w:val="24"/>
       </w:rPr>
@@ -8861,7 +9280,7 @@
       <w:spacing w:after="0" w:line="240" w:lineRule="auto"/>
     </w:pPr>
     <w:rPr>
-      <w:rFonts w:asciiTheme="majorHAnsi" w:cstheme="majorBidi" w:eastAsiaTheme="majorEastAsia" w:hAnsiTheme="majorHAnsi"/>
+      <w:rFonts w:asciiTheme="majorHAnsi" w:cstheme="majorBidi" w:hAnsiTheme="majorHAnsi" w:eastAsia="黑体"/>
       <w:color w:themeColor="text1" w:val="000000"/>
     </w:rPr>
     <w:tblPr>
@@ -8883,6 +9302,7 @@
     </w:tblPr>
     <w:tblStylePr w:type="firstRow">
       <w:rPr>
+        <w:rFonts w:eastAsia="黑体"/>
         <w:sz w:val="24"/>
         <w:szCs w:val="24"/>
       </w:rPr>
@@ -8989,7 +9409,7 @@
       <w:spacing w:after="0" w:line="240" w:lineRule="auto"/>
     </w:pPr>
     <w:rPr>
-      <w:rFonts w:asciiTheme="majorHAnsi" w:cstheme="majorBidi" w:eastAsiaTheme="majorEastAsia" w:hAnsiTheme="majorHAnsi"/>
+      <w:rFonts w:asciiTheme="majorHAnsi" w:cstheme="majorBidi" w:hAnsiTheme="majorHAnsi" w:eastAsia="黑体"/>
       <w:color w:themeColor="text1" w:val="000000"/>
     </w:rPr>
     <w:tblPr>
@@ -9011,6 +9431,7 @@
     </w:tblPr>
     <w:tblStylePr w:type="firstRow">
       <w:rPr>
+        <w:rFonts w:eastAsia="黑体"/>
         <w:sz w:val="24"/>
         <w:szCs w:val="24"/>
       </w:rPr>
@@ -9117,7 +9538,7 @@
       <w:spacing w:after="0" w:line="240" w:lineRule="auto"/>
     </w:pPr>
     <w:rPr>
-      <w:rFonts w:asciiTheme="majorHAnsi" w:cstheme="majorBidi" w:eastAsiaTheme="majorEastAsia" w:hAnsiTheme="majorHAnsi"/>
+      <w:rFonts w:asciiTheme="majorHAnsi" w:cstheme="majorBidi" w:hAnsiTheme="majorHAnsi" w:eastAsia="黑体"/>
       <w:color w:themeColor="text1" w:val="000000"/>
     </w:rPr>
     <w:tblPr>
@@ -9139,6 +9560,7 @@
     </w:tblPr>
     <w:tblStylePr w:type="firstRow">
       <w:rPr>
+        <w:rFonts w:eastAsia="黑体"/>
         <w:sz w:val="24"/>
         <w:szCs w:val="24"/>
       </w:rPr>
@@ -9245,7 +9667,7 @@
       <w:spacing w:after="0" w:line="240" w:lineRule="auto"/>
     </w:pPr>
     <w:rPr>
-      <w:rFonts w:asciiTheme="majorHAnsi" w:cstheme="majorBidi" w:eastAsiaTheme="majorEastAsia" w:hAnsiTheme="majorHAnsi"/>
+      <w:rFonts w:asciiTheme="majorHAnsi" w:cstheme="majorBidi" w:hAnsiTheme="majorHAnsi" w:eastAsia="黑体"/>
       <w:color w:themeColor="text1" w:val="000000"/>
     </w:rPr>
     <w:tblPr>
@@ -9267,6 +9689,7 @@
     </w:tblPr>
     <w:tblStylePr w:type="firstRow">
       <w:rPr>
+        <w:rFonts w:eastAsia="黑体"/>
         <w:sz w:val="24"/>
         <w:szCs w:val="24"/>
       </w:rPr>
@@ -9373,7 +9796,7 @@
       <w:spacing w:after="0" w:line="240" w:lineRule="auto"/>
     </w:pPr>
     <w:rPr>
-      <w:rFonts w:asciiTheme="majorHAnsi" w:cstheme="majorBidi" w:eastAsiaTheme="majorEastAsia" w:hAnsiTheme="majorHAnsi"/>
+      <w:rFonts w:asciiTheme="majorHAnsi" w:cstheme="majorBidi" w:hAnsiTheme="majorHAnsi" w:eastAsia="黑体"/>
       <w:color w:themeColor="text1" w:val="000000"/>
     </w:rPr>
     <w:tblPr>
@@ -9395,6 +9818,7 @@
     </w:tblPr>
     <w:tblStylePr w:type="firstRow">
       <w:rPr>
+        <w:rFonts w:eastAsia="黑体"/>
         <w:sz w:val="24"/>
         <w:szCs w:val="24"/>
       </w:rPr>
@@ -9524,12 +9948,14 @@
     </w:tcPr>
     <w:tblStylePr w:type="firstRow">
       <w:rPr>
+        <w:rFonts w:eastAsia="黑体"/>
         <w:b/>
         <w:bCs/>
       </w:rPr>
     </w:tblStylePr>
     <w:tblStylePr w:type="lastRow">
       <w:rPr>
+        <w:rFonts w:eastAsia="黑体"/>
         <w:b/>
         <w:bCs/>
       </w:rPr>
@@ -9542,12 +9968,14 @@
     </w:tblStylePr>
     <w:tblStylePr w:type="firstCol">
       <w:rPr>
+        <w:rFonts w:eastAsia="黑体"/>
         <w:b/>
         <w:bCs/>
       </w:rPr>
     </w:tblStylePr>
     <w:tblStylePr w:type="lastCol">
       <w:rPr>
+        <w:rFonts w:eastAsia="黑体"/>
         <w:b/>
         <w:bCs/>
       </w:rPr>
@@ -9597,12 +10025,14 @@
     </w:tcPr>
     <w:tblStylePr w:type="firstRow">
       <w:rPr>
+        <w:rFonts w:eastAsia="黑体"/>
         <w:b/>
         <w:bCs/>
       </w:rPr>
     </w:tblStylePr>
     <w:tblStylePr w:type="lastRow">
       <w:rPr>
+        <w:rFonts w:eastAsia="黑体"/>
         <w:b/>
         <w:bCs/>
       </w:rPr>
@@ -9615,12 +10045,14 @@
     </w:tblStylePr>
     <w:tblStylePr w:type="firstCol">
       <w:rPr>
+        <w:rFonts w:eastAsia="黑体"/>
         <w:b/>
         <w:bCs/>
       </w:rPr>
     </w:tblStylePr>
     <w:tblStylePr w:type="lastCol">
       <w:rPr>
+        <w:rFonts w:eastAsia="黑体"/>
         <w:b/>
         <w:bCs/>
       </w:rPr>
@@ -9670,12 +10102,14 @@
     </w:tcPr>
     <w:tblStylePr w:type="firstRow">
       <w:rPr>
+        <w:rFonts w:eastAsia="黑体"/>
         <w:b/>
         <w:bCs/>
       </w:rPr>
     </w:tblStylePr>
     <w:tblStylePr w:type="lastRow">
       <w:rPr>
+        <w:rFonts w:eastAsia="黑体"/>
         <w:b/>
         <w:bCs/>
       </w:rPr>
@@ -9688,12 +10122,14 @@
     </w:tblStylePr>
     <w:tblStylePr w:type="firstCol">
       <w:rPr>
+        <w:rFonts w:eastAsia="黑体"/>
         <w:b/>
         <w:bCs/>
       </w:rPr>
     </w:tblStylePr>
     <w:tblStylePr w:type="lastCol">
       <w:rPr>
+        <w:rFonts w:eastAsia="黑体"/>
         <w:b/>
         <w:bCs/>
       </w:rPr>
@@ -9743,12 +10179,14 @@
     </w:tcPr>
     <w:tblStylePr w:type="firstRow">
       <w:rPr>
+        <w:rFonts w:eastAsia="黑体"/>
         <w:b/>
         <w:bCs/>
       </w:rPr>
     </w:tblStylePr>
     <w:tblStylePr w:type="lastRow">
       <w:rPr>
+        <w:rFonts w:eastAsia="黑体"/>
         <w:b/>
         <w:bCs/>
       </w:rPr>
@@ -9761,12 +10199,14 @@
     </w:tblStylePr>
     <w:tblStylePr w:type="firstCol">
       <w:rPr>
+        <w:rFonts w:eastAsia="黑体"/>
         <w:b/>
         <w:bCs/>
       </w:rPr>
     </w:tblStylePr>
     <w:tblStylePr w:type="lastCol">
       <w:rPr>
+        <w:rFonts w:eastAsia="黑体"/>
         <w:b/>
         <w:bCs/>
       </w:rPr>
@@ -9816,12 +10256,14 @@
     </w:tcPr>
     <w:tblStylePr w:type="firstRow">
       <w:rPr>
+        <w:rFonts w:eastAsia="黑体"/>
         <w:b/>
         <w:bCs/>
       </w:rPr>
     </w:tblStylePr>
     <w:tblStylePr w:type="lastRow">
       <w:rPr>
+        <w:rFonts w:eastAsia="黑体"/>
         <w:b/>
         <w:bCs/>
       </w:rPr>
@@ -9834,12 +10276,14 @@
     </w:tblStylePr>
     <w:tblStylePr w:type="firstCol">
       <w:rPr>
+        <w:rFonts w:eastAsia="黑体"/>
         <w:b/>
         <w:bCs/>
       </w:rPr>
     </w:tblStylePr>
     <w:tblStylePr w:type="lastCol">
       <w:rPr>
+        <w:rFonts w:eastAsia="黑体"/>
         <w:b/>
         <w:bCs/>
       </w:rPr>
@@ -9889,12 +10333,14 @@
     </w:tcPr>
     <w:tblStylePr w:type="firstRow">
       <w:rPr>
+        <w:rFonts w:eastAsia="黑体"/>
         <w:b/>
         <w:bCs/>
       </w:rPr>
     </w:tblStylePr>
     <w:tblStylePr w:type="lastRow">
       <w:rPr>
+        <w:rFonts w:eastAsia="黑体"/>
         <w:b/>
         <w:bCs/>
       </w:rPr>
@@ -9907,12 +10353,14 @@
     </w:tblStylePr>
     <w:tblStylePr w:type="firstCol">
       <w:rPr>
+        <w:rFonts w:eastAsia="黑体"/>
         <w:b/>
         <w:bCs/>
       </w:rPr>
     </w:tblStylePr>
     <w:tblStylePr w:type="lastCol">
       <w:rPr>
+        <w:rFonts w:eastAsia="黑体"/>
         <w:b/>
         <w:bCs/>
       </w:rPr>
@@ -9962,12 +10410,14 @@
     </w:tcPr>
     <w:tblStylePr w:type="firstRow">
       <w:rPr>
+        <w:rFonts w:eastAsia="黑体"/>
         <w:b/>
         <w:bCs/>
       </w:rPr>
     </w:tblStylePr>
     <w:tblStylePr w:type="lastRow">
       <w:rPr>
+        <w:rFonts w:eastAsia="黑体"/>
         <w:b/>
         <w:bCs/>
       </w:rPr>
@@ -9980,12 +10430,14 @@
     </w:tblStylePr>
     <w:tblStylePr w:type="firstCol">
       <w:rPr>
+        <w:rFonts w:eastAsia="黑体"/>
         <w:b/>
         <w:bCs/>
       </w:rPr>
     </w:tblStylePr>
     <w:tblStylePr w:type="lastCol">
       <w:rPr>
+        <w:rFonts w:eastAsia="黑体"/>
         <w:b/>
         <w:bCs/>
       </w:rPr>
@@ -10012,7 +10464,7 @@
       <w:spacing w:after="0" w:line="240" w:lineRule="auto"/>
     </w:pPr>
     <w:rPr>
-      <w:rFonts w:asciiTheme="majorHAnsi" w:cstheme="majorBidi" w:eastAsiaTheme="majorEastAsia" w:hAnsiTheme="majorHAnsi"/>
+      <w:rFonts w:asciiTheme="majorHAnsi" w:cstheme="majorBidi" w:hAnsiTheme="majorHAnsi" w:eastAsia="黑体"/>
       <w:color w:themeColor="text1" w:val="000000"/>
     </w:rPr>
     <w:tblPr>
@@ -10039,6 +10491,7 @@
     </w:tcPr>
     <w:tblStylePr w:type="firstRow">
       <w:rPr>
+        <w:rFonts w:eastAsia="黑体"/>
         <w:b/>
         <w:bCs/>
         <w:color w:themeColor="text1" w:val="000000"/>
@@ -10050,6 +10503,7 @@
     </w:tblStylePr>
     <w:tblStylePr w:type="lastRow">
       <w:rPr>
+        <w:rFonts w:eastAsia="黑体"/>
         <w:b/>
         <w:bCs/>
         <w:color w:themeColor="text1" w:val="000000"/>
@@ -10069,6 +10523,7 @@
     </w:tblStylePr>
     <w:tblStylePr w:type="firstCol">
       <w:rPr>
+        <w:rFonts w:eastAsia="黑体"/>
         <w:b/>
         <w:bCs/>
         <w:color w:themeColor="text1" w:val="000000"/>
@@ -10088,6 +10543,7 @@
     </w:tblStylePr>
     <w:tblStylePr w:type="lastCol">
       <w:rPr>
+        <w:rFonts w:eastAsia="黑体"/>
         <w:b w:val="0"/>
         <w:bCs w:val="0"/>
         <w:color w:themeColor="text1" w:val="000000"/>
@@ -10137,7 +10593,7 @@
       <w:spacing w:after="0" w:line="240" w:lineRule="auto"/>
     </w:pPr>
     <w:rPr>
-      <w:rFonts w:asciiTheme="majorHAnsi" w:cstheme="majorBidi" w:eastAsiaTheme="majorEastAsia" w:hAnsiTheme="majorHAnsi"/>
+      <w:rFonts w:asciiTheme="majorHAnsi" w:cstheme="majorBidi" w:hAnsiTheme="majorHAnsi" w:eastAsia="黑体"/>
       <w:color w:themeColor="text1" w:val="000000"/>
     </w:rPr>
     <w:tblPr>
@@ -10164,6 +10620,7 @@
     </w:tcPr>
     <w:tblStylePr w:type="firstRow">
       <w:rPr>
+        <w:rFonts w:eastAsia="黑体"/>
         <w:b/>
         <w:bCs/>
         <w:color w:themeColor="text1" w:val="000000"/>
@@ -10175,6 +10632,7 @@
     </w:tblStylePr>
     <w:tblStylePr w:type="lastRow">
       <w:rPr>
+        <w:rFonts w:eastAsia="黑体"/>
         <w:b/>
         <w:bCs/>
         <w:color w:themeColor="text1" w:val="000000"/>
@@ -10194,6 +10652,7 @@
     </w:tblStylePr>
     <w:tblStylePr w:type="firstCol">
       <w:rPr>
+        <w:rFonts w:eastAsia="黑体"/>
         <w:b/>
         <w:bCs/>
         <w:color w:themeColor="text1" w:val="000000"/>
@@ -10213,6 +10672,7 @@
     </w:tblStylePr>
     <w:tblStylePr w:type="lastCol">
       <w:rPr>
+        <w:rFonts w:eastAsia="黑体"/>
         <w:b w:val="0"/>
         <w:bCs w:val="0"/>
         <w:color w:themeColor="text1" w:val="000000"/>
@@ -10262,7 +10722,7 @@
       <w:spacing w:after="0" w:line="240" w:lineRule="auto"/>
     </w:pPr>
     <w:rPr>
-      <w:rFonts w:asciiTheme="majorHAnsi" w:cstheme="majorBidi" w:eastAsiaTheme="majorEastAsia" w:hAnsiTheme="majorHAnsi"/>
+      <w:rFonts w:asciiTheme="majorHAnsi" w:cstheme="majorBidi" w:hAnsiTheme="majorHAnsi" w:eastAsia="黑体"/>
       <w:color w:themeColor="text1" w:val="000000"/>
     </w:rPr>
     <w:tblPr>
@@ -10289,6 +10749,7 @@
     </w:tcPr>
     <w:tblStylePr w:type="firstRow">
       <w:rPr>
+        <w:rFonts w:eastAsia="黑体"/>
         <w:b/>
         <w:bCs/>
         <w:color w:themeColor="text1" w:val="000000"/>
@@ -10300,6 +10761,7 @@
     </w:tblStylePr>
     <w:tblStylePr w:type="lastRow">
       <w:rPr>
+        <w:rFonts w:eastAsia="黑体"/>
         <w:b/>
         <w:bCs/>
         <w:color w:themeColor="text1" w:val="000000"/>
@@ -10319,6 +10781,7 @@
     </w:tblStylePr>
     <w:tblStylePr w:type="firstCol">
       <w:rPr>
+        <w:rFonts w:eastAsia="黑体"/>
         <w:b/>
         <w:bCs/>
         <w:color w:themeColor="text1" w:val="000000"/>
@@ -10338,6 +10801,7 @@
     </w:tblStylePr>
     <w:tblStylePr w:type="lastCol">
       <w:rPr>
+        <w:rFonts w:eastAsia="黑体"/>
         <w:b w:val="0"/>
         <w:bCs w:val="0"/>
         <w:color w:themeColor="text1" w:val="000000"/>
@@ -10387,7 +10851,7 @@
       <w:spacing w:after="0" w:line="240" w:lineRule="auto"/>
     </w:pPr>
     <w:rPr>
-      <w:rFonts w:asciiTheme="majorHAnsi" w:cstheme="majorBidi" w:eastAsiaTheme="majorEastAsia" w:hAnsiTheme="majorHAnsi"/>
+      <w:rFonts w:asciiTheme="majorHAnsi" w:cstheme="majorBidi" w:hAnsiTheme="majorHAnsi" w:eastAsia="黑体"/>
       <w:color w:themeColor="text1" w:val="000000"/>
     </w:rPr>
     <w:tblPr>
@@ -10414,6 +10878,7 @@
     </w:tcPr>
     <w:tblStylePr w:type="firstRow">
       <w:rPr>
+        <w:rFonts w:eastAsia="黑体"/>
         <w:b/>
         <w:bCs/>
         <w:color w:themeColor="text1" w:val="000000"/>
@@ -10425,6 +10890,7 @@
     </w:tblStylePr>
     <w:tblStylePr w:type="lastRow">
       <w:rPr>
+        <w:rFonts w:eastAsia="黑体"/>
         <w:b/>
         <w:bCs/>
         <w:color w:themeColor="text1" w:val="000000"/>
@@ -10444,6 +10910,7 @@
     </w:tblStylePr>
     <w:tblStylePr w:type="firstCol">
       <w:rPr>
+        <w:rFonts w:eastAsia="黑体"/>
         <w:b/>
         <w:bCs/>
         <w:color w:themeColor="text1" w:val="000000"/>
@@ -10463,6 +10930,7 @@
     </w:tblStylePr>
     <w:tblStylePr w:type="lastCol">
       <w:rPr>
+        <w:rFonts w:eastAsia="黑体"/>
         <w:b w:val="0"/>
         <w:bCs w:val="0"/>
         <w:color w:themeColor="text1" w:val="000000"/>
@@ -10512,7 +10980,7 @@
       <w:spacing w:after="0" w:line="240" w:lineRule="auto"/>
     </w:pPr>
     <w:rPr>
-      <w:rFonts w:asciiTheme="majorHAnsi" w:cstheme="majorBidi" w:eastAsiaTheme="majorEastAsia" w:hAnsiTheme="majorHAnsi"/>
+      <w:rFonts w:asciiTheme="majorHAnsi" w:cstheme="majorBidi" w:hAnsiTheme="majorHAnsi" w:eastAsia="黑体"/>
       <w:color w:themeColor="text1" w:val="000000"/>
     </w:rPr>
     <w:tblPr>
@@ -10539,6 +11007,7 @@
     </w:tcPr>
     <w:tblStylePr w:type="firstRow">
       <w:rPr>
+        <w:rFonts w:eastAsia="黑体"/>
         <w:b/>
         <w:bCs/>
         <w:color w:themeColor="text1" w:val="000000"/>
@@ -10550,6 +11019,7 @@
     </w:tblStylePr>
     <w:tblStylePr w:type="lastRow">
       <w:rPr>
+        <w:rFonts w:eastAsia="黑体"/>
         <w:b/>
         <w:bCs/>
         <w:color w:themeColor="text1" w:val="000000"/>
@@ -10569,6 +11039,7 @@
     </w:tblStylePr>
     <w:tblStylePr w:type="firstCol">
       <w:rPr>
+        <w:rFonts w:eastAsia="黑体"/>
         <w:b/>
         <w:bCs/>
         <w:color w:themeColor="text1" w:val="000000"/>
@@ -10588,6 +11059,7 @@
     </w:tblStylePr>
     <w:tblStylePr w:type="lastCol">
       <w:rPr>
+        <w:rFonts w:eastAsia="黑体"/>
         <w:b w:val="0"/>
         <w:bCs w:val="0"/>
         <w:color w:themeColor="text1" w:val="000000"/>
@@ -10637,7 +11109,7 @@
       <w:spacing w:after="0" w:line="240" w:lineRule="auto"/>
     </w:pPr>
     <w:rPr>
-      <w:rFonts w:asciiTheme="majorHAnsi" w:cstheme="majorBidi" w:eastAsiaTheme="majorEastAsia" w:hAnsiTheme="majorHAnsi"/>
+      <w:rFonts w:asciiTheme="majorHAnsi" w:cstheme="majorBidi" w:hAnsiTheme="majorHAnsi" w:eastAsia="黑体"/>
       <w:color w:themeColor="text1" w:val="000000"/>
     </w:rPr>
     <w:tblPr>
@@ -10664,6 +11136,7 @@
     </w:tcPr>
     <w:tblStylePr w:type="firstRow">
       <w:rPr>
+        <w:rFonts w:eastAsia="黑体"/>
         <w:b/>
         <w:bCs/>
         <w:color w:themeColor="text1" w:val="000000"/>
@@ -10675,6 +11148,7 @@
     </w:tblStylePr>
     <w:tblStylePr w:type="lastRow">
       <w:rPr>
+        <w:rFonts w:eastAsia="黑体"/>
         <w:b/>
         <w:bCs/>
         <w:color w:themeColor="text1" w:val="000000"/>
@@ -10694,6 +11168,7 @@
     </w:tblStylePr>
     <w:tblStylePr w:type="firstCol">
       <w:rPr>
+        <w:rFonts w:eastAsia="黑体"/>
         <w:b/>
         <w:bCs/>
         <w:color w:themeColor="text1" w:val="000000"/>
@@ -10713,6 +11188,7 @@
     </w:tblStylePr>
     <w:tblStylePr w:type="lastCol">
       <w:rPr>
+        <w:rFonts w:eastAsia="黑体"/>
         <w:b w:val="0"/>
         <w:bCs w:val="0"/>
         <w:color w:themeColor="text1" w:val="000000"/>
@@ -10762,7 +11238,7 @@
       <w:spacing w:after="0" w:line="240" w:lineRule="auto"/>
     </w:pPr>
     <w:rPr>
-      <w:rFonts w:asciiTheme="majorHAnsi" w:cstheme="majorBidi" w:eastAsiaTheme="majorEastAsia" w:hAnsiTheme="majorHAnsi"/>
+      <w:rFonts w:asciiTheme="majorHAnsi" w:cstheme="majorBidi" w:hAnsiTheme="majorHAnsi" w:eastAsia="黑体"/>
       <w:color w:themeColor="text1" w:val="000000"/>
     </w:rPr>
     <w:tblPr>
@@ -10789,6 +11265,7 @@
     </w:tcPr>
     <w:tblStylePr w:type="firstRow">
       <w:rPr>
+        <w:rFonts w:eastAsia="黑体"/>
         <w:b/>
         <w:bCs/>
         <w:color w:themeColor="text1" w:val="000000"/>
@@ -10800,6 +11277,7 @@
     </w:tblStylePr>
     <w:tblStylePr w:type="lastRow">
       <w:rPr>
+        <w:rFonts w:eastAsia="黑体"/>
         <w:b/>
         <w:bCs/>
         <w:color w:themeColor="text1" w:val="000000"/>
@@ -10819,6 +11297,7 @@
     </w:tblStylePr>
     <w:tblStylePr w:type="firstCol">
       <w:rPr>
+        <w:rFonts w:eastAsia="黑体"/>
         <w:b/>
         <w:bCs/>
         <w:color w:themeColor="text1" w:val="000000"/>
@@ -10838,6 +11317,7 @@
     </w:tblStylePr>
     <w:tblStylePr w:type="lastCol">
       <w:rPr>
+        <w:rFonts w:eastAsia="黑体"/>
         <w:b w:val="0"/>
         <w:bCs w:val="0"/>
         <w:color w:themeColor="text1" w:val="000000"/>
@@ -10910,6 +11390,7 @@
     </w:tcPr>
     <w:tblStylePr w:type="firstRow">
       <w:rPr>
+        <w:rFonts w:eastAsia="黑体"/>
         <w:b/>
         <w:bCs/>
         <w:i w:val="0"/>
@@ -10931,6 +11412,7 @@
     </w:tblStylePr>
     <w:tblStylePr w:type="lastRow">
       <w:rPr>
+        <w:rFonts w:eastAsia="黑体"/>
         <w:b/>
         <w:bCs/>
         <w:i w:val="0"/>
@@ -10952,6 +11434,7 @@
     </w:tblStylePr>
     <w:tblStylePr w:type="firstCol">
       <w:rPr>
+        <w:rFonts w:eastAsia="黑体"/>
         <w:b/>
         <w:bCs/>
         <w:i w:val="0"/>
@@ -10971,6 +11454,7 @@
     </w:tblStylePr>
     <w:tblStylePr w:type="lastCol">
       <w:rPr>
+        <w:rFonts w:eastAsia="黑体"/>
         <w:b/>
         <w:bCs/>
         <w:i w:val="0"/>
@@ -11051,6 +11535,7 @@
     </w:tcPr>
     <w:tblStylePr w:type="firstRow">
       <w:rPr>
+        <w:rFonts w:eastAsia="黑体"/>
         <w:b/>
         <w:bCs/>
         <w:i w:val="0"/>
@@ -11072,6 +11557,7 @@
     </w:tblStylePr>
     <w:tblStylePr w:type="lastRow">
       <w:rPr>
+        <w:rFonts w:eastAsia="黑体"/>
         <w:b/>
         <w:bCs/>
         <w:i w:val="0"/>
@@ -11093,6 +11579,7 @@
     </w:tblStylePr>
     <w:tblStylePr w:type="firstCol">
       <w:rPr>
+        <w:rFonts w:eastAsia="黑体"/>
         <w:b/>
         <w:bCs/>
         <w:i w:val="0"/>
@@ -11112,6 +11599,7 @@
     </w:tblStylePr>
     <w:tblStylePr w:type="lastCol">
       <w:rPr>
+        <w:rFonts w:eastAsia="黑体"/>
         <w:b/>
         <w:bCs/>
         <w:i w:val="0"/>
@@ -11192,6 +11680,7 @@
     </w:tcPr>
     <w:tblStylePr w:type="firstRow">
       <w:rPr>
+        <w:rFonts w:eastAsia="黑体"/>
         <w:b/>
         <w:bCs/>
         <w:i w:val="0"/>
@@ -11213,6 +11702,7 @@
     </w:tblStylePr>
     <w:tblStylePr w:type="lastRow">
       <w:rPr>
+        <w:rFonts w:eastAsia="黑体"/>
         <w:b/>
         <w:bCs/>
         <w:i w:val="0"/>
@@ -11234,6 +11724,7 @@
     </w:tblStylePr>
     <w:tblStylePr w:type="firstCol">
       <w:rPr>
+        <w:rFonts w:eastAsia="黑体"/>
         <w:b/>
         <w:bCs/>
         <w:i w:val="0"/>
@@ -11253,6 +11744,7 @@
     </w:tblStylePr>
     <w:tblStylePr w:type="lastCol">
       <w:rPr>
+        <w:rFonts w:eastAsia="黑体"/>
         <w:b/>
         <w:bCs/>
         <w:i w:val="0"/>
@@ -11333,6 +11825,7 @@
     </w:tcPr>
     <w:tblStylePr w:type="firstRow">
       <w:rPr>
+        <w:rFonts w:eastAsia="黑体"/>
         <w:b/>
         <w:bCs/>
         <w:i w:val="0"/>
@@ -11354,6 +11847,7 @@
     </w:tblStylePr>
     <w:tblStylePr w:type="lastRow">
       <w:rPr>
+        <w:rFonts w:eastAsia="黑体"/>
         <w:b/>
         <w:bCs/>
         <w:i w:val="0"/>
@@ -11375,6 +11869,7 @@
     </w:tblStylePr>
     <w:tblStylePr w:type="firstCol">
       <w:rPr>
+        <w:rFonts w:eastAsia="黑体"/>
         <w:b/>
         <w:bCs/>
         <w:i w:val="0"/>
@@ -11394,6 +11889,7 @@
     </w:tblStylePr>
     <w:tblStylePr w:type="lastCol">
       <w:rPr>
+        <w:rFonts w:eastAsia="黑体"/>
         <w:b/>
         <w:bCs/>
         <w:i w:val="0"/>
@@ -11474,6 +11970,7 @@
     </w:tcPr>
     <w:tblStylePr w:type="firstRow">
       <w:rPr>
+        <w:rFonts w:eastAsia="黑体"/>
         <w:b/>
         <w:bCs/>
         <w:i w:val="0"/>
@@ -11495,6 +11992,7 @@
     </w:tblStylePr>
     <w:tblStylePr w:type="lastRow">
       <w:rPr>
+        <w:rFonts w:eastAsia="黑体"/>
         <w:b/>
         <w:bCs/>
         <w:i w:val="0"/>
@@ -11516,6 +12014,7 @@
     </w:tblStylePr>
     <w:tblStylePr w:type="firstCol">
       <w:rPr>
+        <w:rFonts w:eastAsia="黑体"/>
         <w:b/>
         <w:bCs/>
         <w:i w:val="0"/>
@@ -11535,6 +12034,7 @@
     </w:tblStylePr>
     <w:tblStylePr w:type="lastCol">
       <w:rPr>
+        <w:rFonts w:eastAsia="黑体"/>
         <w:b/>
         <w:bCs/>
         <w:i w:val="0"/>
@@ -11615,6 +12115,7 @@
     </w:tcPr>
     <w:tblStylePr w:type="firstRow">
       <w:rPr>
+        <w:rFonts w:eastAsia="黑体"/>
         <w:b/>
         <w:bCs/>
         <w:i w:val="0"/>
@@ -11636,6 +12137,7 @@
     </w:tblStylePr>
     <w:tblStylePr w:type="lastRow">
       <w:rPr>
+        <w:rFonts w:eastAsia="黑体"/>
         <w:b/>
         <w:bCs/>
         <w:i w:val="0"/>
@@ -11657,6 +12159,7 @@
     </w:tblStylePr>
     <w:tblStylePr w:type="firstCol">
       <w:rPr>
+        <w:rFonts w:eastAsia="黑体"/>
         <w:b/>
         <w:bCs/>
         <w:i w:val="0"/>
@@ -11676,6 +12179,7 @@
     </w:tblStylePr>
     <w:tblStylePr w:type="lastCol">
       <w:rPr>
+        <w:rFonts w:eastAsia="黑体"/>
         <w:b/>
         <w:bCs/>
         <w:i w:val="0"/>
@@ -11756,6 +12260,7 @@
     </w:tcPr>
     <w:tblStylePr w:type="firstRow">
       <w:rPr>
+        <w:rFonts w:eastAsia="黑体"/>
         <w:b/>
         <w:bCs/>
         <w:i w:val="0"/>
@@ -11777,6 +12282,7 @@
     </w:tblStylePr>
     <w:tblStylePr w:type="lastRow">
       <w:rPr>
+        <w:rFonts w:eastAsia="黑体"/>
         <w:b/>
         <w:bCs/>
         <w:i w:val="0"/>
@@ -11798,6 +12304,7 @@
     </w:tblStylePr>
     <w:tblStylePr w:type="firstCol">
       <w:rPr>
+        <w:rFonts w:eastAsia="黑体"/>
         <w:b/>
         <w:bCs/>
         <w:i w:val="0"/>
@@ -11817,6 +12324,7 @@
     </w:tblStylePr>
     <w:tblStylePr w:type="lastCol">
       <w:rPr>
+        <w:rFonts w:eastAsia="黑体"/>
         <w:b/>
         <w:bCs/>
         <w:i w:val="0"/>
@@ -11874,6 +12382,7 @@
       <w:spacing w:after="0" w:line="240" w:lineRule="auto"/>
     </w:pPr>
     <w:rPr>
+      <w:rFonts w:eastAsia="黑体"/>
       <w:color w:themeColor="background1" w:val="FFFFFF"/>
     </w:rPr>
     <w:tblPr>
@@ -11892,6 +12401,7 @@
     </w:tcPr>
     <w:tblStylePr w:type="firstRow">
       <w:rPr>
+        <w:rFonts w:eastAsia="黑体"/>
         <w:b/>
         <w:bCs/>
       </w:rPr>
@@ -11988,6 +12498,7 @@
       <w:spacing w:after="0" w:line="240" w:lineRule="auto"/>
     </w:pPr>
     <w:rPr>
+      <w:rFonts w:eastAsia="黑体"/>
       <w:color w:themeColor="background1" w:val="FFFFFF"/>
     </w:rPr>
     <w:tblPr>
@@ -12006,6 +12517,7 @@
     </w:tcPr>
     <w:tblStylePr w:type="firstRow">
       <w:rPr>
+        <w:rFonts w:eastAsia="黑体"/>
         <w:b/>
         <w:bCs/>
       </w:rPr>
@@ -12102,6 +12614,7 @@
       <w:spacing w:after="0" w:line="240" w:lineRule="auto"/>
     </w:pPr>
     <w:rPr>
+      <w:rFonts w:eastAsia="黑体"/>
       <w:color w:themeColor="background1" w:val="FFFFFF"/>
     </w:rPr>
     <w:tblPr>
@@ -12120,6 +12633,7 @@
     </w:tcPr>
     <w:tblStylePr w:type="firstRow">
       <w:rPr>
+        <w:rFonts w:eastAsia="黑体"/>
         <w:b/>
         <w:bCs/>
       </w:rPr>
@@ -12216,6 +12730,7 @@
       <w:spacing w:after="0" w:line="240" w:lineRule="auto"/>
     </w:pPr>
     <w:rPr>
+      <w:rFonts w:eastAsia="黑体"/>
       <w:color w:themeColor="background1" w:val="FFFFFF"/>
     </w:rPr>
     <w:tblPr>
@@ -12234,6 +12749,7 @@
     </w:tcPr>
     <w:tblStylePr w:type="firstRow">
       <w:rPr>
+        <w:rFonts w:eastAsia="黑体"/>
         <w:b/>
         <w:bCs/>
       </w:rPr>
@@ -12330,6 +12846,7 @@
       <w:spacing w:after="0" w:line="240" w:lineRule="auto"/>
     </w:pPr>
     <w:rPr>
+      <w:rFonts w:eastAsia="黑体"/>
       <w:color w:themeColor="background1" w:val="FFFFFF"/>
     </w:rPr>
     <w:tblPr>
@@ -12348,6 +12865,7 @@
     </w:tcPr>
     <w:tblStylePr w:type="firstRow">
       <w:rPr>
+        <w:rFonts w:eastAsia="黑体"/>
         <w:b/>
         <w:bCs/>
       </w:rPr>
@@ -12444,6 +12962,7 @@
       <w:spacing w:after="0" w:line="240" w:lineRule="auto"/>
     </w:pPr>
     <w:rPr>
+      <w:rFonts w:eastAsia="黑体"/>
       <w:color w:themeColor="background1" w:val="FFFFFF"/>
     </w:rPr>
     <w:tblPr>
@@ -12462,6 +12981,7 @@
     </w:tcPr>
     <w:tblStylePr w:type="firstRow">
       <w:rPr>
+        <w:rFonts w:eastAsia="黑体"/>
         <w:b/>
         <w:bCs/>
       </w:rPr>
@@ -12558,6 +13078,7 @@
       <w:spacing w:after="0" w:line="240" w:lineRule="auto"/>
     </w:pPr>
     <w:rPr>
+      <w:rFonts w:eastAsia="黑体"/>
       <w:color w:themeColor="background1" w:val="FFFFFF"/>
     </w:rPr>
     <w:tblPr>
@@ -12576,6 +13097,7 @@
     </w:tcPr>
     <w:tblStylePr w:type="firstRow">
       <w:rPr>
+        <w:rFonts w:eastAsia="黑体"/>
         <w:b/>
         <w:bCs/>
       </w:rPr>
@@ -12672,6 +13194,7 @@
       <w:spacing w:after="0" w:line="240" w:lineRule="auto"/>
     </w:pPr>
     <w:rPr>
+      <w:rFonts w:eastAsia="黑体"/>
       <w:color w:themeColor="text1" w:val="000000"/>
     </w:rPr>
     <w:tblPr>
@@ -12698,6 +13221,7 @@
     </w:tcPr>
     <w:tblStylePr w:type="firstRow">
       <w:rPr>
+        <w:rFonts w:eastAsia="黑体"/>
         <w:b/>
         <w:bCs/>
       </w:rPr>
@@ -12716,6 +13240,7 @@
     </w:tblStylePr>
     <w:tblStylePr w:type="lastRow">
       <w:rPr>
+        <w:rFonts w:eastAsia="黑体"/>
         <w:b/>
         <w:bCs/>
         <w:color w:themeColor="background1" w:val="FFFFFF"/>
@@ -12730,6 +13255,7 @@
     </w:tblStylePr>
     <w:tblStylePr w:type="firstCol">
       <w:rPr>
+        <w:rFonts w:eastAsia="黑体"/>
         <w:color w:themeColor="background1" w:val="FFFFFF"/>
       </w:rPr>
       <w:tblPr/>
@@ -12747,6 +13273,7 @@
     </w:tblStylePr>
     <w:tblStylePr w:type="lastCol">
       <w:rPr>
+        <w:rFonts w:eastAsia="黑体"/>
         <w:color w:themeColor="background1" w:val="FFFFFF"/>
       </w:rPr>
       <w:tblPr/>
@@ -12776,11 +13303,13 @@
     </w:tblStylePr>
     <w:tblStylePr w:type="neCell">
       <w:rPr>
+        <w:rFonts w:eastAsia="黑体"/>
         <w:color w:themeColor="text1" w:val="000000"/>
       </w:rPr>
     </w:tblStylePr>
     <w:tblStylePr w:type="nwCell">
       <w:rPr>
+        <w:rFonts w:eastAsia="黑体"/>
         <w:color w:themeColor="text1" w:val="000000"/>
       </w:rPr>
     </w:tblStylePr>
@@ -12794,6 +13323,7 @@
       <w:spacing w:after="0" w:line="240" w:lineRule="auto"/>
     </w:pPr>
     <w:rPr>
+      <w:rFonts w:eastAsia="黑体"/>
       <w:color w:themeColor="text1" w:val="000000"/>
     </w:rPr>
     <w:tblPr>
@@ -12820,6 +13350,7 @@
     </w:tcPr>
     <w:tblStylePr w:type="firstRow">
       <w:rPr>
+        <w:rFonts w:eastAsia="黑体"/>
         <w:b/>
         <w:bCs/>
       </w:rPr>
@@ -12838,6 +13369,7 @@
     </w:tblStylePr>
     <w:tblStylePr w:type="lastRow">
       <w:rPr>
+        <w:rFonts w:eastAsia="黑体"/>
         <w:b/>
         <w:bCs/>
         <w:color w:themeColor="background1" w:val="FFFFFF"/>
@@ -12852,6 +13384,7 @@
     </w:tblStylePr>
     <w:tblStylePr w:type="firstCol">
       <w:rPr>
+        <w:rFonts w:eastAsia="黑体"/>
         <w:color w:themeColor="background1" w:val="FFFFFF"/>
       </w:rPr>
       <w:tblPr/>
@@ -12869,6 +13402,7 @@
     </w:tblStylePr>
     <w:tblStylePr w:type="lastCol">
       <w:rPr>
+        <w:rFonts w:eastAsia="黑体"/>
         <w:color w:themeColor="background1" w:val="FFFFFF"/>
       </w:rPr>
       <w:tblPr/>
@@ -12898,11 +13432,13 @@
     </w:tblStylePr>
     <w:tblStylePr w:type="neCell">
       <w:rPr>
+        <w:rFonts w:eastAsia="黑体"/>
         <w:color w:themeColor="text1" w:val="000000"/>
       </w:rPr>
     </w:tblStylePr>
     <w:tblStylePr w:type="nwCell">
       <w:rPr>
+        <w:rFonts w:eastAsia="黑体"/>
         <w:color w:themeColor="text1" w:val="000000"/>
       </w:rPr>
     </w:tblStylePr>
@@ -12916,6 +13452,7 @@
       <w:spacing w:after="0" w:line="240" w:lineRule="auto"/>
     </w:pPr>
     <w:rPr>
+      <w:rFonts w:eastAsia="黑体"/>
       <w:color w:themeColor="text1" w:val="000000"/>
     </w:rPr>
     <w:tblPr>
@@ -12942,6 +13479,7 @@
     </w:tcPr>
     <w:tblStylePr w:type="firstRow">
       <w:rPr>
+        <w:rFonts w:eastAsia="黑体"/>
         <w:b/>
         <w:bCs/>
       </w:rPr>
@@ -12960,6 +13498,7 @@
     </w:tblStylePr>
     <w:tblStylePr w:type="lastRow">
       <w:rPr>
+        <w:rFonts w:eastAsia="黑体"/>
         <w:b/>
         <w:bCs/>
         <w:color w:themeColor="background1" w:val="FFFFFF"/>
@@ -12974,6 +13513,7 @@
     </w:tblStylePr>
     <w:tblStylePr w:type="firstCol">
       <w:rPr>
+        <w:rFonts w:eastAsia="黑体"/>
         <w:color w:themeColor="background1" w:val="FFFFFF"/>
       </w:rPr>
       <w:tblPr/>
@@ -12991,6 +13531,7 @@
     </w:tblStylePr>
     <w:tblStylePr w:type="lastCol">
       <w:rPr>
+        <w:rFonts w:eastAsia="黑体"/>
         <w:color w:themeColor="background1" w:val="FFFFFF"/>
       </w:rPr>
       <w:tblPr/>
@@ -13020,11 +13561,13 @@
     </w:tblStylePr>
     <w:tblStylePr w:type="neCell">
       <w:rPr>
+        <w:rFonts w:eastAsia="黑体"/>
         <w:color w:themeColor="text1" w:val="000000"/>
       </w:rPr>
     </w:tblStylePr>
     <w:tblStylePr w:type="nwCell">
       <w:rPr>
+        <w:rFonts w:eastAsia="黑体"/>
         <w:color w:themeColor="text1" w:val="000000"/>
       </w:rPr>
     </w:tblStylePr>
@@ -13038,6 +13581,7 @@
       <w:spacing w:after="0" w:line="240" w:lineRule="auto"/>
     </w:pPr>
     <w:rPr>
+      <w:rFonts w:eastAsia="黑体"/>
       <w:color w:themeColor="text1" w:val="000000"/>
     </w:rPr>
     <w:tblPr>
@@ -13064,6 +13608,7 @@
     </w:tcPr>
     <w:tblStylePr w:type="firstRow">
       <w:rPr>
+        <w:rFonts w:eastAsia="黑体"/>
         <w:b/>
         <w:bCs/>
       </w:rPr>
@@ -13082,6 +13627,7 @@
     </w:tblStylePr>
     <w:tblStylePr w:type="lastRow">
       <w:rPr>
+        <w:rFonts w:eastAsia="黑体"/>
         <w:b/>
         <w:bCs/>
         <w:color w:themeColor="background1" w:val="FFFFFF"/>
@@ -13096,6 +13642,7 @@
     </w:tblStylePr>
     <w:tblStylePr w:type="firstCol">
       <w:rPr>
+        <w:rFonts w:eastAsia="黑体"/>
         <w:color w:themeColor="background1" w:val="FFFFFF"/>
       </w:rPr>
       <w:tblPr/>
@@ -13113,6 +13660,7 @@
     </w:tblStylePr>
     <w:tblStylePr w:type="lastCol">
       <w:rPr>
+        <w:rFonts w:eastAsia="黑体"/>
         <w:color w:themeColor="background1" w:val="FFFFFF"/>
       </w:rPr>
       <w:tblPr/>
@@ -13150,6 +13698,7 @@
       <w:spacing w:after="0" w:line="240" w:lineRule="auto"/>
     </w:pPr>
     <w:rPr>
+      <w:rFonts w:eastAsia="黑体"/>
       <w:color w:themeColor="text1" w:val="000000"/>
     </w:rPr>
     <w:tblPr>
@@ -13176,6 +13725,7 @@
     </w:tcPr>
     <w:tblStylePr w:type="firstRow">
       <w:rPr>
+        <w:rFonts w:eastAsia="黑体"/>
         <w:b/>
         <w:bCs/>
       </w:rPr>
@@ -13194,6 +13744,7 @@
     </w:tblStylePr>
     <w:tblStylePr w:type="lastRow">
       <w:rPr>
+        <w:rFonts w:eastAsia="黑体"/>
         <w:b/>
         <w:bCs/>
         <w:color w:themeColor="background1" w:val="FFFFFF"/>
@@ -13208,6 +13759,7 @@
     </w:tblStylePr>
     <w:tblStylePr w:type="firstCol">
       <w:rPr>
+        <w:rFonts w:eastAsia="黑体"/>
         <w:color w:themeColor="background1" w:val="FFFFFF"/>
       </w:rPr>
       <w:tblPr/>
@@ -13225,6 +13777,7 @@
     </w:tblStylePr>
     <w:tblStylePr w:type="lastCol">
       <w:rPr>
+        <w:rFonts w:eastAsia="黑体"/>
         <w:color w:themeColor="background1" w:val="FFFFFF"/>
       </w:rPr>
       <w:tblPr/>
@@ -13254,11 +13807,13 @@
     </w:tblStylePr>
     <w:tblStylePr w:type="neCell">
       <w:rPr>
+        <w:rFonts w:eastAsia="黑体"/>
         <w:color w:themeColor="text1" w:val="000000"/>
       </w:rPr>
     </w:tblStylePr>
     <w:tblStylePr w:type="nwCell">
       <w:rPr>
+        <w:rFonts w:eastAsia="黑体"/>
         <w:color w:themeColor="text1" w:val="000000"/>
       </w:rPr>
     </w:tblStylePr>
@@ -13272,6 +13827,7 @@
       <w:spacing w:after="0" w:line="240" w:lineRule="auto"/>
     </w:pPr>
     <w:rPr>
+      <w:rFonts w:eastAsia="黑体"/>
       <w:color w:themeColor="text1" w:val="000000"/>
     </w:rPr>
     <w:tblPr>
@@ -13298,6 +13854,7 @@
     </w:tcPr>
     <w:tblStylePr w:type="firstRow">
       <w:rPr>
+        <w:rFonts w:eastAsia="黑体"/>
         <w:b/>
         <w:bCs/>
       </w:rPr>
@@ -13316,6 +13873,7 @@
     </w:tblStylePr>
     <w:tblStylePr w:type="lastRow">
       <w:rPr>
+        <w:rFonts w:eastAsia="黑体"/>
         <w:b/>
         <w:bCs/>
         <w:color w:themeColor="background1" w:val="FFFFFF"/>
@@ -13330,6 +13888,7 @@
     </w:tblStylePr>
     <w:tblStylePr w:type="firstCol">
       <w:rPr>
+        <w:rFonts w:eastAsia="黑体"/>
         <w:color w:themeColor="background1" w:val="FFFFFF"/>
       </w:rPr>
       <w:tblPr/>
@@ -13347,6 +13906,7 @@
     </w:tblStylePr>
     <w:tblStylePr w:type="lastCol">
       <w:rPr>
+        <w:rFonts w:eastAsia="黑体"/>
         <w:color w:themeColor="background1" w:val="FFFFFF"/>
       </w:rPr>
       <w:tblPr/>
@@ -13376,11 +13936,13 @@
     </w:tblStylePr>
     <w:tblStylePr w:type="neCell">
       <w:rPr>
+        <w:rFonts w:eastAsia="黑体"/>
         <w:color w:themeColor="text1" w:val="000000"/>
       </w:rPr>
     </w:tblStylePr>
     <w:tblStylePr w:type="nwCell">
       <w:rPr>
+        <w:rFonts w:eastAsia="黑体"/>
         <w:color w:themeColor="text1" w:val="000000"/>
       </w:rPr>
     </w:tblStylePr>
@@ -13394,6 +13956,7 @@
       <w:spacing w:after="0" w:line="240" w:lineRule="auto"/>
     </w:pPr>
     <w:rPr>
+      <w:rFonts w:eastAsia="黑体"/>
       <w:color w:themeColor="text1" w:val="000000"/>
     </w:rPr>
     <w:tblPr>
@@ -13420,6 +13983,7 @@
     </w:tcPr>
     <w:tblStylePr w:type="firstRow">
       <w:rPr>
+        <w:rFonts w:eastAsia="黑体"/>
         <w:b/>
         <w:bCs/>
       </w:rPr>
@@ -13438,6 +14002,7 @@
     </w:tblStylePr>
     <w:tblStylePr w:type="lastRow">
       <w:rPr>
+        <w:rFonts w:eastAsia="黑体"/>
         <w:b/>
         <w:bCs/>
         <w:color w:themeColor="background1" w:val="FFFFFF"/>
@@ -13452,6 +14017,7 @@
     </w:tblStylePr>
     <w:tblStylePr w:type="firstCol">
       <w:rPr>
+        <w:rFonts w:eastAsia="黑体"/>
         <w:color w:themeColor="background1" w:val="FFFFFF"/>
       </w:rPr>
       <w:tblPr/>
@@ -13469,6 +14035,7 @@
     </w:tblStylePr>
     <w:tblStylePr w:type="lastCol">
       <w:rPr>
+        <w:rFonts w:eastAsia="黑体"/>
         <w:color w:themeColor="background1" w:val="FFFFFF"/>
       </w:rPr>
       <w:tblPr/>
@@ -13498,11 +14065,13 @@
     </w:tblStylePr>
     <w:tblStylePr w:type="neCell">
       <w:rPr>
+        <w:rFonts w:eastAsia="黑体"/>
         <w:color w:themeColor="text1" w:val="000000"/>
       </w:rPr>
     </w:tblStylePr>
     <w:tblStylePr w:type="nwCell">
       <w:rPr>
+        <w:rFonts w:eastAsia="黑体"/>
         <w:color w:themeColor="text1" w:val="000000"/>
       </w:rPr>
     </w:tblStylePr>
@@ -13516,6 +14085,7 @@
       <w:spacing w:after="0" w:line="240" w:lineRule="auto"/>
     </w:pPr>
     <w:rPr>
+      <w:rFonts w:eastAsia="黑体"/>
       <w:color w:themeColor="text1" w:val="000000"/>
     </w:rPr>
     <w:tblPr>
@@ -13534,6 +14104,7 @@
     </w:tcPr>
     <w:tblStylePr w:type="firstRow">
       <w:rPr>
+        <w:rFonts w:eastAsia="黑体"/>
         <w:b/>
         <w:bCs/>
         <w:color w:themeColor="background1" w:val="FFFFFF"/>
@@ -13548,6 +14119,7 @@
     </w:tblStylePr>
     <w:tblStylePr w:type="lastRow">
       <w:rPr>
+        <w:rFonts w:eastAsia="黑体"/>
         <w:b/>
         <w:bCs/>
         <w:color w:themeColor="accent2" w:themeShade="CC" w:val="9E3A38"/>
@@ -13562,12 +14134,14 @@
     </w:tblStylePr>
     <w:tblStylePr w:type="firstCol">
       <w:rPr>
+        <w:rFonts w:eastAsia="黑体"/>
         <w:b/>
         <w:bCs/>
       </w:rPr>
     </w:tblStylePr>
     <w:tblStylePr w:type="lastCol">
       <w:rPr>
+        <w:rFonts w:eastAsia="黑体"/>
         <w:b/>
         <w:bCs/>
       </w:rPr>
@@ -13602,6 +14176,7 @@
       <w:spacing w:after="0" w:line="240" w:lineRule="auto"/>
     </w:pPr>
     <w:rPr>
+      <w:rFonts w:eastAsia="黑体"/>
       <w:color w:themeColor="text1" w:val="000000"/>
     </w:rPr>
     <w:tblPr>
@@ -13620,6 +14195,7 @@
     </w:tcPr>
     <w:tblStylePr w:type="firstRow">
       <w:rPr>
+        <w:rFonts w:eastAsia="黑体"/>
         <w:b/>
         <w:bCs/>
         <w:color w:themeColor="background1" w:val="FFFFFF"/>
@@ -13634,6 +14210,7 @@
     </w:tblStylePr>
     <w:tblStylePr w:type="lastRow">
       <w:rPr>
+        <w:rFonts w:eastAsia="黑体"/>
         <w:b/>
         <w:bCs/>
         <w:color w:themeColor="accent2" w:themeShade="CC" w:val="9E3A38"/>
@@ -13648,12 +14225,14 @@
     </w:tblStylePr>
     <w:tblStylePr w:type="firstCol">
       <w:rPr>
+        <w:rFonts w:eastAsia="黑体"/>
         <w:b/>
         <w:bCs/>
       </w:rPr>
     </w:tblStylePr>
     <w:tblStylePr w:type="lastCol">
       <w:rPr>
+        <w:rFonts w:eastAsia="黑体"/>
         <w:b/>
         <w:bCs/>
       </w:rPr>
@@ -13688,6 +14267,7 @@
       <w:spacing w:after="0" w:line="240" w:lineRule="auto"/>
     </w:pPr>
     <w:rPr>
+      <w:rFonts w:eastAsia="黑体"/>
       <w:color w:themeColor="text1" w:val="000000"/>
     </w:rPr>
     <w:tblPr>
@@ -13706,6 +14286,7 @@
     </w:tcPr>
     <w:tblStylePr w:type="firstRow">
       <w:rPr>
+        <w:rFonts w:eastAsia="黑体"/>
         <w:b/>
         <w:bCs/>
         <w:color w:themeColor="background1" w:val="FFFFFF"/>
@@ -13720,6 +14301,7 @@
     </w:tblStylePr>
     <w:tblStylePr w:type="lastRow">
       <w:rPr>
+        <w:rFonts w:eastAsia="黑体"/>
         <w:b/>
         <w:bCs/>
         <w:color w:themeColor="accent2" w:themeShade="CC" w:val="9E3A38"/>
@@ -13734,12 +14316,14 @@
     </w:tblStylePr>
     <w:tblStylePr w:type="firstCol">
       <w:rPr>
+        <w:rFonts w:eastAsia="黑体"/>
         <w:b/>
         <w:bCs/>
       </w:rPr>
     </w:tblStylePr>
     <w:tblStylePr w:type="lastCol">
       <w:rPr>
+        <w:rFonts w:eastAsia="黑体"/>
         <w:b/>
         <w:bCs/>
       </w:rPr>
@@ -13774,6 +14358,7 @@
       <w:spacing w:after="0" w:line="240" w:lineRule="auto"/>
     </w:pPr>
     <w:rPr>
+      <w:rFonts w:eastAsia="黑体"/>
       <w:color w:themeColor="text1" w:val="000000"/>
     </w:rPr>
     <w:tblPr>
@@ -13792,6 +14377,7 @@
     </w:tcPr>
     <w:tblStylePr w:type="firstRow">
       <w:rPr>
+        <w:rFonts w:eastAsia="黑体"/>
         <w:b/>
         <w:bCs/>
         <w:color w:themeColor="background1" w:val="FFFFFF"/>
@@ -13806,6 +14392,7 @@
     </w:tblStylePr>
     <w:tblStylePr w:type="lastRow">
       <w:rPr>
+        <w:rFonts w:eastAsia="黑体"/>
         <w:b/>
         <w:bCs/>
         <w:color w:themeColor="accent4" w:themeShade="CC" w:val="664E82"/>
@@ -13820,12 +14407,14 @@
     </w:tblStylePr>
     <w:tblStylePr w:type="firstCol">
       <w:rPr>
+        <w:rFonts w:eastAsia="黑体"/>
         <w:b/>
         <w:bCs/>
       </w:rPr>
     </w:tblStylePr>
     <w:tblStylePr w:type="lastCol">
       <w:rPr>
+        <w:rFonts w:eastAsia="黑体"/>
         <w:b/>
         <w:bCs/>
       </w:rPr>
@@ -13860,6 +14449,7 @@
       <w:spacing w:after="0" w:line="240" w:lineRule="auto"/>
     </w:pPr>
     <w:rPr>
+      <w:rFonts w:eastAsia="黑体"/>
       <w:color w:themeColor="text1" w:val="000000"/>
     </w:rPr>
     <w:tblPr>
@@ -13878,6 +14468,7 @@
     </w:tcPr>
     <w:tblStylePr w:type="firstRow">
       <w:rPr>
+        <w:rFonts w:eastAsia="黑体"/>
         <w:b/>
         <w:bCs/>
         <w:color w:themeColor="background1" w:val="FFFFFF"/>
@@ -13892,6 +14483,7 @@
     </w:tblStylePr>
     <w:tblStylePr w:type="lastRow">
       <w:rPr>
+        <w:rFonts w:eastAsia="黑体"/>
         <w:b/>
         <w:bCs/>
         <w:color w:themeColor="accent3" w:themeShade="CC" w:val="7E9C40"/>
@@ -13906,12 +14498,14 @@
     </w:tblStylePr>
     <w:tblStylePr w:type="firstCol">
       <w:rPr>
+        <w:rFonts w:eastAsia="黑体"/>
         <w:b/>
         <w:bCs/>
       </w:rPr>
     </w:tblStylePr>
     <w:tblStylePr w:type="lastCol">
       <w:rPr>
+        <w:rFonts w:eastAsia="黑体"/>
         <w:b/>
         <w:bCs/>
       </w:rPr>
@@ -13946,6 +14540,7 @@
       <w:spacing w:after="0" w:line="240" w:lineRule="auto"/>
     </w:pPr>
     <w:rPr>
+      <w:rFonts w:eastAsia="黑体"/>
       <w:color w:themeColor="text1" w:val="000000"/>
     </w:rPr>
     <w:tblPr>
@@ -13964,6 +14559,7 @@
     </w:tcPr>
     <w:tblStylePr w:type="firstRow">
       <w:rPr>
+        <w:rFonts w:eastAsia="黑体"/>
         <w:b/>
         <w:bCs/>
         <w:color w:themeColor="background1" w:val="FFFFFF"/>
@@ -13978,6 +14574,7 @@
     </w:tblStylePr>
     <w:tblStylePr w:type="lastRow">
       <w:rPr>
+        <w:rFonts w:eastAsia="黑体"/>
         <w:b/>
         <w:bCs/>
         <w:color w:themeColor="accent6" w:themeShade="CC" w:val="F2730A"/>
@@ -13992,12 +14589,14 @@
     </w:tblStylePr>
     <w:tblStylePr w:type="firstCol">
       <w:rPr>
+        <w:rFonts w:eastAsia="黑体"/>
         <w:b/>
         <w:bCs/>
       </w:rPr>
     </w:tblStylePr>
     <w:tblStylePr w:type="lastCol">
       <w:rPr>
+        <w:rFonts w:eastAsia="黑体"/>
         <w:b/>
         <w:bCs/>
       </w:rPr>
@@ -14032,6 +14631,7 @@
       <w:spacing w:after="0" w:line="240" w:lineRule="auto"/>
     </w:pPr>
     <w:rPr>
+      <w:rFonts w:eastAsia="黑体"/>
       <w:color w:themeColor="text1" w:val="000000"/>
     </w:rPr>
     <w:tblPr>
@@ -14050,6 +14650,7 @@
     </w:tcPr>
     <w:tblStylePr w:type="firstRow">
       <w:rPr>
+        <w:rFonts w:eastAsia="黑体"/>
         <w:b/>
         <w:bCs/>
         <w:color w:themeColor="background1" w:val="FFFFFF"/>
@@ -14064,6 +14665,7 @@
     </w:tblStylePr>
     <w:tblStylePr w:type="lastRow">
       <w:rPr>
+        <w:rFonts w:eastAsia="黑体"/>
         <w:b/>
         <w:bCs/>
         <w:color w:themeColor="accent5" w:themeShade="CC" w:val="348DA5"/>
@@ -14078,12 +14680,14 @@
     </w:tblStylePr>
     <w:tblStylePr w:type="firstCol">
       <w:rPr>
+        <w:rFonts w:eastAsia="黑体"/>
         <w:b/>
         <w:bCs/>
       </w:rPr>
     </w:tblStylePr>
     <w:tblStylePr w:type="lastCol">
       <w:rPr>
+        <w:rFonts w:eastAsia="黑体"/>
         <w:b/>
         <w:bCs/>
       </w:rPr>
@@ -14118,6 +14722,7 @@
       <w:spacing w:after="0" w:line="240" w:lineRule="auto"/>
     </w:pPr>
     <w:rPr>
+      <w:rFonts w:eastAsia="黑体"/>
       <w:color w:themeColor="text1" w:val="000000"/>
     </w:rPr>
     <w:tblPr>
@@ -14139,6 +14744,7 @@
     </w:tcPr>
     <w:tblStylePr w:type="firstRow">
       <w:rPr>
+        <w:rFonts w:eastAsia="黑体"/>
         <w:b/>
         <w:bCs/>
       </w:rPr>
@@ -14149,6 +14755,7 @@
     </w:tblStylePr>
     <w:tblStylePr w:type="lastRow">
       <w:rPr>
+        <w:rFonts w:eastAsia="黑体"/>
         <w:b/>
         <w:bCs/>
         <w:color w:themeColor="text1" w:val="000000"/>
@@ -14160,6 +14767,7 @@
     </w:tblStylePr>
     <w:tblStylePr w:type="firstCol">
       <w:rPr>
+        <w:rFonts w:eastAsia="黑体"/>
         <w:color w:themeColor="background1" w:val="FFFFFF"/>
       </w:rPr>
       <w:tblPr/>
@@ -14169,6 +14777,7 @@
     </w:tblStylePr>
     <w:tblStylePr w:type="lastCol">
       <w:rPr>
+        <w:rFonts w:eastAsia="黑体"/>
         <w:color w:themeColor="background1" w:val="FFFFFF"/>
       </w:rPr>
       <w:tblPr/>
@@ -14198,6 +14807,7 @@
       <w:spacing w:after="0" w:line="240" w:lineRule="auto"/>
     </w:pPr>
     <w:rPr>
+      <w:rFonts w:eastAsia="黑体"/>
       <w:color w:themeColor="text1" w:val="000000"/>
     </w:rPr>
     <w:tblPr>
@@ -14219,6 +14829,7 @@
     </w:tcPr>
     <w:tblStylePr w:type="firstRow">
       <w:rPr>
+        <w:rFonts w:eastAsia="黑体"/>
         <w:b/>
         <w:bCs/>
       </w:rPr>
@@ -14229,6 +14840,7 @@
     </w:tblStylePr>
     <w:tblStylePr w:type="lastRow">
       <w:rPr>
+        <w:rFonts w:eastAsia="黑体"/>
         <w:b/>
         <w:bCs/>
         <w:color w:themeColor="text1" w:val="000000"/>
@@ -14240,6 +14852,7 @@
     </w:tblStylePr>
     <w:tblStylePr w:type="firstCol">
       <w:rPr>
+        <w:rFonts w:eastAsia="黑体"/>
         <w:color w:themeColor="background1" w:val="FFFFFF"/>
       </w:rPr>
       <w:tblPr/>
@@ -14249,6 +14862,7 @@
     </w:tblStylePr>
     <w:tblStylePr w:type="lastCol">
       <w:rPr>
+        <w:rFonts w:eastAsia="黑体"/>
         <w:color w:themeColor="background1" w:val="FFFFFF"/>
       </w:rPr>
       <w:tblPr/>
@@ -14278,6 +14892,7 @@
       <w:spacing w:after="0" w:line="240" w:lineRule="auto"/>
     </w:pPr>
     <w:rPr>
+      <w:rFonts w:eastAsia="黑体"/>
       <w:color w:themeColor="text1" w:val="000000"/>
     </w:rPr>
     <w:tblPr>
@@ -14299,6 +14914,7 @@
     </w:tcPr>
     <w:tblStylePr w:type="firstRow">
       <w:rPr>
+        <w:rFonts w:eastAsia="黑体"/>
         <w:b/>
         <w:bCs/>
       </w:rPr>
@@ -14309,6 +14925,7 @@
     </w:tblStylePr>
     <w:tblStylePr w:type="lastRow">
       <w:rPr>
+        <w:rFonts w:eastAsia="黑体"/>
         <w:b/>
         <w:bCs/>
         <w:color w:themeColor="text1" w:val="000000"/>
@@ -14320,6 +14937,7 @@
     </w:tblStylePr>
     <w:tblStylePr w:type="firstCol">
       <w:rPr>
+        <w:rFonts w:eastAsia="黑体"/>
         <w:color w:themeColor="background1" w:val="FFFFFF"/>
       </w:rPr>
       <w:tblPr/>
@@ -14329,6 +14947,7 @@
     </w:tblStylePr>
     <w:tblStylePr w:type="lastCol">
       <w:rPr>
+        <w:rFonts w:eastAsia="黑体"/>
         <w:color w:themeColor="background1" w:val="FFFFFF"/>
       </w:rPr>
       <w:tblPr/>
@@ -14358,6 +14977,7 @@
       <w:spacing w:after="0" w:line="240" w:lineRule="auto"/>
     </w:pPr>
     <w:rPr>
+      <w:rFonts w:eastAsia="黑体"/>
       <w:color w:themeColor="text1" w:val="000000"/>
     </w:rPr>
     <w:tblPr>
@@ -14379,6 +14999,7 @@
     </w:tcPr>
     <w:tblStylePr w:type="firstRow">
       <w:rPr>
+        <w:rFonts w:eastAsia="黑体"/>
         <w:b/>
         <w:bCs/>
       </w:rPr>
@@ -14389,6 +15010,7 @@
     </w:tblStylePr>
     <w:tblStylePr w:type="lastRow">
       <w:rPr>
+        <w:rFonts w:eastAsia="黑体"/>
         <w:b/>
         <w:bCs/>
         <w:color w:themeColor="text1" w:val="000000"/>
@@ -14400,6 +15022,7 @@
     </w:tblStylePr>
     <w:tblStylePr w:type="firstCol">
       <w:rPr>
+        <w:rFonts w:eastAsia="黑体"/>
         <w:color w:themeColor="background1" w:val="FFFFFF"/>
       </w:rPr>
       <w:tblPr/>
@@ -14409,6 +15032,7 @@
     </w:tblStylePr>
     <w:tblStylePr w:type="lastCol">
       <w:rPr>
+        <w:rFonts w:eastAsia="黑体"/>
         <w:color w:themeColor="background1" w:val="FFFFFF"/>
       </w:rPr>
       <w:tblPr/>
@@ -14438,6 +15062,7 @@
       <w:spacing w:after="0" w:line="240" w:lineRule="auto"/>
     </w:pPr>
     <w:rPr>
+      <w:rFonts w:eastAsia="黑体"/>
       <w:color w:themeColor="text1" w:val="000000"/>
     </w:rPr>
     <w:tblPr>
@@ -14459,6 +15084,7 @@
     </w:tcPr>
     <w:tblStylePr w:type="firstRow">
       <w:rPr>
+        <w:rFonts w:eastAsia="黑体"/>
         <w:b/>
         <w:bCs/>
       </w:rPr>
@@ -14469,6 +15095,7 @@
     </w:tblStylePr>
     <w:tblStylePr w:type="lastRow">
       <w:rPr>
+        <w:rFonts w:eastAsia="黑体"/>
         <w:b/>
         <w:bCs/>
         <w:color w:themeColor="text1" w:val="000000"/>
@@ -14480,6 +15107,7 @@
     </w:tblStylePr>
     <w:tblStylePr w:type="firstCol">
       <w:rPr>
+        <w:rFonts w:eastAsia="黑体"/>
         <w:color w:themeColor="background1" w:val="FFFFFF"/>
       </w:rPr>
       <w:tblPr/>
@@ -14489,6 +15117,7 @@
     </w:tblStylePr>
     <w:tblStylePr w:type="lastCol">
       <w:rPr>
+        <w:rFonts w:eastAsia="黑体"/>
         <w:color w:themeColor="background1" w:val="FFFFFF"/>
       </w:rPr>
       <w:tblPr/>
@@ -14518,6 +15147,7 @@
       <w:spacing w:after="0" w:line="240" w:lineRule="auto"/>
     </w:pPr>
     <w:rPr>
+      <w:rFonts w:eastAsia="黑体"/>
       <w:color w:themeColor="text1" w:val="000000"/>
     </w:rPr>
     <w:tblPr>
@@ -14539,6 +15169,7 @@
     </w:tcPr>
     <w:tblStylePr w:type="firstRow">
       <w:rPr>
+        <w:rFonts w:eastAsia="黑体"/>
         <w:b/>
         <w:bCs/>
       </w:rPr>
@@ -14549,6 +15180,7 @@
     </w:tblStylePr>
     <w:tblStylePr w:type="lastRow">
       <w:rPr>
+        <w:rFonts w:eastAsia="黑体"/>
         <w:b/>
         <w:bCs/>
         <w:color w:themeColor="text1" w:val="000000"/>
@@ -14560,6 +15192,7 @@
     </w:tblStylePr>
     <w:tblStylePr w:type="firstCol">
       <w:rPr>
+        <w:rFonts w:eastAsia="黑体"/>
         <w:color w:themeColor="background1" w:val="FFFFFF"/>
       </w:rPr>
       <w:tblPr/>
@@ -14569,6 +15202,7 @@
     </w:tblStylePr>
     <w:tblStylePr w:type="lastCol">
       <w:rPr>
+        <w:rFonts w:eastAsia="黑体"/>
         <w:color w:themeColor="background1" w:val="FFFFFF"/>
       </w:rPr>
       <w:tblPr/>
@@ -14598,6 +15232,7 @@
       <w:spacing w:after="0" w:line="240" w:lineRule="auto"/>
     </w:pPr>
     <w:rPr>
+      <w:rFonts w:eastAsia="黑体"/>
       <w:color w:themeColor="text1" w:val="000000"/>
     </w:rPr>
     <w:tblPr>
@@ -14619,6 +15254,7 @@
     </w:tcPr>
     <w:tblStylePr w:type="firstRow">
       <w:rPr>
+        <w:rFonts w:eastAsia="黑体"/>
         <w:b/>
         <w:bCs/>
       </w:rPr>
@@ -14629,6 +15265,7 @@
     </w:tblStylePr>
     <w:tblStylePr w:type="lastRow">
       <w:rPr>
+        <w:rFonts w:eastAsia="黑体"/>
         <w:b/>
         <w:bCs/>
         <w:color w:themeColor="text1" w:val="000000"/>
@@ -14640,6 +15277,7 @@
     </w:tblStylePr>
     <w:tblStylePr w:type="firstCol">
       <w:rPr>
+        <w:rFonts w:eastAsia="黑体"/>
         <w:color w:themeColor="background1" w:val="FFFFFF"/>
       </w:rPr>
       <w:tblPr/>
@@ -14649,6 +15287,7 @@
     </w:tblStylePr>
     <w:tblStylePr w:type="lastCol">
       <w:rPr>
+        <w:rFonts w:eastAsia="黑体"/>
         <w:color w:themeColor="background1" w:val="FFFFFF"/>
       </w:rPr>
       <w:tblPr/>
@@ -14681,6 +15320,7 @@
     <w:name w:val="KeywordTok"/>
     <w:basedOn w:val="VerbatimChar"/>
     <w:rPr>
+      <w:rFonts w:eastAsia="黑体"/>
       <w:b/>
       <w:color w:val="007020"/>
     </w:rPr>
@@ -14689,6 +15329,7 @@
     <w:name w:val="DataTypeTok"/>
     <w:basedOn w:val="VerbatimChar"/>
     <w:rPr>
+      <w:rFonts w:eastAsia="黑体"/>
       <w:color w:val="902000"/>
     </w:rPr>
   </w:style>
@@ -14696,6 +15337,7 @@
     <w:name w:val="DecValTok"/>
     <w:basedOn w:val="VerbatimChar"/>
     <w:rPr>
+      <w:rFonts w:eastAsia="黑体"/>
       <w:color w:val="40a070"/>
     </w:rPr>
   </w:style>
@@ -14703,6 +15345,7 @@
     <w:name w:val="BaseNTok"/>
     <w:basedOn w:val="VerbatimChar"/>
     <w:rPr>
+      <w:rFonts w:eastAsia="黑体"/>
       <w:color w:val="40a070"/>
     </w:rPr>
   </w:style>
@@ -14710,6 +15353,7 @@
     <w:name w:val="FloatTok"/>
     <w:basedOn w:val="VerbatimChar"/>
     <w:rPr>
+      <w:rFonts w:eastAsia="黑体"/>
       <w:color w:val="40a070"/>
     </w:rPr>
   </w:style>
@@ -14717,6 +15361,7 @@
     <w:name w:val="ConstantTok"/>
     <w:basedOn w:val="VerbatimChar"/>
     <w:rPr>
+      <w:rFonts w:eastAsia="黑体"/>
       <w:color w:val="880000"/>
     </w:rPr>
   </w:style>
@@ -14724,6 +15369,7 @@
     <w:name w:val="CharTok"/>
     <w:basedOn w:val="VerbatimChar"/>
     <w:rPr>
+      <w:rFonts w:eastAsia="黑体"/>
       <w:color w:val="4070a0"/>
     </w:rPr>
   </w:style>
@@ -14731,6 +15377,7 @@
     <w:name w:val="SpecialCharTok"/>
     <w:basedOn w:val="VerbatimChar"/>
     <w:rPr>
+      <w:rFonts w:eastAsia="黑体"/>
       <w:color w:val="4070a0"/>
     </w:rPr>
   </w:style>
@@ -14738,6 +15385,7 @@
     <w:name w:val="StringTok"/>
     <w:basedOn w:val="VerbatimChar"/>
     <w:rPr>
+      <w:rFonts w:eastAsia="黑体"/>
       <w:color w:val="4070a0"/>
     </w:rPr>
   </w:style>
@@ -14745,6 +15393,7 @@
     <w:name w:val="VerbatimStringTok"/>
     <w:basedOn w:val="VerbatimChar"/>
     <w:rPr>
+      <w:rFonts w:eastAsia="黑体"/>
       <w:color w:val="4070a0"/>
     </w:rPr>
   </w:style>
@@ -14752,6 +15401,7 @@
     <w:name w:val="SpecialStringTok"/>
     <w:basedOn w:val="VerbatimChar"/>
     <w:rPr>
+      <w:rFonts w:eastAsia="黑体"/>
       <w:color w:val="bb6688"/>
     </w:rPr>
   </w:style>
@@ -14759,6 +15409,7 @@
     <w:name w:val="ImportTok"/>
     <w:basedOn w:val="VerbatimChar"/>
     <w:rPr>
+      <w:rFonts w:eastAsia="黑体"/>
       <w:b/>
       <w:color w:val="008000"/>
     </w:rPr>
@@ -14767,6 +15418,7 @@
     <w:name w:val="CommentTok"/>
     <w:basedOn w:val="VerbatimChar"/>
     <w:rPr>
+      <w:rFonts w:eastAsia="黑体"/>
       <w:i/>
       <w:color w:val="60a0b0"/>
     </w:rPr>
@@ -14775,6 +15427,7 @@
     <w:name w:val="DocumentationTok"/>
     <w:basedOn w:val="VerbatimChar"/>
     <w:rPr>
+      <w:rFonts w:eastAsia="黑体"/>
       <w:i/>
       <w:color w:val="ba2121"/>
     </w:rPr>
@@ -14783,6 +15436,7 @@
     <w:name w:val="AnnotationTok"/>
     <w:basedOn w:val="VerbatimChar"/>
     <w:rPr>
+      <w:rFonts w:eastAsia="黑体"/>
       <w:b/>
       <w:i/>
       <w:color w:val="60a0b0"/>
@@ -14792,6 +15446,7 @@
     <w:name w:val="CommentVarTok"/>
     <w:basedOn w:val="VerbatimChar"/>
     <w:rPr>
+      <w:rFonts w:eastAsia="黑体"/>
       <w:b/>
       <w:i/>
       <w:color w:val="60a0b0"/>
@@ -14801,6 +15456,7 @@
     <w:name w:val="OtherTok"/>
     <w:basedOn w:val="VerbatimChar"/>
     <w:rPr>
+      <w:rFonts w:eastAsia="黑体"/>
       <w:color w:val="007020"/>
     </w:rPr>
   </w:style>
@@ -14808,6 +15464,7 @@
     <w:name w:val="FunctionTok"/>
     <w:basedOn w:val="VerbatimChar"/>
     <w:rPr>
+      <w:rFonts w:eastAsia="黑体"/>
       <w:color w:val="06287e"/>
     </w:rPr>
   </w:style>
@@ -14815,6 +15472,7 @@
     <w:name w:val="VariableTok"/>
     <w:basedOn w:val="VerbatimChar"/>
     <w:rPr>
+      <w:rFonts w:eastAsia="黑体"/>
       <w:color w:val="19177c"/>
     </w:rPr>
   </w:style>
@@ -14822,6 +15480,7 @@
     <w:name w:val="ControlFlowTok"/>
     <w:basedOn w:val="VerbatimChar"/>
     <w:rPr>
+      <w:rFonts w:eastAsia="黑体"/>
       <w:b/>
       <w:color w:val="007020"/>
     </w:rPr>
@@ -14830,6 +15489,7 @@
     <w:name w:val="OperatorTok"/>
     <w:basedOn w:val="VerbatimChar"/>
     <w:rPr>
+      <w:rFonts w:eastAsia="黑体"/>
       <w:color w:val="666666"/>
     </w:rPr>
   </w:style>
@@ -14837,18 +15497,22 @@
     <w:name w:val="BuiltInTok"/>
     <w:basedOn w:val="VerbatimChar"/>
     <w:rPr>
+      <w:rFonts w:eastAsia="黑体"/>
       <w:color w:val="008000"/>
     </w:rPr>
   </w:style>
   <w:style w:type="character" w:customStyle="1" w:styleId="ExtensionTok">
     <w:name w:val="ExtensionTok"/>
     <w:basedOn w:val="VerbatimChar"/>
-    <w:rPr/>
+    <w:rPr>
+      <w:rFonts w:eastAsia="黑体"/>
+    </w:rPr>
   </w:style>
   <w:style w:type="character" w:customStyle="1" w:styleId="PreprocessorTok">
     <w:name w:val="PreprocessorTok"/>
     <w:basedOn w:val="VerbatimChar"/>
     <w:rPr>
+      <w:rFonts w:eastAsia="黑体"/>
       <w:color w:val="bc7a00"/>
     </w:rPr>
   </w:style>
@@ -14856,18 +15520,22 @@
     <w:name w:val="AttributeTok"/>
     <w:basedOn w:val="VerbatimChar"/>
     <w:rPr>
+      <w:rFonts w:eastAsia="黑体"/>
       <w:color w:val="7d9029"/>
     </w:rPr>
   </w:style>
   <w:style w:type="character" w:customStyle="1" w:styleId="RegionMarkerTok">
     <w:name w:val="RegionMarkerTok"/>
     <w:basedOn w:val="VerbatimChar"/>
-    <w:rPr/>
+    <w:rPr>
+      <w:rFonts w:eastAsia="黑体"/>
+    </w:rPr>
   </w:style>
   <w:style w:type="character" w:customStyle="1" w:styleId="InformationTok">
     <w:name w:val="InformationTok"/>
     <w:basedOn w:val="VerbatimChar"/>
     <w:rPr>
+      <w:rFonts w:eastAsia="黑体"/>
       <w:b/>
       <w:i/>
       <w:color w:val="60a0b0"/>
@@ -14877,6 +15545,7 @@
     <w:name w:val="WarningTok"/>
     <w:basedOn w:val="VerbatimChar"/>
     <w:rPr>
+      <w:rFonts w:eastAsia="黑体"/>
       <w:b/>
       <w:i/>
       <w:color w:val="60a0b0"/>
@@ -14886,6 +15555,7 @@
     <w:name w:val="AlertTok"/>
     <w:basedOn w:val="VerbatimChar"/>
     <w:rPr>
+      <w:rFonts w:eastAsia="黑体"/>
       <w:b/>
       <w:color w:val="ff0000"/>
     </w:rPr>
@@ -14894,6 +15564,7 @@
     <w:name w:val="ErrorTok"/>
     <w:basedOn w:val="VerbatimChar"/>
     <w:rPr>
+      <w:rFonts w:eastAsia="黑体"/>
       <w:b/>
       <w:color w:val="ff0000"/>
     </w:rPr>
@@ -14901,7 +15572,9 @@
   <w:style w:type="character" w:customStyle="1" w:styleId="NormalTok">
     <w:name w:val="NormalTok"/>
     <w:basedOn w:val="VerbatimChar"/>
-    <w:rPr/>
+    <w:rPr>
+      <w:rFonts w:eastAsia="黑体"/>
+    </w:rPr>
   </w:style>
 </w:styles>
 </file>
@@ -14950,12 +15623,12 @@
     <a:fontScheme name="Office">
       <a:majorFont>
         <a:latin typeface="Calibri"/>
-        <a:ea typeface=""/>
+        <a:ea typeface="黑体"/>
         <a:cs typeface=""/>
         <a:font script="Jpan" typeface="ＭＳ ゴシック"/>
         <a:font script="Hang" typeface="맑은 고딕"/>
-        <a:font script="Hans" typeface="宋体"/>
-        <a:font script="Hant" typeface="新細明體"/>
+        <a:font script="Hans" typeface="黑体"/>
+        <a:font script="Hant" typeface="黑体"/>
         <a:font script="Arab" typeface="Times New Roman"/>
         <a:font script="Hebr" typeface="Times New Roman"/>
         <a:font script="Thai" typeface="Angsana New"/>
@@ -14985,12 +15658,12 @@
       </a:majorFont>
       <a:minorFont>
         <a:latin typeface="Cambria"/>
-        <a:ea typeface=""/>
+        <a:ea typeface="黑体"/>
         <a:cs typeface=""/>
         <a:font script="Jpan" typeface="ＭＳ 明朝"/>
         <a:font script="Hang" typeface="맑은 고딕"/>
-        <a:font script="Hans" typeface="宋体"/>
-        <a:font script="Hant" typeface="新細明體"/>
+        <a:font script="Hans" typeface="黑体"/>
+        <a:font script="Hant" typeface="黑体"/>
         <a:font script="Arab" typeface="Arial"/>
         <a:font script="Hebr" typeface="Arial"/>
         <a:font script="Thai" typeface="Cordia New"/>

--- a/05-数字电路/02-时序逻辑电路/异步计数器电路/异步计数器电路.docx
+++ b/05-数字电路/02-时序逻辑电路/异步计数器电路/异步计数器电路.docx
@@ -2552,7 +2552,7 @@
           <w:color w:val="555555"/>
           <w:sz w:val="21"/>
         </w:rPr>
-        <w:t>材料收集者：杜文杰，WX手机：19519196569，QQ:3478827729</w:t>
+        <w:t>材料收集者：杜文杰，微信/手机：19519196569，QQ:3478827729</w:t>
       </w:r>
     </w:p>
     <w:sectPr>
